--- a/hin/docx/52.content.docx
+++ b/hin/docx/52.content.docx
@@ -1552,18 +1552,12 @@
         </w:rPr>
         <w:t>। वैकल्पिक अनुवाद: "हमारी प्रार्थनाओं में सदा तुम्हें स्मरण करते" (2) अगले पद में "स्मरण करना" (</w:t>
       </w:r>
-      <w:hyperlink r:id="rId13">
-        <w:r>
-          <w:rPr>
-            <w:lang w:val="hi_IN" w:bidi="hi_IN"/>
-          </w:rPr>
-          <w:rPr>
-            <w:color w:val="0000EE"/>
-            <w:u w:val="single"/>
-          </w:rPr>
-          <w:t>1:3</w:t>
-        </w:r>
-      </w:hyperlink>
+      <w:r>
+        <w:rPr>
+          <w:lang w:val="hi_IN" w:bidi="hi_IN"/>
+        </w:rPr>
+        <w:t>1:3</w:t>
+      </w:r>
       <w:r>
         <w:rPr>
           <w:lang w:val="hi_IN" w:bidi="hi_IN"/>
@@ -1668,18 +1662,12 @@
         </w:rPr>
         <w:t xml:space="preserve">"इस वाक्य की मुख्य क्रिया है, “धन्यवाद करते हैं” (देखें </w:t>
       </w:r>
-      <w:hyperlink r:id="rId14">
-        <w:r>
-          <w:rPr>
-            <w:lang w:val="hi_IN" w:bidi="hi_IN"/>
-          </w:rPr>
-          <w:rPr>
-            <w:color w:val="0000EE"/>
-            <w:u w:val="single"/>
-          </w:rPr>
-          <w:t>1:2</w:t>
-        </w:r>
-      </w:hyperlink>
+      <w:r>
+        <w:rPr>
+          <w:lang w:val="hi_IN" w:bidi="hi_IN"/>
+        </w:rPr>
+        <w:t>1:2</w:t>
+      </w:r>
       <w:r>
         <w:rPr>
           <w:lang w:val="hi_IN" w:bidi="hi_IN"/>
@@ -3337,18 +3325,12 @@
         </w:rPr>
         <w:t xml:space="preserve"> परिणाम सूचक उपवाक्य का संकेतक है| इस पत्र के लेखक थिस्सलुनीके की कलीसिया के “चुनाव” और पहचान के बारे में निश्चित हैं कि वे परमेश्वर के जन हैं </w:t>
       </w:r>
-      <w:hyperlink r:id="rId15">
-        <w:r>
-          <w:rPr>
-            <w:lang w:val="hi_IN" w:bidi="hi_IN"/>
-          </w:rPr>
-          <w:rPr>
-            <w:color w:val="0000EE"/>
-            <w:u w:val="single"/>
-          </w:rPr>
-          <w:t>1:4</w:t>
-        </w:r>
-      </w:hyperlink>
+      <w:r>
+        <w:rPr>
+          <w:lang w:val="hi_IN" w:bidi="hi_IN"/>
+        </w:rPr>
+        <w:t>1:4</w:t>
+      </w:r>
       <w:r>
         <w:rPr>
           <w:lang w:val="hi_IN" w:bidi="hi_IN"/>
@@ -4255,18 +4237,12 @@
         </w:rPr>
         <w:t xml:space="preserve"> लाक्षणिक भाषा में शब्दोच्चारित सन्देश का द्योतक है| इसका सन्दर्भ उसी सन्देश से है जिसको </w:t>
       </w:r>
-      <w:hyperlink r:id="rId16">
-        <w:r>
-          <w:rPr>
-            <w:lang w:val="hi_IN" w:bidi="hi_IN"/>
-          </w:rPr>
-          <w:rPr>
-            <w:color w:val="0000EE"/>
-            <w:u w:val="single"/>
-          </w:rPr>
-          <w:t>1:5</w:t>
-        </w:r>
-      </w:hyperlink>
+      <w:r>
+        <w:rPr>
+          <w:lang w:val="hi_IN" w:bidi="hi_IN"/>
+        </w:rPr>
+        <w:t>1:5</w:t>
+      </w:r>
       <w:r>
         <w:rPr>
           <w:lang w:val="hi_IN" w:bidi="hi_IN"/>
@@ -5487,18 +5463,12 @@
         </w:rPr>
         <w:t xml:space="preserve">देखें कि आपने </w:t>
       </w:r>
-      <w:hyperlink r:id="rId17">
-        <w:r>
-          <w:rPr>
-            <w:lang w:val="hi_IN" w:bidi="hi_IN"/>
-          </w:rPr>
-          <w:rPr>
-            <w:color w:val="0000EE"/>
-            <w:u w:val="single"/>
-          </w:rPr>
-          <w:t>1:7</w:t>
-        </w:r>
-      </w:hyperlink>
+      <w:r>
+        <w:rPr>
+          <w:lang w:val="hi_IN" w:bidi="hi_IN"/>
+        </w:rPr>
+        <w:t>1:7</w:t>
+      </w:r>
       <w:r>
         <w:rPr>
           <w:lang w:val="hi_IN" w:bidi="hi_IN"/>
@@ -6197,18 +6167,12 @@
         </w:rPr>
         <w:t xml:space="preserve"> है </w:t>
       </w:r>
-      <w:hyperlink r:id="rId18">
-        <w:r>
-          <w:rPr>
-            <w:lang w:val="hi_IN" w:bidi="hi_IN"/>
-          </w:rPr>
-          <w:rPr>
-            <w:color w:val="0000EE"/>
-            <w:u w:val="single"/>
-          </w:rPr>
-          <w:t>1:8</w:t>
-        </w:r>
-      </w:hyperlink>
+      <w:r>
+        <w:rPr>
+          <w:lang w:val="hi_IN" w:bidi="hi_IN"/>
+        </w:rPr>
+        <w:t>1:8</w:t>
+      </w:r>
       <w:r>
         <w:rPr>
           <w:lang w:val="hi_IN" w:bidi="hi_IN"/>
@@ -8395,18 +8359,12 @@
         </w:rPr>
         <w:t xml:space="preserve">यहाँ, जैसा कि </w:t>
       </w:r>
-      <w:hyperlink r:id="rId19">
-        <w:r>
-          <w:rPr>
-            <w:lang w:val="hi_IN" w:bidi="hi_IN"/>
-          </w:rPr>
-          <w:rPr>
-            <w:color w:val="0000EE"/>
-            <w:u w:val="single"/>
-          </w:rPr>
-          <w:t>1:9</w:t>
-        </w:r>
-      </w:hyperlink>
+      <w:r>
+        <w:rPr>
+          <w:lang w:val="hi_IN" w:bidi="hi_IN"/>
+        </w:rPr>
+        <w:t>1:9</w:t>
+      </w:r>
       <w:r>
         <w:rPr>
           <w:lang w:val="hi_IN" w:bidi="hi_IN"/>
@@ -8648,18 +8606,12 @@
         </w:rPr>
         <w:t xml:space="preserve"> शब्द एक विरोधभास प्रस्तुत करता है कि पौलुस और उनके साथी सेवक थिस्सलुनीकियों के पास “व्यर्थ” नहीं आए थे (देखें </w:t>
       </w:r>
-      <w:hyperlink r:id="rId20">
-        <w:r>
-          <w:rPr>
-            <w:lang w:val="hi_IN" w:bidi="hi_IN"/>
-          </w:rPr>
-          <w:rPr>
-            <w:color w:val="0000EE"/>
-            <w:u w:val="single"/>
-          </w:rPr>
-          <w:t>2:1</w:t>
-        </w:r>
-      </w:hyperlink>
+      <w:r>
+        <w:rPr>
+          <w:lang w:val="hi_IN" w:bidi="hi_IN"/>
+        </w:rPr>
+        <w:t>2:1</w:t>
+      </w:r>
       <w:r>
         <w:rPr>
           <w:lang w:val="hi_IN" w:bidi="hi_IN"/>
@@ -8764,18 +8716,12 @@
         </w:rPr>
         <w:t xml:space="preserve">"इस पद में पाशर्व जानकारी है कि जब पौलुस, सिलवानुस और तीमुथियुस फिलिप्पी नगर में थे तब क्या हुआ था (देखें प्रे.का. 16–17:1–10; </w:t>
       </w:r>
-      <w:hyperlink r:id="rId21">
-        <w:r>
-          <w:rPr>
-            <w:lang w:val="hi_IN" w:bidi="hi_IN"/>
-          </w:rPr>
-          <w:rPr>
-            <w:color w:val="0000EE"/>
-            <w:u w:val="single"/>
-          </w:rPr>
-          <w:t>1:6</w:t>
-        </w:r>
-      </w:hyperlink>
+      <w:r>
+        <w:rPr>
+          <w:lang w:val="hi_IN" w:bidi="hi_IN"/>
+        </w:rPr>
+        <w:t>1:6</w:t>
+      </w:r>
       <w:r>
         <w:rPr>
           <w:lang w:val="hi_IN" w:bidi="hi_IN"/>
@@ -8900,18 +8846,12 @@
         </w:rPr>
         <w:t>व्यर्थ न हुआ</w:t>
       </w:r>
-      <w:hyperlink r:id="rId20">
-        <w:r>
-          <w:rPr>
-            <w:lang w:val="hi_IN" w:bidi="hi_IN"/>
-          </w:rPr>
-          <w:rPr>
-            <w:color w:val="0000EE"/>
-            <w:u w:val="single"/>
-          </w:rPr>
-          <w:t>2:1</w:t>
-        </w:r>
-      </w:hyperlink>
+      <w:r>
+        <w:rPr>
+          <w:lang w:val="hi_IN" w:bidi="hi_IN"/>
+        </w:rPr>
+        <w:t>2:1</w:t>
+      </w:r>
       <w:r>
         <w:rPr>
           <w:lang w:val="hi_IN" w:bidi="hi_IN"/>
@@ -9773,18 +9713,12 @@
         </w:rPr>
         <w:t xml:space="preserve">"पॉल पुनरावृत्त वाक्यांशों की श्रृंखला के द्वारा प्रकट करना चाहता है कि पौलुस, सिलवानुस और तीमुथियुस में प्रचार करने का ऐसा साहस क्यों था| बोलने और लिखने में इस प्रकार की पुनरावर्तन शैली को “शब्दमाला” कहते हैं| वाक्यांशों की यह सूची प्रतिवाद है कि उनका सन्देश कैसे “परमेश्वर का सुसमाचार” है (देखें </w:t>
       </w:r>
-      <w:hyperlink r:id="rId22">
-        <w:r>
-          <w:rPr>
-            <w:lang w:val="hi_IN" w:bidi="hi_IN"/>
-          </w:rPr>
-          <w:rPr>
-            <w:color w:val="0000EE"/>
-            <w:u w:val="single"/>
-          </w:rPr>
-          <w:t>2:2</w:t>
-        </w:r>
-      </w:hyperlink>
+      <w:r>
+        <w:rPr>
+          <w:lang w:val="hi_IN" w:bidi="hi_IN"/>
+        </w:rPr>
+        <w:t>2:2</w:t>
+      </w:r>
       <w:r>
         <w:rPr>
           <w:lang w:val="hi_IN" w:bidi="hi_IN"/>
@@ -11057,18 +10991,12 @@
         </w:rPr>
         <w:t xml:space="preserve"> को इस प्रकार व्यवस्थित करता है कि उस पर बलाघात हो (यह भी देखें </w:t>
       </w:r>
-      <w:hyperlink r:id="rId22">
-        <w:r>
-          <w:rPr>
-            <w:lang w:val="hi_IN" w:bidi="hi_IN"/>
-          </w:rPr>
-          <w:rPr>
-            <w:color w:val="0000EE"/>
-            <w:u w:val="single"/>
-          </w:rPr>
-          <w:t>2:2</w:t>
-        </w:r>
-      </w:hyperlink>
+      <w:r>
+        <w:rPr>
+          <w:lang w:val="hi_IN" w:bidi="hi_IN"/>
+        </w:rPr>
+        <w:t>2:2</w:t>
+      </w:r>
       <w:r>
         <w:rPr>
           <w:lang w:val="hi_IN" w:bidi="hi_IN"/>
@@ -12583,18 +12511,12 @@
         </w:rPr>
         <w:t xml:space="preserve"> देती है ठीक वैसे ही प्रेरितों ने थिस्सलुनीके की कलीसिया को कोमलता और स्नेह के साथ पोषित किया था (See </w:t>
       </w:r>
-      <w:hyperlink r:id="rId23">
-        <w:r>
-          <w:rPr>
-            <w:lang w:val="hi_IN" w:bidi="hi_IN"/>
-          </w:rPr>
-          <w:rPr>
-            <w:color w:val="0000EE"/>
-            <w:u w:val="single"/>
-          </w:rPr>
-          <w:t>2:8</w:t>
-        </w:r>
-      </w:hyperlink>
+      <w:r>
+        <w:rPr>
+          <w:lang w:val="hi_IN" w:bidi="hi_IN"/>
+        </w:rPr>
+        <w:t>2:8</w:t>
+      </w:r>
       <w:r>
         <w:rPr>
           <w:lang w:val="hi_IN" w:bidi="hi_IN"/>
@@ -12737,18 +12659,12 @@
         </w:rPr>
         <w:t xml:space="preserve"> हैं (देखें </w:t>
       </w:r>
-      <w:hyperlink r:id="rId23">
-        <w:r>
-          <w:rPr>
-            <w:lang w:val="hi_IN" w:bidi="hi_IN"/>
-          </w:rPr>
-          <w:rPr>
-            <w:color w:val="0000EE"/>
-            <w:u w:val="single"/>
-          </w:rPr>
-          <w:t>2:8</w:t>
-        </w:r>
-      </w:hyperlink>
+      <w:r>
+        <w:rPr>
+          <w:lang w:val="hi_IN" w:bidi="hi_IN"/>
+        </w:rPr>
+        <w:t>2:8</w:t>
+      </w:r>
       <w:r>
         <w:rPr>
           <w:lang w:val="hi_IN" w:bidi="hi_IN"/>
@@ -13101,18 +13017,12 @@
         </w:rPr>
         <w:t xml:space="preserve"> से सम्बन्धित है (देखें </w:t>
       </w:r>
-      <w:hyperlink r:id="rId22">
-        <w:r>
-          <w:rPr>
-            <w:lang w:val="hi_IN" w:bidi="hi_IN"/>
-          </w:rPr>
-          <w:rPr>
-            <w:color w:val="0000EE"/>
-            <w:u w:val="single"/>
-          </w:rPr>
-          <w:t>2:2</w:t>
-        </w:r>
-      </w:hyperlink>
+      <w:r>
+        <w:rPr>
+          <w:lang w:val="hi_IN" w:bidi="hi_IN"/>
+        </w:rPr>
+        <w:t>2:2</w:t>
+      </w:r>
       <w:r>
         <w:rPr>
           <w:lang w:val="hi_IN" w:bidi="hi_IN"/>
@@ -13726,18 +13636,12 @@
         </w:rPr>
         <w:t>पौलुस प्रेरितों के लिए लाक्षणिक भाषा में इस प्रकार कहत है कि जैसे वे भारी बोझ हों या गठरी हों (</w:t>
       </w:r>
-      <w:hyperlink r:id="rId24">
-        <w:r>
-          <w:rPr>
-            <w:lang w:val="hi_IN" w:bidi="hi_IN"/>
-          </w:rPr>
-          <w:rPr>
-            <w:color w:val="0000EE"/>
-            <w:u w:val="single"/>
-          </w:rPr>
-          <w:t>2:7</w:t>
-        </w:r>
-      </w:hyperlink>
+      <w:r>
+        <w:rPr>
+          <w:lang w:val="hi_IN" w:bidi="hi_IN"/>
+        </w:rPr>
+        <w:t>2:7</w:t>
+      </w:r>
       <w:r>
         <w:rPr>
           <w:lang w:val="hi_IN" w:bidi="hi_IN"/>
@@ -13855,18 +13759,12 @@
         </w:rPr>
         <w:t xml:space="preserve"> जिससे संकेत मिलता है कि प्रेरितों का सन्देश ईश्वरीय मूल का है (अपना अनुवाद </w:t>
       </w:r>
-      <w:hyperlink r:id="rId22">
-        <w:r>
-          <w:rPr>
-            <w:lang w:val="hi_IN" w:bidi="hi_IN"/>
-          </w:rPr>
-          <w:rPr>
-            <w:color w:val="0000EE"/>
-            <w:u w:val="single"/>
-          </w:rPr>
-          <w:t>2:2</w:t>
-        </w:r>
-      </w:hyperlink>
+      <w:r>
+        <w:rPr>
+          <w:lang w:val="hi_IN" w:bidi="hi_IN"/>
+        </w:rPr>
+        <w:t>2:2</w:t>
+      </w:r>
       <w:r>
         <w:rPr>
           <w:lang w:val="hi_IN" w:bidi="hi_IN"/>
@@ -13971,18 +13869,12 @@
         </w:rPr>
         <w:t xml:space="preserve">"प्रेरित थिस्सलुनीके की कलीसिया से और परमेश्वर से विनती कर रहे हैं कि उनके सुसमाचार को और व्यक्तिगत उद्देशों को न्यायोचित ठहराएं (यह भी देखें </w:t>
       </w:r>
-      <w:hyperlink r:id="rId25">
-        <w:r>
-          <w:rPr>
-            <w:lang w:val="hi_IN" w:bidi="hi_IN"/>
-          </w:rPr>
-          <w:rPr>
-            <w:color w:val="0000EE"/>
-            <w:u w:val="single"/>
-          </w:rPr>
-          <w:t>2:5</w:t>
-        </w:r>
-      </w:hyperlink>
+      <w:r>
+        <w:rPr>
+          <w:lang w:val="hi_IN" w:bidi="hi_IN"/>
+        </w:rPr>
+        <w:t>2:5</w:t>
+      </w:r>
       <w:r>
         <w:rPr>
           <w:lang w:val="hi_IN" w:bidi="hi_IN"/>
@@ -14087,18 +13979,12 @@
         </w:rPr>
         <w:t xml:space="preserve">"पौलुस प्रेरितों के ईश्वरभक्त आचरण के लिए प्रमाणों की पुनरावृत्त सूची प्रस्तुत करता है (देखें </w:t>
       </w:r>
-      <w:hyperlink r:id="rId26">
-        <w:r>
-          <w:rPr>
-            <w:lang w:val="hi_IN" w:bidi="hi_IN"/>
-          </w:rPr>
-          <w:rPr>
-            <w:color w:val="0000EE"/>
-            <w:u w:val="single"/>
-          </w:rPr>
-          <w:t>2:10–12</w:t>
-        </w:r>
-      </w:hyperlink>
+      <w:r>
+        <w:rPr>
+          <w:lang w:val="hi_IN" w:bidi="hi_IN"/>
+        </w:rPr>
+        <w:t>2:10–12</w:t>
+      </w:r>
       <w:r>
         <w:rPr>
           <w:lang w:val="hi_IN" w:bidi="hi_IN"/>
@@ -14229,54 +14115,36 @@
         </w:rPr>
         <w:t xml:space="preserve"> को ऎसी स्थिति में रखता है की वह विशेष बलाघात प्रकट करे (यह भी देखें </w:t>
       </w:r>
-      <w:hyperlink r:id="rId22">
-        <w:r>
-          <w:rPr>
-            <w:lang w:val="hi_IN" w:bidi="hi_IN"/>
-          </w:rPr>
-          <w:rPr>
-            <w:color w:val="0000EE"/>
-            <w:u w:val="single"/>
-          </w:rPr>
-          <w:t>2:2</w:t>
-        </w:r>
-      </w:hyperlink>
+      <w:r>
+        <w:rPr>
+          <w:lang w:val="hi_IN" w:bidi="hi_IN"/>
+        </w:rPr>
+        <w:t>2:2</w:t>
+      </w:r>
       <w:r>
         <w:rPr>
           <w:lang w:val="hi_IN" w:bidi="hi_IN"/>
         </w:rPr>
         <w:t xml:space="preserve">). यह एक और विधि है की कहें, “तुम गवाह {हो}” (देखें </w:t>
       </w:r>
-      <w:hyperlink r:id="rId27">
-        <w:r>
-          <w:rPr>
-            <w:lang w:val="hi_IN" w:bidi="hi_IN"/>
-          </w:rPr>
-          <w:rPr>
-            <w:color w:val="0000EE"/>
-            <w:u w:val="single"/>
-          </w:rPr>
-          <w:t>2:10</w:t>
-        </w:r>
-      </w:hyperlink>
+      <w:r>
+        <w:rPr>
+          <w:lang w:val="hi_IN" w:bidi="hi_IN"/>
+        </w:rPr>
+        <w:t>2:10</w:t>
+      </w:r>
       <w:r>
         <w:rPr>
           <w:lang w:val="hi_IN" w:bidi="hi_IN"/>
         </w:rPr>
         <w:t xml:space="preserve">). पौलुस प्रेरितों के ईश्वर भक्त आचरण के लिए थिस्सलुनीके की कलीसिया के अपने अनुभव की गुहार लगाता है की उनके सुसमाचार सन्देश परमेश्वर से है (See </w:t>
       </w:r>
-      <w:hyperlink r:id="rId28">
-        <w:r>
-          <w:rPr>
-            <w:lang w:val="hi_IN" w:bidi="hi_IN"/>
-          </w:rPr>
-          <w:rPr>
-            <w:color w:val="0000EE"/>
-            <w:u w:val="single"/>
-          </w:rPr>
-          <w:t>2:9</w:t>
-        </w:r>
-      </w:hyperlink>
+      <w:r>
+        <w:rPr>
+          <w:lang w:val="hi_IN" w:bidi="hi_IN"/>
+        </w:rPr>
+        <w:t>2:9</w:t>
+      </w:r>
       <w:r>
         <w:rPr>
           <w:lang w:val="hi_IN" w:bidi="hi_IN"/>
@@ -15385,18 +15253,12 @@
         </w:rPr>
         <w:t xml:space="preserve"> शब्द यह संकेत दे सकता है कि: (1) पौलुस और उनके साथी सेवक थिस्सलुनीकियों के लिए परमेश्वर का धन्यवाद करते हैं जैसे अन्य लोग करते हैं (देखें </w:t>
       </w:r>
-      <w:hyperlink r:id="rId29">
-        <w:r>
-          <w:rPr>
-            <w:lang w:val="hi_IN" w:bidi="hi_IN"/>
-          </w:rPr>
-          <w:rPr>
-            <w:color w:val="0000EE"/>
-            <w:u w:val="single"/>
-          </w:rPr>
-          <w:t>1:8–10</w:t>
-        </w:r>
-      </w:hyperlink>
+      <w:r>
+        <w:rPr>
+          <w:lang w:val="hi_IN" w:bidi="hi_IN"/>
+        </w:rPr>
+        <w:t>1:8–10</w:t>
+      </w:r>
       <w:r>
         <w:rPr>
           <w:lang w:val="hi_IN" w:bidi="hi_IN"/>
@@ -15501,18 +15363,12 @@
         </w:rPr>
         <w:t xml:space="preserve">"इस वाक्यांश में अतिशयोक्ति है जिसके द्वारा प्रेरितों की कृतज्ञता पर बल दिया गया है|(देखें also </w:t>
       </w:r>
-      <w:hyperlink r:id="rId14">
-        <w:r>
-          <w:rPr>
-            <w:lang w:val="hi_IN" w:bidi="hi_IN"/>
-          </w:rPr>
-          <w:rPr>
-            <w:color w:val="0000EE"/>
-            <w:u w:val="single"/>
-          </w:rPr>
-          <w:t>1:2</w:t>
-        </w:r>
-      </w:hyperlink>
+      <w:r>
+        <w:rPr>
+          <w:lang w:val="hi_IN" w:bidi="hi_IN"/>
+        </w:rPr>
+        <w:t>1:2</w:t>
+      </w:r>
       <w:r>
         <w:rPr>
           <w:lang w:val="hi_IN" w:bidi="hi_IN"/>
@@ -15682,18 +15538,12 @@
         </w:rPr>
         <w:t xml:space="preserve"> वही है जो </w:t>
       </w:r>
-      <w:hyperlink r:id="rId30">
-        <w:r>
-          <w:rPr>
-            <w:lang w:val="hi_IN" w:bidi="hi_IN"/>
-          </w:rPr>
-          <w:rPr>
-            <w:color w:val="0000EE"/>
-            <w:u w:val="single"/>
-          </w:rPr>
-          <w:t>2:8–9</w:t>
-        </w:r>
-      </w:hyperlink>
+      <w:r>
+        <w:rPr>
+          <w:lang w:val="hi_IN" w:bidi="hi_IN"/>
+        </w:rPr>
+        <w:t>2:8–9</w:t>
+      </w:r>
       <w:r>
         <w:rPr>
           <w:lang w:val="hi_IN" w:bidi="hi_IN"/>
@@ -16431,18 +16281,12 @@
         </w:rPr>
         <w:t xml:space="preserve"> संज्ञा पद-बंध है जिसका अनुवाद क्रिया रूप में किया जा सकता है (See </w:t>
       </w:r>
-      <w:hyperlink r:id="rId21">
-        <w:r>
-          <w:rPr>
-            <w:lang w:val="hi_IN" w:bidi="hi_IN"/>
-          </w:rPr>
-          <w:rPr>
-            <w:color w:val="0000EE"/>
-            <w:u w:val="single"/>
-          </w:rPr>
-          <w:t>1:6</w:t>
-        </w:r>
-      </w:hyperlink>
+      <w:r>
+        <w:rPr>
+          <w:lang w:val="hi_IN" w:bidi="hi_IN"/>
+        </w:rPr>
+        <w:t>1:6</w:t>
+      </w:r>
       <w:r>
         <w:rPr>
           <w:lang w:val="hi_IN" w:bidi="hi_IN"/>
@@ -16540,18 +16384,12 @@
         </w:rPr>
         <w:t xml:space="preserve"> जैसे कि वे यीशु के भीतर स्थान ग्रहण किए हुए हैं| इस रूपक के द्वारा यह विचार व्यक्त किया गया है कि विश्वासी परमेश्वर और यिओशु के साथ आत्मिक एकता में हैं (यह भी देखें </w:t>
       </w:r>
-      <w:hyperlink r:id="rId31">
-        <w:r>
-          <w:rPr>
-            <w:lang w:val="hi_IN" w:bidi="hi_IN"/>
-          </w:rPr>
-          <w:rPr>
-            <w:color w:val="0000EE"/>
-            <w:u w:val="single"/>
-          </w:rPr>
-          <w:t>1:1</w:t>
-        </w:r>
-      </w:hyperlink>
+      <w:r>
+        <w:rPr>
+          <w:lang w:val="hi_IN" w:bidi="hi_IN"/>
+        </w:rPr>
+        <w:t>1:1</w:t>
+      </w:r>
       <w:r>
         <w:rPr>
           <w:lang w:val="hi_IN" w:bidi="hi_IN"/>
@@ -17776,18 +17614,12 @@
         </w:rPr>
         <w:t xml:space="preserve">"यह उपवाक्य अतिरिक्त जानकारी देता है कि अन्य जातियों से परमेश्वर प्रसन्न क्यों नहीं है और वे सब मनुष्यों के विरोधी (हैं)” (देखें </w:t>
       </w:r>
-      <w:hyperlink r:id="rId32">
-        <w:r>
-          <w:rPr>
-            <w:lang w:val="hi_IN" w:bidi="hi_IN"/>
-          </w:rPr>
-          <w:rPr>
-            <w:color w:val="0000EE"/>
-            <w:u w:val="single"/>
-          </w:rPr>
-          <w:t>2:15</w:t>
-        </w:r>
-      </w:hyperlink>
+      <w:r>
+        <w:rPr>
+          <w:lang w:val="hi_IN" w:bidi="hi_IN"/>
+        </w:rPr>
+        <w:t>2:15</w:t>
+      </w:r>
       <w:r>
         <w:rPr>
           <w:lang w:val="hi_IN" w:bidi="hi_IN"/>
@@ -18460,18 +18292,12 @@
         </w:rPr>
         <w:t xml:space="preserve">"पौलुस लाक्षणिक भाषा में भूतकाल का प्रयोग करता है कि किसी ऎसी बात का सन्दर्भ दे जो भविष्य में होने वाली है| पौलुस ऐसा इसलिए करता है कि इस घटना की अवश्यम्भाविता को दर्शाए| यदि यहाँ किया गया भूतकाल का प्रयोग आपके पाठकों के लिए उलझन उत्पन्न करे तो आप भविष्य काल का प्रयोग कर सकते हैं| इस वाक्यांश का सन्दर्भ हो सकता है: (1)अंतिम न्याय से| वैकल्पिक अनुवाद: “सच तो यह है कि अंतिम प्रकोप उन पर आ पड़ेगा” (यह भी देखें </w:t>
       </w:r>
-      <w:hyperlink r:id="rId33">
-        <w:r>
-          <w:rPr>
-            <w:lang w:val="hi_IN" w:bidi="hi_IN"/>
-          </w:rPr>
-          <w:rPr>
-            <w:color w:val="0000EE"/>
-            <w:u w:val="single"/>
-          </w:rPr>
-          <w:t>5:9</w:t>
-        </w:r>
-      </w:hyperlink>
+      <w:r>
+        <w:rPr>
+          <w:lang w:val="hi_IN" w:bidi="hi_IN"/>
+        </w:rPr>
+        <w:t>5:9</w:t>
+      </w:r>
       <w:r>
         <w:rPr>
           <w:lang w:val="hi_IN" w:bidi="hi_IN"/>
@@ -19118,18 +18944,12 @@
         </w:rPr>
         <w:t xml:space="preserve"> किया गया है, इसका अर्थ यह भी हो सकता है, “तुम से अलग अनाथ हो गए थे” संभवतः पौलुस उसी विचार को पुनरावृत्त कर रहा है जिसमें प्रेरित बड़े प्रेम से स्वयं की तुलना “बालकों” से </w:t>
       </w:r>
-      <w:hyperlink r:id="rId24">
-        <w:r>
-          <w:rPr>
-            <w:lang w:val="hi_IN" w:bidi="hi_IN"/>
-          </w:rPr>
-          <w:rPr>
-            <w:color w:val="0000EE"/>
-            <w:u w:val="single"/>
-          </w:rPr>
-          <w:t>2:7</w:t>
-        </w:r>
-      </w:hyperlink>
+      <w:r>
+        <w:rPr>
+          <w:lang w:val="hi_IN" w:bidi="hi_IN"/>
+        </w:rPr>
+        <w:t>2:7</w:t>
+      </w:r>
       <w:r>
         <w:rPr>
           <w:lang w:val="hi_IN" w:bidi="hi_IN"/>
@@ -19234,18 +19054,12 @@
         </w:rPr>
         <w:t xml:space="preserve">यदि आपकी भाषा इस निष्क्रिय रूप का उपयोग नहीं करती है, तो आप इस विचार को सक्रिय रूप में या अपनी भाषा में किसी अन्य तरीके से व्यक्त कर सकते हैं जो स्वाभाविक हो। यदि आपको यह बताना आवश्यक है कि कार्य किसने किया, </w:t>
       </w:r>
-      <w:hyperlink r:id="rId34">
-        <w:r>
-          <w:rPr>
-            <w:lang w:val="hi_IN" w:bidi="hi_IN"/>
-          </w:rPr>
-          <w:rPr>
-            <w:color w:val="0000EE"/>
-            <w:u w:val="single"/>
-          </w:rPr>
-          <w:t>प्रेरितों के काम 17:1–10</w:t>
-        </w:r>
-      </w:hyperlink>
+      <w:r>
+        <w:rPr>
+          <w:lang w:val="hi_IN" w:bidi="hi_IN"/>
+        </w:rPr>
+        <w:t>प्रेरितों के काम 17:1–10</w:t>
+      </w:r>
       <w:r>
         <w:rPr>
           <w:lang w:val="hi_IN" w:bidi="hi_IN"/>
@@ -21008,18 +20822,12 @@
         </w:rPr>
         <w:t xml:space="preserve"> का अर्थ है विजय या उचित समापन का प्रतिफल| प्रेरितों की सफलता का प्रमाण अंततः उस दिन प्रदर्शित होगा जिस दिन मसीह पुनः आएगा परन्तु तब जब थिस्सलुनीके की कलीसिया परमेश्वर की निष्ठावान बनी रहेगी (See </w:t>
       </w:r>
-      <w:hyperlink r:id="rId35">
-        <w:r>
-          <w:rPr>
-            <w:lang w:val="hi_IN" w:bidi="hi_IN"/>
-          </w:rPr>
-          <w:rPr>
-            <w:color w:val="0000EE"/>
-            <w:u w:val="single"/>
-          </w:rPr>
-          <w:t>4:13–5:11</w:t>
-        </w:r>
-      </w:hyperlink>
+      <w:r>
+        <w:rPr>
+          <w:lang w:val="hi_IN" w:bidi="hi_IN"/>
+        </w:rPr>
+        <w:t>4:13–5:11</w:t>
+      </w:r>
       <w:r>
         <w:rPr>
           <w:lang w:val="hi_IN" w:bidi="hi_IN"/>
@@ -21731,36 +21539,24 @@
         </w:rPr>
         <w:t xml:space="preserve"> 1–2 थिस्सलुनीकियों में मसीह के पुनः आगमन के लिए एक चिर परिचित उक्ति है (देखें </w:t>
       </w:r>
-      <w:hyperlink r:id="rId36">
-        <w:r>
-          <w:rPr>
-            <w:lang w:val="hi_IN" w:bidi="hi_IN"/>
-          </w:rPr>
-          <w:rPr>
-            <w:color w:val="0000EE"/>
-            <w:u w:val="single"/>
-          </w:rPr>
-          <w:t>3:13</w:t>
-        </w:r>
-      </w:hyperlink>
+      <w:r>
+        <w:rPr>
+          <w:lang w:val="hi_IN" w:bidi="hi_IN"/>
+        </w:rPr>
+        <w:t>3:13</w:t>
+      </w:r>
       <w:r>
         <w:rPr>
           <w:lang w:val="hi_IN" w:bidi="hi_IN"/>
         </w:rPr>
         <w:t xml:space="preserve">) या “प्रभु का दिन” (देखें </w:t>
       </w:r>
-      <w:hyperlink r:id="rId37">
-        <w:r>
-          <w:rPr>
-            <w:lang w:val="hi_IN" w:bidi="hi_IN"/>
-          </w:rPr>
-          <w:rPr>
-            <w:color w:val="0000EE"/>
-            <w:u w:val="single"/>
-          </w:rPr>
-          <w:t>5:2</w:t>
-        </w:r>
-      </w:hyperlink>
+      <w:r>
+        <w:rPr>
+          <w:lang w:val="hi_IN" w:bidi="hi_IN"/>
+        </w:rPr>
+        <w:t>5:2</w:t>
+      </w:r>
       <w:r>
         <w:rPr>
           <w:lang w:val="hi_IN" w:bidi="hi_IN"/>
@@ -21865,18 +21661,12 @@
         </w:rPr>
         <w:t xml:space="preserve">"इस पद का भावार्थ वही है जो </w:t>
       </w:r>
-      <w:hyperlink r:id="rId38">
-        <w:r>
-          <w:rPr>
-            <w:lang w:val="hi_IN" w:bidi="hi_IN"/>
-          </w:rPr>
-          <w:rPr>
-            <w:color w:val="0000EE"/>
-            <w:u w:val="single"/>
-          </w:rPr>
-          <w:t>2:19</w:t>
-        </w:r>
-      </w:hyperlink>
+      <w:r>
+        <w:rPr>
+          <w:lang w:val="hi_IN" w:bidi="hi_IN"/>
+        </w:rPr>
+        <w:t>2:19</w:t>
+      </w:r>
       <w:r>
         <w:rPr>
           <w:lang w:val="hi_IN" w:bidi="hi_IN"/>
@@ -22105,18 +21895,12 @@
         </w:rPr>
         <w:t xml:space="preserve"> शब्द, प्रेरितों के आगमन के विषय पर पुनः आ जाने का संकेत देता है| (देखें </w:t>
       </w:r>
-      <w:hyperlink r:id="rId39">
-        <w:r>
-          <w:rPr>
-            <w:lang w:val="hi_IN" w:bidi="hi_IN"/>
-          </w:rPr>
-          <w:rPr>
-            <w:color w:val="0000EE"/>
-            <w:u w:val="single"/>
-          </w:rPr>
-          <w:t>2:17–18</w:t>
-        </w:r>
-      </w:hyperlink>
+      <w:r>
+        <w:rPr>
+          <w:lang w:val="hi_IN" w:bidi="hi_IN"/>
+        </w:rPr>
+        <w:t>2:17–18</w:t>
+      </w:r>
       <w:r>
         <w:rPr>
           <w:lang w:val="hi_IN" w:bidi="hi_IN"/>
@@ -22221,18 +22005,12 @@
         </w:rPr>
         <w:t xml:space="preserve">"इस वाक्यांश द्वारा अतिशयोक्ति की पराकाष्ठा प्रकट है जो थिस्सलुनीके की कलीसिया से भेंट करने की प्रेरितों की गहन लालसा को व्यक्त करती है| (See </w:t>
       </w:r>
-      <w:hyperlink r:id="rId40">
-        <w:r>
-          <w:rPr>
-            <w:lang w:val="hi_IN" w:bidi="hi_IN"/>
-          </w:rPr>
-          <w:rPr>
-            <w:color w:val="0000EE"/>
-            <w:u w:val="single"/>
-          </w:rPr>
-          <w:t>2:17</w:t>
-        </w:r>
-      </w:hyperlink>
+      <w:r>
+        <w:rPr>
+          <w:lang w:val="hi_IN" w:bidi="hi_IN"/>
+        </w:rPr>
+        <w:t>2:17</w:t>
+      </w:r>
       <w:r>
         <w:rPr>
           <w:lang w:val="hi_IN" w:bidi="hi_IN"/>
@@ -22350,18 +22128,12 @@
         </w:rPr>
         <w:t xml:space="preserve">"यह परिणाम गर्भित उप-वाक्य है| पौलुस </w:t>
       </w:r>
-      <w:hyperlink r:id="rId41">
-        <w:r>
-          <w:rPr>
-            <w:lang w:val="hi_IN" w:bidi="hi_IN"/>
-          </w:rPr>
-          <w:rPr>
-            <w:color w:val="0000EE"/>
-            <w:u w:val="single"/>
-          </w:rPr>
-          <w:t>3:2</w:t>
-        </w:r>
-      </w:hyperlink>
+      <w:r>
+        <w:rPr>
+          <w:lang w:val="hi_IN" w:bidi="hi_IN"/>
+        </w:rPr>
+        <w:t>3:2</w:t>
+      </w:r>
       <w:r>
         <w:rPr>
           <w:lang w:val="hi_IN" w:bidi="hi_IN"/>
@@ -22492,18 +22264,12 @@
         </w:rPr>
         <w:t xml:space="preserve"> पौलुस और सिलवानुस के सन्दर्भ में हैं (और संभवतः तीमुथियुस के) क्योंकि </w:t>
       </w:r>
-      <w:hyperlink r:id="rId41">
-        <w:r>
-          <w:rPr>
-            <w:lang w:val="hi_IN" w:bidi="hi_IN"/>
-          </w:rPr>
-          <w:rPr>
-            <w:color w:val="0000EE"/>
-            <w:u w:val="single"/>
-          </w:rPr>
-          <w:t>3:2</w:t>
-        </w:r>
-      </w:hyperlink>
+      <w:r>
+        <w:rPr>
+          <w:lang w:val="hi_IN" w:bidi="hi_IN"/>
+        </w:rPr>
+        <w:t>3:2</w:t>
+      </w:r>
       <w:r>
         <w:rPr>
           <w:lang w:val="hi_IN" w:bidi="hi_IN"/>
@@ -23143,18 +22909,12 @@
         </w:rPr>
         <w:t xml:space="preserve"> को एक साथी प्रेरित के रूप में संदर्भित करते हैं (See </w:t>
       </w:r>
-      <w:hyperlink r:id="rId42">
-        <w:r>
-          <w:rPr>
-            <w:lang w:val="hi_IN" w:bidi="hi_IN"/>
-          </w:rPr>
-          <w:rPr>
-            <w:color w:val="0000EE"/>
-            <w:u w:val="single"/>
-          </w:rPr>
-          <w:t>2:6</w:t>
-        </w:r>
-      </w:hyperlink>
+      <w:r>
+        <w:rPr>
+          <w:lang w:val="hi_IN" w:bidi="hi_IN"/>
+        </w:rPr>
+        <w:t>2:6</w:t>
+      </w:r>
       <w:r>
         <w:rPr>
           <w:lang w:val="hi_IN" w:bidi="hi_IN"/>
@@ -25288,18 +25048,12 @@
         </w:rPr>
         <w:t xml:space="preserve">"पौलुस अपनी पूर्व-कालिक भेंट के बारे में पाशर्व जानकारी दे रहा है| पौलुस थिस्सलुनीके की कलीसिया को स्मरण कराता है कि उसने प्रेरितों के कष्टों के बारे में जो भविष्यद्वाणी की थी वह सच हो गई है, अतः उनको प्रेरितों के अधिका और उनकी शिक्षाओं पर संदेह करने की परीक्षा में नहीं पड़ना है| (देखें </w:t>
       </w:r>
-      <w:hyperlink r:id="rId43">
-        <w:r>
-          <w:rPr>
-            <w:lang w:val="hi_IN" w:bidi="hi_IN"/>
-          </w:rPr>
-          <w:rPr>
-            <w:color w:val="0000EE"/>
-            <w:u w:val="single"/>
-          </w:rPr>
-          <w:t>3:5–7</w:t>
-        </w:r>
-      </w:hyperlink>
+      <w:r>
+        <w:rPr>
+          <w:lang w:val="hi_IN" w:bidi="hi_IN"/>
+        </w:rPr>
+        <w:t>3:5–7</w:t>
+      </w:r>
       <w:r>
         <w:rPr>
           <w:lang w:val="hi_IN" w:bidi="hi_IN"/>
@@ -25652,18 +25406,12 @@
         </w:rPr>
         <w:t xml:space="preserve"> (</w:t>
       </w:r>
-      <w:hyperlink r:id="rId44">
-        <w:r>
-          <w:rPr>
-            <w:lang w:val="hi_IN" w:bidi="hi_IN"/>
-          </w:rPr>
-          <w:rPr>
-            <w:color w:val="0000EE"/>
-            <w:u w:val="single"/>
-          </w:rPr>
-          <w:t>3:1</w:t>
-        </w:r>
-      </w:hyperlink>
+      <w:r>
+        <w:rPr>
+          <w:lang w:val="hi_IN" w:bidi="hi_IN"/>
+        </w:rPr>
+        <w:t>3:1</w:t>
+      </w:r>
       <w:r>
         <w:rPr>
           <w:lang w:val="hi_IN" w:bidi="hi_IN"/>
@@ -25683,18 +25431,12 @@
         </w:rPr>
         <w:t xml:space="preserve"> </w:t>
       </w:r>
-      <w:hyperlink r:id="rId45">
-        <w:r>
-          <w:rPr>
-            <w:lang w:val="hi_IN" w:bidi="hi_IN"/>
-          </w:rPr>
-          <w:rPr>
-            <w:color w:val="0000EE"/>
-            <w:u w:val="single"/>
-          </w:rPr>
-          <w:t>3:1–2</w:t>
-        </w:r>
-      </w:hyperlink>
+      <w:r>
+        <w:rPr>
+          <w:lang w:val="hi_IN" w:bidi="hi_IN"/>
+        </w:rPr>
+        <w:t>3:1–2</w:t>
+      </w:r>
       <w:r>
         <w:rPr>
           <w:lang w:val="hi_IN" w:bidi="hi_IN"/>
@@ -25812,18 +25554,12 @@
         </w:rPr>
         <w:t>"यह वाक्यान अतिशयोक्ति है जिसके द्वारा पौलुस गहन चिंता व्यक्त करता है| यदि आपकी भाषा में यह भ्रम का कारण हो तो आप अपनी भाषा की एक समानार्थक उक्ति के द्वारा ऎसी गहन चिन्ता को प्रकट कर सकते हैं|</w:t>
       </w:r>
-      <w:hyperlink r:id="rId44">
-        <w:r>
-          <w:rPr>
-            <w:lang w:val="hi_IN" w:bidi="hi_IN"/>
-          </w:rPr>
-          <w:rPr>
-            <w:color w:val="0000EE"/>
-            <w:u w:val="single"/>
-          </w:rPr>
-          <w:t>3:1</w:t>
-        </w:r>
-      </w:hyperlink>
+      <w:r>
+        <w:rPr>
+          <w:lang w:val="hi_IN" w:bidi="hi_IN"/>
+        </w:rPr>
+        <w:t>3:1</w:t>
+      </w:r>
       <w:r>
         <w:rPr>
           <w:lang w:val="hi_IN" w:bidi="hi_IN"/>
@@ -26829,36 +26565,24 @@
         </w:rPr>
         <w:t>"# Connecting Statement:\n\n</w:t>
       </w:r>
-      <w:hyperlink r:id="rId46">
-        <w:r>
-          <w:rPr>
-            <w:lang w:val="hi_IN" w:bidi="hi_IN"/>
-          </w:rPr>
-          <w:rPr>
-            <w:color w:val="0000EE"/>
-            <w:u w:val="single"/>
-          </w:rPr>
-          <w:t>3:6</w:t>
-        </w:r>
-      </w:hyperlink>
+      <w:r>
+        <w:rPr>
+          <w:lang w:val="hi_IN" w:bidi="hi_IN"/>
+        </w:rPr>
+        <w:t>3:6</w:t>
+      </w:r>
       <w:r>
         <w:rPr>
           <w:lang w:val="hi_IN" w:bidi="hi_IN"/>
         </w:rPr>
         <w:t xml:space="preserve"> में पौलुस तीमुथियुस द्वारा सुनाए गए थिस्सलुनीके की कलीसिया के वर्तमान समाचार का पुनरावलोकन करता है| पौलुस इस पाशर्व जानकारी द्वारा अपने पाठकों को समझने में सहायता करता है कि उसको कैसी शांति मिली है (देखें </w:t>
       </w:r>
-      <w:hyperlink r:id="rId47">
-        <w:r>
-          <w:rPr>
-            <w:lang w:val="hi_IN" w:bidi="hi_IN"/>
-          </w:rPr>
-          <w:rPr>
-            <w:color w:val="0000EE"/>
-            <w:u w:val="single"/>
-          </w:rPr>
-          <w:t>3:7</w:t>
-        </w:r>
-      </w:hyperlink>
+      <w:r>
+        <w:rPr>
+          <w:lang w:val="hi_IN" w:bidi="hi_IN"/>
+        </w:rPr>
+        <w:t>3:7</w:t>
+      </w:r>
       <w:r>
         <w:rPr>
           <w:lang w:val="hi_IN" w:bidi="hi_IN"/>
@@ -27635,18 +27359,12 @@
         </w:rPr>
         <w:t xml:space="preserve">"यह वाक्यांश परिणाम गर्भित उप-वाक्य है| पौलुस </w:t>
       </w:r>
-      <w:hyperlink r:id="rId46">
-        <w:r>
-          <w:rPr>
-            <w:lang w:val="hi_IN" w:bidi="hi_IN"/>
-          </w:rPr>
-          <w:rPr>
-            <w:color w:val="0000EE"/>
-            <w:u w:val="single"/>
-          </w:rPr>
-          <w:t>3:6</w:t>
-        </w:r>
-      </w:hyperlink>
+      <w:r>
+        <w:rPr>
+          <w:lang w:val="hi_IN" w:bidi="hi_IN"/>
+        </w:rPr>
+        <w:t>3:6</w:t>
+      </w:r>
       <w:r>
         <w:rPr>
           <w:lang w:val="hi_IN" w:bidi="hi_IN"/>
@@ -28273,18 +27991,12 @@
         </w:rPr>
         <w:t xml:space="preserve"> एक कारण प्रस्तुत करता है कि पौलुस ने पिछले पद में जो शान्ति पाने के बारे में कहा वह सत्य है (देखें: </w:t>
       </w:r>
-      <w:hyperlink r:id="rId47">
-        <w:r>
-          <w:rPr>
-            <w:lang w:val="hi_IN" w:bidi="hi_IN"/>
-          </w:rPr>
-          <w:rPr>
-            <w:color w:val="0000EE"/>
-            <w:u w:val="single"/>
-          </w:rPr>
-          <w:t>3:7</w:t>
-        </w:r>
-      </w:hyperlink>
+      <w:r>
+        <w:rPr>
+          <w:lang w:val="hi_IN" w:bidi="hi_IN"/>
+        </w:rPr>
+        <w:t>3:7</w:t>
+      </w:r>
       <w:r>
         <w:rPr>
           <w:lang w:val="hi_IN" w:bidi="hi_IN"/>
@@ -28663,18 +28375,12 @@
         </w:rPr>
         <w:t xml:space="preserve"> हैं (देखें </w:t>
       </w:r>
-      <w:hyperlink r:id="rId47">
-        <w:r>
-          <w:rPr>
-            <w:lang w:val="hi_IN" w:bidi="hi_IN"/>
-          </w:rPr>
-          <w:rPr>
-            <w:color w:val="0000EE"/>
-            <w:u w:val="single"/>
-          </w:rPr>
-          <w:t>3:7</w:t>
-        </w:r>
-      </w:hyperlink>
+      <w:r>
+        <w:rPr>
+          <w:lang w:val="hi_IN" w:bidi="hi_IN"/>
+        </w:rPr>
+        <w:t>3:7</w:t>
+      </w:r>
       <w:r>
         <w:rPr>
           <w:lang w:val="hi_IN" w:bidi="hi_IN"/>
@@ -30065,18 +29771,12 @@
         </w:rPr>
         <w:t xml:space="preserve">"पौलुस एक उत्तर-अनापेक्षित प्रश्न पूछता है जो </w:t>
       </w:r>
-      <w:hyperlink r:id="rId48">
-        <w:r>
-          <w:rPr>
-            <w:lang w:val="hi_IN" w:bidi="hi_IN"/>
-          </w:rPr>
-          <w:rPr>
-            <w:color w:val="0000EE"/>
-            <w:u w:val="single"/>
-          </w:rPr>
-          <w:t>3:10</w:t>
-        </w:r>
-      </w:hyperlink>
+      <w:r>
+        <w:rPr>
+          <w:lang w:val="hi_IN" w:bidi="hi_IN"/>
+        </w:rPr>
+        <w:t>3:10</w:t>
+      </w:r>
       <w:r>
         <w:rPr>
           <w:lang w:val="hi_IN" w:bidi="hi_IN"/>
@@ -30801,18 +30501,12 @@
         </w:rPr>
         <w:t xml:space="preserve"> का उपयोग नहीं है तो आप इसमें निहित विचार को किसी और प्रकार सर व्यक्त कर सकते हैं (See also </w:t>
       </w:r>
-      <w:hyperlink r:id="rId40">
-        <w:r>
-          <w:rPr>
-            <w:lang w:val="hi_IN" w:bidi="hi_IN"/>
-          </w:rPr>
-          <w:rPr>
-            <w:color w:val="0000EE"/>
-            <w:u w:val="single"/>
-          </w:rPr>
-          <w:t>2:17</w:t>
-        </w:r>
-      </w:hyperlink>
+      <w:r>
+        <w:rPr>
+          <w:lang w:val="hi_IN" w:bidi="hi_IN"/>
+        </w:rPr>
+        <w:t>2:17</w:t>
+      </w:r>
       <w:r>
         <w:rPr>
           <w:lang w:val="hi_IN" w:bidi="hi_IN"/>
@@ -31165,18 +30859,12 @@
         </w:rPr>
         <w:t xml:space="preserve"> एक ही अलौकिक प्राणी के सन्दर्भ में है जो परमेश्वर और पिता दोनों है| यह वाक्यांश लक्षणालन्कार है क्योंकि पिता शब्द परमेश्वर का अतिरिक्त वर्णन करता है (See also </w:t>
       </w:r>
-      <w:hyperlink r:id="rId13">
-        <w:r>
-          <w:rPr>
-            <w:lang w:val="hi_IN" w:bidi="hi_IN"/>
-          </w:rPr>
-          <w:rPr>
-            <w:color w:val="0000EE"/>
-            <w:u w:val="single"/>
-          </w:rPr>
-          <w:t>1:3</w:t>
-        </w:r>
-      </w:hyperlink>
+      <w:r>
+        <w:rPr>
+          <w:lang w:val="hi_IN" w:bidi="hi_IN"/>
+        </w:rPr>
+        <w:t>1:3</w:t>
+      </w:r>
       <w:r>
         <w:rPr>
           <w:lang w:val="hi_IN" w:bidi="hi_IN"/>
@@ -31483,18 +31171,12 @@
         </w:rPr>
         <w:t xml:space="preserve"> शब्द इस सम्पूर्ण पद में केवल पौलुस, सिलवानुस और तीमुथियुस के सन्दर्भ में हो सकते हें| (</w:t>
       </w:r>
-      <w:hyperlink r:id="rId19">
-        <w:r>
-          <w:rPr>
-            <w:lang w:val="hi_IN" w:bidi="hi_IN"/>
-          </w:rPr>
-          <w:rPr>
-            <w:color w:val="0000EE"/>
-            <w:u w:val="single"/>
-          </w:rPr>
-          <w:t>1:9</w:t>
-        </w:r>
-      </w:hyperlink>
+      <w:r>
+        <w:rPr>
+          <w:lang w:val="hi_IN" w:bidi="hi_IN"/>
+        </w:rPr>
+        <w:t>1:9</w:t>
+      </w:r>
       <w:r>
         <w:rPr>
           <w:lang w:val="hi_IN" w:bidi="hi_IN"/>
@@ -31612,18 +31294,12 @@
         </w:rPr>
         <w:t xml:space="preserve">"# General Information:\n\nयहाँ क्रिया रूप संकेत देते है कि यह आशीर्वाद है या प्रार्थना है जो </w:t>
       </w:r>
-      <w:hyperlink r:id="rId36">
-        <w:r>
-          <w:rPr>
-            <w:lang w:val="hi_IN" w:bidi="hi_IN"/>
-          </w:rPr>
-          <w:rPr>
-            <w:color w:val="0000EE"/>
-            <w:u w:val="single"/>
-          </w:rPr>
-          <w:t>3:13</w:t>
-        </w:r>
-      </w:hyperlink>
+      <w:r>
+        <w:rPr>
+          <w:lang w:val="hi_IN" w:bidi="hi_IN"/>
+        </w:rPr>
+        <w:t>3:13</w:t>
+      </w:r>
       <w:r>
         <w:rPr>
           <w:lang w:val="hi_IN" w:bidi="hi_IN"/>
@@ -32237,18 +31913,12 @@
         </w:rPr>
         <w:t xml:space="preserve"> एक प्रभावी वाक्यांश है जिसके द्वारा उस गहन प्रेम पर बल दिया गया है जो प्रेरितों के मन में थिस्सलुनीके की कलीसिया के लिए है (इसमें भी </w:t>
       </w:r>
-      <w:hyperlink r:id="rId46">
-        <w:r>
-          <w:rPr>
-            <w:lang w:val="hi_IN" w:bidi="hi_IN"/>
-          </w:rPr>
-          <w:rPr>
-            <w:color w:val="0000EE"/>
-            <w:u w:val="single"/>
-          </w:rPr>
-          <w:t>3:6</w:t>
-        </w:r>
-      </w:hyperlink>
+      <w:r>
+        <w:rPr>
+          <w:lang w:val="hi_IN" w:bidi="hi_IN"/>
+        </w:rPr>
+        <w:t>3:6</w:t>
+      </w:r>
       <w:r>
         <w:rPr>
           <w:lang w:val="hi_IN" w:bidi="hi_IN"/>
@@ -32777,18 +32447,12 @@
         </w:rPr>
         <w:t xml:space="preserve">"यह वाक्यांश परमेश्वर की उपस्थिति में होने के लिए भाषा शैली है (See </w:t>
       </w:r>
-      <w:hyperlink r:id="rId49">
-        <w:r>
-          <w:rPr>
-            <w:lang w:val="hi_IN" w:bidi="hi_IN"/>
-          </w:rPr>
-          <w:rPr>
-            <w:color w:val="0000EE"/>
-            <w:u w:val="single"/>
-          </w:rPr>
-          <w:t>3:9</w:t>
-        </w:r>
-      </w:hyperlink>
+      <w:r>
+        <w:rPr>
+          <w:lang w:val="hi_IN" w:bidi="hi_IN"/>
+        </w:rPr>
+        <w:t>3:9</w:t>
+      </w:r>
       <w:r>
         <w:rPr>
           <w:lang w:val="hi_IN" w:bidi="hi_IN"/>
@@ -33193,18 +32857,12 @@
         </w:rPr>
         <w:t xml:space="preserve"> 1–2 थिस्सलुनीकियों में यह मसीह के पुनः आगमन के लिए एक अति परिचित भाषा-शैली है (देखें </w:t>
       </w:r>
-      <w:hyperlink r:id="rId38">
-        <w:r>
-          <w:rPr>
-            <w:lang w:val="hi_IN" w:bidi="hi_IN"/>
-          </w:rPr>
-          <w:rPr>
-            <w:color w:val="0000EE"/>
-            <w:u w:val="single"/>
-          </w:rPr>
-          <w:t>2:19</w:t>
-        </w:r>
-      </w:hyperlink>
+      <w:r>
+        <w:rPr>
+          <w:lang w:val="hi_IN" w:bidi="hi_IN"/>
+        </w:rPr>
+        <w:t>2:19</w:t>
+      </w:r>
       <w:r>
         <w:rPr>
           <w:lang w:val="hi_IN" w:bidi="hi_IN"/>
@@ -33224,18 +32882,12 @@
         </w:rPr>
         <w:t xml:space="preserve"> के दिन” के लिए </w:t>
       </w:r>
-      <w:hyperlink r:id="rId37">
-        <w:r>
-          <w:rPr>
-            <w:lang w:val="hi_IN" w:bidi="hi_IN"/>
-          </w:rPr>
-          <w:rPr>
-            <w:color w:val="0000EE"/>
-            <w:u w:val="single"/>
-          </w:rPr>
-          <w:t>5:2</w:t>
-        </w:r>
-      </w:hyperlink>
+      <w:r>
+        <w:rPr>
+          <w:lang w:val="hi_IN" w:bidi="hi_IN"/>
+        </w:rPr>
+        <w:t>5:2</w:t>
+      </w:r>
       <w:r>
         <w:rPr>
           <w:lang w:val="hi_IN" w:bidi="hi_IN"/>
@@ -33946,18 +33598,12 @@
         </w:rPr>
         <w:t xml:space="preserve"> एक रूपक है जिसका अर्थ है, “जीवन आचरण” या “अनुपालन” (देखें </w:t>
       </w:r>
-      <w:hyperlink r:id="rId50">
-        <w:r>
-          <w:rPr>
-            <w:lang w:val="hi_IN" w:bidi="hi_IN"/>
-          </w:rPr>
-          <w:rPr>
-            <w:color w:val="0000EE"/>
-            <w:u w:val="single"/>
-          </w:rPr>
-          <w:t>2:12</w:t>
-        </w:r>
-      </w:hyperlink>
+      <w:r>
+        <w:rPr>
+          <w:lang w:val="hi_IN" w:bidi="hi_IN"/>
+        </w:rPr>
+        <w:t>2:12</w:t>
+      </w:r>
       <w:r>
         <w:rPr>
           <w:lang w:val="hi_IN" w:bidi="hi_IN"/>
@@ -34845,18 +34491,12 @@
         </w:rPr>
         <w:t xml:space="preserve"> </w:t>
       </w:r>
-      <w:hyperlink r:id="rId51">
-        <w:r>
-          <w:rPr>
-            <w:lang w:val="hi_IN" w:bidi="hi_IN"/>
-          </w:rPr>
-          <w:rPr>
-            <w:color w:val="0000EE"/>
-            <w:u w:val="single"/>
-          </w:rPr>
-          <w:t>4:2</w:t>
-        </w:r>
-      </w:hyperlink>
+      <w:r>
+        <w:rPr>
+          <w:lang w:val="hi_IN" w:bidi="hi_IN"/>
+        </w:rPr>
+        <w:t>4:2</w:t>
+      </w:r>
       <w:r>
         <w:rPr>
           <w:lang w:val="hi_IN" w:bidi="hi_IN"/>
@@ -35574,36 +35214,24 @@
         </w:rPr>
         <w:t xml:space="preserve"> वाक्यांश का अर्थ यह भी हो सकता है कि: (1) यह “पवित्र बनने” का एक और उदाहरण देता है (देखें: </w:t>
       </w:r>
-      <w:hyperlink r:id="rId52">
-        <w:r>
-          <w:rPr>
-            <w:lang w:val="hi_IN" w:bidi="hi_IN"/>
-          </w:rPr>
-          <w:rPr>
-            <w:color w:val="0000EE"/>
-            <w:u w:val="single"/>
-          </w:rPr>
-          <w:t>4:3</w:t>
-        </w:r>
-      </w:hyperlink>
+      <w:r>
+        <w:rPr>
+          <w:lang w:val="hi_IN" w:bidi="hi_IN"/>
+        </w:rPr>
+        <w:t>4:3</w:t>
+      </w:r>
       <w:r>
         <w:rPr>
           <w:lang w:val="hi_IN" w:bidi="hi_IN"/>
         </w:rPr>
         <w:t xml:space="preserve">)। वैकल्पिक अनुवाद: "और तुम में से प्रत्येक ... जानता है" (2) यह अधिक स्पष्ट रूप से बताता है कि "व्यभिचार" से बचने का क्या अर्थ है (देखें: </w:t>
       </w:r>
-      <w:hyperlink r:id="rId52">
-        <w:r>
-          <w:rPr>
-            <w:lang w:val="hi_IN" w:bidi="hi_IN"/>
-          </w:rPr>
-          <w:rPr>
-            <w:color w:val="0000EE"/>
-            <w:u w:val="single"/>
-          </w:rPr>
-          <w:t>4:3</w:t>
-        </w:r>
-      </w:hyperlink>
+      <w:r>
+        <w:rPr>
+          <w:lang w:val="hi_IN" w:bidi="hi_IN"/>
+        </w:rPr>
+        <w:t>4:3</w:t>
+      </w:r>
       <w:r>
         <w:rPr>
           <w:lang w:val="hi_IN" w:bidi="hi_IN"/>
@@ -37712,36 +37340,24 @@
         </w:rPr>
         <w:t xml:space="preserve"> में लिप्त रहते हैं| (देखें </w:t>
       </w:r>
-      <w:hyperlink r:id="rId53">
-        <w:r>
-          <w:rPr>
-            <w:lang w:val="hi_IN" w:bidi="hi_IN"/>
-          </w:rPr>
-          <w:rPr>
-            <w:color w:val="0000EE"/>
-            <w:u w:val="single"/>
-          </w:rPr>
-          <w:t>4:5</w:t>
-        </w:r>
-      </w:hyperlink>
+      <w:r>
+        <w:rPr>
+          <w:lang w:val="hi_IN" w:bidi="hi_IN"/>
+        </w:rPr>
+        <w:t>4:5</w:t>
+      </w:r>
       <w:r>
         <w:rPr>
           <w:lang w:val="hi_IN" w:bidi="hi_IN"/>
         </w:rPr>
         <w:t xml:space="preserve">). परिणाम को प्रकट करने के लिए अपनी भाषा में व्यावहारिक विधि काम में लें| इसका सन्दर्भ हो सकता है: 1) </w:t>
       </w:r>
-      <w:hyperlink r:id="rId54">
-        <w:r>
-          <w:rPr>
-            <w:lang w:val="hi_IN" w:bidi="hi_IN"/>
-          </w:rPr>
-          <w:rPr>
-            <w:color w:val="0000EE"/>
-            <w:u w:val="single"/>
-          </w:rPr>
-          <w:t>4:3–6</w:t>
-        </w:r>
-      </w:hyperlink>
+      <w:r>
+        <w:rPr>
+          <w:lang w:val="hi_IN" w:bidi="hi_IN"/>
+        </w:rPr>
+        <w:t>4:3–6</w:t>
+      </w:r>
       <w:r>
         <w:rPr>
           <w:lang w:val="hi_IN" w:bidi="hi_IN"/>
@@ -37957,18 +37573,12 @@
         </w:rPr>
         <w:t>"पौलुस यह पाशर्व जानकारी देता है जो उनकी पिछली भेंट में कही गई बातों के सम्बन्ध में है (</w:t>
       </w:r>
-      <w:hyperlink r:id="rId26">
-        <w:r>
-          <w:rPr>
-            <w:lang w:val="hi_IN" w:bidi="hi_IN"/>
-          </w:rPr>
-          <w:rPr>
-            <w:color w:val="0000EE"/>
-            <w:u w:val="single"/>
-          </w:rPr>
-          <w:t>2:10–12</w:t>
-        </w:r>
-      </w:hyperlink>
+      <w:r>
+        <w:rPr>
+          <w:lang w:val="hi_IN" w:bidi="hi_IN"/>
+        </w:rPr>
+        <w:t>2:10–12</w:t>
+      </w:r>
       <w:r>
         <w:rPr>
           <w:lang w:val="hi_IN" w:bidi="hi_IN"/>
@@ -40382,18 +39992,12 @@
         </w:rPr>
         <w:t xml:space="preserve"> शब्द </w:t>
       </w:r>
-      <w:hyperlink r:id="rId55">
-        <w:r>
-          <w:rPr>
-            <w:lang w:val="hi_IN" w:bidi="hi_IN"/>
-          </w:rPr>
-          <w:rPr>
-            <w:color w:val="0000EE"/>
-            <w:u w:val="single"/>
-          </w:rPr>
-          <w:t>4:9</w:t>
-        </w:r>
-      </w:hyperlink>
+      <w:r>
+        <w:rPr>
+          <w:lang w:val="hi_IN" w:bidi="hi_IN"/>
+        </w:rPr>
+        <w:t>4:9</w:t>
+      </w:r>
       <w:r>
         <w:rPr>
           <w:lang w:val="hi_IN" w:bidi="hi_IN"/>
@@ -41046,18 +40650,12 @@
         </w:rPr>
         <w:t xml:space="preserve">"यह वाक्यांश और अनुगामी पद मसीही समुदाय में जीवन जीने के इस व्यापक भाग के अंत का संकेत देता है (ऐसे ही शब्दों के लिए देखें </w:t>
       </w:r>
-      <w:hyperlink r:id="rId56">
-        <w:r>
-          <w:rPr>
-            <w:lang w:val="hi_IN" w:bidi="hi_IN"/>
-          </w:rPr>
-          <w:rPr>
-            <w:color w:val="0000EE"/>
-            <w:u w:val="single"/>
-          </w:rPr>
-          <w:t>4:1–2</w:t>
-        </w:r>
-      </w:hyperlink>
+      <w:r>
+        <w:rPr>
+          <w:lang w:val="hi_IN" w:bidi="hi_IN"/>
+        </w:rPr>
+        <w:t>4:1–2</w:t>
+      </w:r>
       <w:r>
         <w:rPr>
           <w:lang w:val="hi_IN" w:bidi="hi_IN"/>
@@ -41077,18 +40675,12 @@
         </w:rPr>
         <w:t xml:space="preserve"> इससे यह भी व्यक्त होता है कि प्रेरित जो शिक्षा देते हैं वह “परमेश्वर द्वारा शिक्षा दी जाने” के तुल्य है (देखें </w:t>
       </w:r>
-      <w:hyperlink r:id="rId55">
-        <w:r>
-          <w:rPr>
-            <w:lang w:val="hi_IN" w:bidi="hi_IN"/>
-          </w:rPr>
-          <w:rPr>
-            <w:color w:val="0000EE"/>
-            <w:u w:val="single"/>
-          </w:rPr>
-          <w:t>4:9</w:t>
-        </w:r>
-      </w:hyperlink>
+      <w:r>
+        <w:rPr>
+          <w:lang w:val="hi_IN" w:bidi="hi_IN"/>
+        </w:rPr>
+        <w:t>4:9</w:t>
+      </w:r>
       <w:r>
         <w:rPr>
           <w:lang w:val="hi_IN" w:bidi="hi_IN"/>
@@ -41206,18 +40798,12 @@
         </w:rPr>
         <w:t xml:space="preserve"> शब्द उद्देश्य गर्भित उप-वाक्य का समावेश कर सकता है| हो सकता है कि पौलुस </w:t>
       </w:r>
-      <w:hyperlink r:id="rId57">
-        <w:r>
-          <w:rPr>
-            <w:lang w:val="hi_IN" w:bidi="hi_IN"/>
-          </w:rPr>
-          <w:rPr>
-            <w:color w:val="0000EE"/>
-            <w:u w:val="single"/>
-          </w:rPr>
-          <w:t>4:10</w:t>
-        </w:r>
-      </w:hyperlink>
+      <w:r>
+        <w:rPr>
+          <w:lang w:val="hi_IN" w:bidi="hi_IN"/>
+        </w:rPr>
+        <w:t>4:10</w:t>
+      </w:r>
       <w:r>
         <w:rPr>
           <w:lang w:val="hi_IN" w:bidi="hi_IN"/>
@@ -41557,18 +41143,12 @@
         </w:rPr>
         <w:t xml:space="preserve">"यह उद्देश्य गर्भित उप-वाक्य है| पौलुस </w:t>
       </w:r>
-      <w:hyperlink r:id="rId57">
-        <w:r>
-          <w:rPr>
-            <w:lang w:val="hi_IN" w:bidi="hi_IN"/>
-          </w:rPr>
-          <w:rPr>
-            <w:color w:val="0000EE"/>
-            <w:u w:val="single"/>
-          </w:rPr>
-          <w:t>4:10</w:t>
-        </w:r>
-      </w:hyperlink>
+      <w:r>
+        <w:rPr>
+          <w:lang w:val="hi_IN" w:bidi="hi_IN"/>
+        </w:rPr>
+        <w:t>4:10</w:t>
+      </w:r>
       <w:r>
         <w:rPr>
           <w:lang w:val="hi_IN" w:bidi="hi_IN"/>
@@ -41699,18 +41279,12 @@
         </w:rPr>
         <w:t xml:space="preserve"> एक संयोजक शब्द है जो </w:t>
       </w:r>
-      <w:hyperlink r:id="rId35">
-        <w:r>
-          <w:rPr>
-            <w:lang w:val="hi_IN" w:bidi="hi_IN"/>
-          </w:rPr>
-          <w:rPr>
-            <w:color w:val="0000EE"/>
-            <w:u w:val="single"/>
-          </w:rPr>
-          <w:t>4:13–5:11</w:t>
-        </w:r>
-      </w:hyperlink>
+      <w:r>
+        <w:rPr>
+          <w:lang w:val="hi_IN" w:bidi="hi_IN"/>
+        </w:rPr>
+        <w:t>4:13–5:11</w:t>
+      </w:r>
       <w:r>
         <w:rPr>
           <w:lang w:val="hi_IN" w:bidi="hi_IN"/>
@@ -41952,36 +41526,24 @@
         </w:rPr>
         <w:t xml:space="preserve"> मृतकों के लिए भद्र भाषा का उपयोग है जो </w:t>
       </w:r>
-      <w:hyperlink r:id="rId58">
-        <w:r>
-          <w:rPr>
-            <w:lang w:val="hi_IN" w:bidi="hi_IN"/>
-          </w:rPr>
-          <w:rPr>
-            <w:color w:val="0000EE"/>
-            <w:u w:val="single"/>
-          </w:rPr>
-          <w:t>5:10</w:t>
-        </w:r>
-      </w:hyperlink>
+      <w:r>
+        <w:rPr>
+          <w:lang w:val="hi_IN" w:bidi="hi_IN"/>
+        </w:rPr>
+        <w:t>5:10</w:t>
+      </w:r>
       <w:r>
         <w:rPr>
           <w:lang w:val="hi_IN" w:bidi="hi_IN"/>
         </w:rPr>
         <w:t xml:space="preserve"> तक है| इस विशिष्ट प्रकरण में इसका सन्दर्भ उन मानवीय आत्माओं से है जो मसीह के पुनः आगमन पर अपनी देह के पुनर्योग की प्रतीक्षा में हैं (देखें </w:t>
       </w:r>
-      <w:hyperlink r:id="rId59">
-        <w:r>
-          <w:rPr>
-            <w:lang w:val="hi_IN" w:bidi="hi_IN"/>
-          </w:rPr>
-          <w:rPr>
-            <w:color w:val="0000EE"/>
-            <w:u w:val="single"/>
-          </w:rPr>
-          <w:t>4:16–17</w:t>
-        </w:r>
-      </w:hyperlink>
+      <w:r>
+        <w:rPr>
+          <w:lang w:val="hi_IN" w:bidi="hi_IN"/>
+        </w:rPr>
+        <w:t>4:16–17</w:t>
+      </w:r>
       <w:r>
         <w:rPr>
           <w:lang w:val="hi_IN" w:bidi="hi_IN"/>
@@ -42556,18 +42118,12 @@
         </w:rPr>
         <w:t xml:space="preserve"> अंतिम पुनरुत्थान के समय उद्धार के सन्दर्भ में है|(देखें </w:t>
       </w:r>
-      <w:hyperlink r:id="rId13">
-        <w:r>
-          <w:rPr>
-            <w:lang w:val="hi_IN" w:bidi="hi_IN"/>
-          </w:rPr>
-          <w:rPr>
-            <w:color w:val="0000EE"/>
-            <w:u w:val="single"/>
-          </w:rPr>
-          <w:t>1:3</w:t>
-        </w:r>
-      </w:hyperlink>
+      <w:r>
+        <w:rPr>
+          <w:lang w:val="hi_IN" w:bidi="hi_IN"/>
+        </w:rPr>
+        <w:t>1:3</w:t>
+      </w:r>
       <w:r>
         <w:rPr>
           <w:lang w:val="hi_IN" w:bidi="hi_IN"/>
@@ -42587,18 +42143,12 @@
         </w:rPr>
         <w:t xml:space="preserve">मसीह के पुनः आगमन से सम्बंधित थी </w:t>
       </w:r>
-      <w:hyperlink r:id="rId38">
-        <w:r>
-          <w:rPr>
-            <w:lang w:val="hi_IN" w:bidi="hi_IN"/>
-          </w:rPr>
-          <w:rPr>
-            <w:color w:val="0000EE"/>
-            <w:u w:val="single"/>
-          </w:rPr>
-          <w:t>2:19</w:t>
-        </w:r>
-      </w:hyperlink>
+      <w:r>
+        <w:rPr>
+          <w:lang w:val="hi_IN" w:bidi="hi_IN"/>
+        </w:rPr>
+        <w:t>2:19</w:t>
+      </w:r>
       <w:r>
         <w:rPr>
           <w:lang w:val="hi_IN" w:bidi="hi_IN"/>
@@ -43049,36 +42599,24 @@
         </w:rPr>
         <w:t xml:space="preserve"> थिस्सलुनीके की कलीसिया को समाहित कर सकती है (वरन सब विश्वासियों को भी), सर्वाधिक संभावना में यह केवल पौलुस, सिलवानुस और तीमुथियुस के सन्दर्भ में ही है| पिछले पद में इसका उपयोग, </w:t>
       </w:r>
-      <w:hyperlink r:id="rId60">
-        <w:r>
-          <w:rPr>
-            <w:lang w:val="hi_IN" w:bidi="hi_IN"/>
-          </w:rPr>
-          <w:rPr>
-            <w:color w:val="0000EE"/>
-            <w:u w:val="single"/>
-          </w:rPr>
-          <w:t>4:11</w:t>
-        </w:r>
-      </w:hyperlink>
+      <w:r>
+        <w:rPr>
+          <w:lang w:val="hi_IN" w:bidi="hi_IN"/>
+        </w:rPr>
+        <w:t>4:11</w:t>
+      </w:r>
       <w:r>
         <w:rPr>
           <w:lang w:val="hi_IN" w:bidi="hi_IN"/>
         </w:rPr>
         <w:t xml:space="preserve"> और उत्तरवर्ती उपयोग (देखें “हम...यह कहते हैं” </w:t>
       </w:r>
-      <w:hyperlink r:id="rId61">
-        <w:r>
-          <w:rPr>
-            <w:lang w:val="hi_IN" w:bidi="hi_IN"/>
-          </w:rPr>
-          <w:rPr>
-            <w:color w:val="0000EE"/>
-            <w:u w:val="single"/>
-          </w:rPr>
-          <w:t>4:15</w:t>
-        </w:r>
-      </w:hyperlink>
+      <w:r>
+        <w:rPr>
+          <w:lang w:val="hi_IN" w:bidi="hi_IN"/>
+        </w:rPr>
+        <w:t>4:15</w:t>
+      </w:r>
       <w:r>
         <w:rPr>
           <w:lang w:val="hi_IN" w:bidi="hi_IN"/>
@@ -44273,18 +43811,12 @@
         </w:rPr>
         <w:t xml:space="preserve"> के लिए यह भी देखें </w:t>
       </w:r>
-      <w:hyperlink r:id="rId18">
-        <w:r>
-          <w:rPr>
-            <w:lang w:val="hi_IN" w:bidi="hi_IN"/>
-          </w:rPr>
-          <w:rPr>
-            <w:color w:val="0000EE"/>
-            <w:u w:val="single"/>
-          </w:rPr>
-          <w:t>1:8</w:t>
-        </w:r>
-      </w:hyperlink>
+      <w:r>
+        <w:rPr>
+          <w:lang w:val="hi_IN" w:bidi="hi_IN"/>
+        </w:rPr>
+        <w:t>1:8</w:t>
+      </w:r>
       <w:r>
         <w:rPr>
           <w:lang w:val="hi_IN" w:bidi="hi_IN"/>
@@ -45361,18 +44893,12 @@
         </w:rPr>
         <w:t xml:space="preserve"> 1–2 थिस्सलुनीकियों में एक चिर परिचित उक्ति है जिसका अभिप्राय मसीह के पुनः आगमन से </w:t>
       </w:r>
-      <w:hyperlink r:id="rId36">
-        <w:r>
-          <w:rPr>
-            <w:lang w:val="hi_IN" w:bidi="hi_IN"/>
-          </w:rPr>
-          <w:rPr>
-            <w:color w:val="0000EE"/>
-            <w:u w:val="single"/>
-          </w:rPr>
-          <w:t>3:13</w:t>
-        </w:r>
-      </w:hyperlink>
+      <w:r>
+        <w:rPr>
+          <w:lang w:val="hi_IN" w:bidi="hi_IN"/>
+        </w:rPr>
+        <w:t>3:13</w:t>
+      </w:r>
       <w:r>
         <w:rPr>
           <w:lang w:val="hi_IN" w:bidi="hi_IN"/>
@@ -45392,18 +44918,12 @@
         </w:rPr>
         <w:t xml:space="preserve"> के दिन” </w:t>
       </w:r>
-      <w:hyperlink r:id="rId37">
-        <w:r>
-          <w:rPr>
-            <w:lang w:val="hi_IN" w:bidi="hi_IN"/>
-          </w:rPr>
-          <w:rPr>
-            <w:color w:val="0000EE"/>
-            <w:u w:val="single"/>
-          </w:rPr>
-          <w:t>5:2</w:t>
-        </w:r>
-      </w:hyperlink>
+      <w:r>
+        <w:rPr>
+          <w:lang w:val="hi_IN" w:bidi="hi_IN"/>
+        </w:rPr>
+        <w:t>5:2</w:t>
+      </w:r>
       <w:r>
         <w:rPr>
           <w:lang w:val="hi_IN" w:bidi="hi_IN"/>
@@ -45508,18 +45028,12 @@
         </w:rPr>
         <w:t xml:space="preserve">देखें कि आपने </w:t>
       </w:r>
-      <w:hyperlink r:id="rId62">
-        <w:r>
-          <w:rPr>
-            <w:lang w:val="hi_IN" w:bidi="hi_IN"/>
-          </w:rPr>
-          <w:rPr>
-            <w:color w:val="0000EE"/>
-            <w:u w:val="single"/>
-          </w:rPr>
-          <w:t>4:13–14</w:t>
-        </w:r>
-      </w:hyperlink>
+      <w:r>
+        <w:rPr>
+          <w:lang w:val="hi_IN" w:bidi="hi_IN"/>
+        </w:rPr>
+        <w:t>4:13–14</w:t>
+      </w:r>
       <w:r>
         <w:rPr>
           <w:lang w:val="hi_IN" w:bidi="hi_IN"/>
@@ -46296,18 +45810,12 @@
         </w:rPr>
         <w:t xml:space="preserve"> वे वही हैं जो </w:t>
       </w:r>
-      <w:hyperlink r:id="rId63">
-        <w:r>
-          <w:rPr>
-            <w:lang w:val="hi_IN" w:bidi="hi_IN"/>
-          </w:rPr>
-          <w:rPr>
-            <w:color w:val="0000EE"/>
-            <w:u w:val="single"/>
-          </w:rPr>
-          <w:t>4:13–15</w:t>
-        </w:r>
-      </w:hyperlink>
+      <w:r>
+        <w:rPr>
+          <w:lang w:val="hi_IN" w:bidi="hi_IN"/>
+        </w:rPr>
+        <w:t>4:13–15</w:t>
+      </w:r>
       <w:r>
         <w:rPr>
           <w:lang w:val="hi_IN" w:bidi="hi_IN"/>
@@ -46327,18 +45835,12 @@
         </w:rPr>
         <w:t xml:space="preserve"> हैं| यदि यह आपके पाठकों के लिए सहायक हो तो आप इसको सुस्पष्ट कर सकते हैं| देखें कि आपने </w:t>
       </w:r>
-      <w:hyperlink r:id="rId63">
-        <w:r>
-          <w:rPr>
-            <w:lang w:val="hi_IN" w:bidi="hi_IN"/>
-          </w:rPr>
-          <w:rPr>
-            <w:color w:val="0000EE"/>
-            <w:u w:val="single"/>
-          </w:rPr>
-          <w:t>4:13–15</w:t>
-        </w:r>
-      </w:hyperlink>
+      <w:r>
+        <w:rPr>
+          <w:lang w:val="hi_IN" w:bidi="hi_IN"/>
+        </w:rPr>
+        <w:t>4:13–15</w:t>
+      </w:r>
       <w:r>
         <w:rPr>
           <w:lang w:val="hi_IN" w:bidi="hi_IN"/>
@@ -46469,18 +45971,12 @@
         </w:rPr>
         <w:t xml:space="preserve"> के साथ विश्वासियों की आत्मिक एकता का विचार व्यक्त किया गया है (यह भी देखें </w:t>
       </w:r>
-      <w:hyperlink r:id="rId64">
-        <w:r>
-          <w:rPr>
-            <w:lang w:val="hi_IN" w:bidi="hi_IN"/>
-          </w:rPr>
-          <w:rPr>
-            <w:color w:val="0000EE"/>
-            <w:u w:val="single"/>
-          </w:rPr>
-          <w:t>2:14</w:t>
-        </w:r>
-      </w:hyperlink>
+      <w:r>
+        <w:rPr>
+          <w:lang w:val="hi_IN" w:bidi="hi_IN"/>
+        </w:rPr>
+        <w:t>2:14</w:t>
+      </w:r>
       <w:r>
         <w:rPr>
           <w:lang w:val="hi_IN" w:bidi="hi_IN"/>
@@ -47068,18 +46564,12 @@
         </w:rPr>
         <w:t xml:space="preserve"> प्रेरितों से अलग हो सकता है (</w:t>
       </w:r>
-      <w:hyperlink r:id="rId61">
-        <w:r>
-          <w:rPr>
-            <w:lang w:val="hi_IN" w:bidi="hi_IN"/>
-          </w:rPr>
-          <w:rPr>
-            <w:color w:val="0000EE"/>
-            <w:u w:val="single"/>
-          </w:rPr>
-          <w:t>4:15</w:t>
-        </w:r>
-      </w:hyperlink>
+      <w:r>
+        <w:rPr>
+          <w:lang w:val="hi_IN" w:bidi="hi_IN"/>
+        </w:rPr>
+        <w:t>4:15</w:t>
+      </w:r>
       <w:r>
         <w:rPr>
           <w:lang w:val="hi_IN" w:bidi="hi_IN"/>
@@ -47249,18 +46739,12 @@
         </w:rPr>
         <w:t xml:space="preserve"> को अन्य लोगों से अलग करते हैं। सुनिश्चित करें कि यह भेद आपके अनुवाद में स्पष्ट है। देखें कि आपने </w:t>
       </w:r>
-      <w:hyperlink r:id="rId61">
-        <w:r>
-          <w:rPr>
-            <w:lang w:val="hi_IN" w:bidi="hi_IN"/>
-          </w:rPr>
-          <w:rPr>
-            <w:color w:val="0000EE"/>
-            <w:u w:val="single"/>
-          </w:rPr>
-          <w:t>4:15</w:t>
-        </w:r>
-      </w:hyperlink>
+      <w:r>
+        <w:rPr>
+          <w:lang w:val="hi_IN" w:bidi="hi_IN"/>
+        </w:rPr>
+        <w:t>4:15</w:t>
+      </w:r>
       <w:r>
         <w:rPr>
           <w:lang w:val="hi_IN" w:bidi="hi_IN"/>
@@ -47378,18 +46862,12 @@
         </w:rPr>
         <w:t xml:space="preserve"> कह कर संदर्भित करता है (देखें </w:t>
       </w:r>
-      <w:hyperlink r:id="rId65">
-        <w:r>
-          <w:rPr>
-            <w:lang w:val="hi_IN" w:bidi="hi_IN"/>
-          </w:rPr>
-          <w:rPr>
-            <w:color w:val="0000EE"/>
-            <w:u w:val="single"/>
-          </w:rPr>
-          <w:t>4:16</w:t>
-        </w:r>
-      </w:hyperlink>
+      <w:r>
+        <w:rPr>
+          <w:lang w:val="hi_IN" w:bidi="hi_IN"/>
+        </w:rPr>
+        <w:t>4:16</w:t>
+      </w:r>
       <w:r>
         <w:rPr>
           <w:lang w:val="hi_IN" w:bidi="hi_IN"/>
@@ -47494,36 +46972,24 @@
         </w:rPr>
         <w:t xml:space="preserve">"यहाँ यह माना गया है कि पौलुस यीशु के स्वर्गारोहण </w:t>
       </w:r>
-      <w:hyperlink r:id="rId66">
-        <w:r>
-          <w:rPr>
-            <w:lang w:val="hi_IN" w:bidi="hi_IN"/>
-          </w:rPr>
-          <w:rPr>
-            <w:color w:val="0000EE"/>
-            <w:u w:val="single"/>
-          </w:rPr>
-          <w:t>acts 1:9–11</w:t>
-        </w:r>
-      </w:hyperlink>
+      <w:r>
+        <w:rPr>
+          <w:lang w:val="hi_IN" w:bidi="hi_IN"/>
+        </w:rPr>
+        <w:t>acts 1:9–11</w:t>
+      </w:r>
       <w:r>
         <w:rPr>
           <w:lang w:val="hi_IN" w:bidi="hi_IN"/>
         </w:rPr>
         <w:t xml:space="preserve">, के समय स्वर्गदूतों के शब्दों का सन्दर्भ दे रहा है जो </w:t>
       </w:r>
-      <w:hyperlink r:id="rId67">
-        <w:r>
-          <w:rPr>
-            <w:lang w:val="hi_IN" w:bidi="hi_IN"/>
-          </w:rPr>
-          <w:rPr>
-            <w:color w:val="0000EE"/>
-            <w:u w:val="single"/>
-          </w:rPr>
-          <w:t>dan 7:13–14</w:t>
-        </w:r>
-      </w:hyperlink>
+      <w:r>
+        <w:rPr>
+          <w:lang w:val="hi_IN" w:bidi="hi_IN"/>
+        </w:rPr>
+        <w:t>dan 7:13–14</w:t>
+      </w:r>
       <w:r>
         <w:rPr>
           <w:lang w:val="hi_IN" w:bidi="hi_IN"/>
@@ -48111,36 +47577,24 @@
         </w:rPr>
         <w:t xml:space="preserve"> का सन्दर्भ हो सकता है, </w:t>
       </w:r>
-      <w:hyperlink r:id="rId68">
-        <w:r>
-          <w:rPr>
-            <w:lang w:val="hi_IN" w:bidi="hi_IN"/>
-          </w:rPr>
-          <w:rPr>
-            <w:color w:val="0000EE"/>
-            <w:u w:val="single"/>
-          </w:rPr>
-          <w:t>4:17</w:t>
-        </w:r>
-      </w:hyperlink>
+      <w:r>
+        <w:rPr>
+          <w:lang w:val="hi_IN" w:bidi="hi_IN"/>
+        </w:rPr>
+        <w:t>4:17</w:t>
+      </w:r>
       <w:r>
         <w:rPr>
           <w:lang w:val="hi_IN" w:bidi="hi_IN"/>
         </w:rPr>
         <w:t xml:space="preserve"> की “हम सदा प्रभु के साथ रहेंगे” या लाक्षणिक भाषा में, उन सब बातों से जो </w:t>
       </w:r>
-      <w:hyperlink r:id="rId69">
-        <w:r>
-          <w:rPr>
-            <w:lang w:val="hi_IN" w:bidi="hi_IN"/>
-          </w:rPr>
-          <w:rPr>
-            <w:color w:val="0000EE"/>
-            <w:u w:val="single"/>
-          </w:rPr>
-          <w:t>4:13–17</w:t>
-        </w:r>
-      </w:hyperlink>
+      <w:r>
+        <w:rPr>
+          <w:lang w:val="hi_IN" w:bidi="hi_IN"/>
+        </w:rPr>
+        <w:t>4:13–17</w:t>
+      </w:r>
       <w:r>
         <w:rPr>
           <w:lang w:val="hi_IN" w:bidi="hi_IN"/>
@@ -48271,18 +47725,12 @@
         </w:rPr>
         <w:t xml:space="preserve"> विषय में परिवर्तन का संकेत देता है (</w:t>
       </w:r>
-      <w:hyperlink r:id="rId55">
-        <w:r>
-          <w:rPr>
-            <w:lang w:val="hi_IN" w:bidi="hi_IN"/>
-          </w:rPr>
-          <w:rPr>
-            <w:color w:val="0000EE"/>
-            <w:u w:val="single"/>
-          </w:rPr>
-          <w:t>4:9</w:t>
-        </w:r>
-      </w:hyperlink>
+      <w:r>
+        <w:rPr>
+          <w:lang w:val="hi_IN" w:bidi="hi_IN"/>
+        </w:rPr>
+        <w:t>4:9</w:t>
+      </w:r>
       <w:r>
         <w:rPr>
           <w:lang w:val="hi_IN" w:bidi="hi_IN"/>
@@ -48746,18 +48194,12 @@
         </w:rPr>
         <w:t xml:space="preserve"> शब्द कारण द्योतक उपवाक्य का आरम्भ करता है कि थिस्सलुनीके की कलीसिया के लिए प्रभु के पुनः आगमन और समयों के विषय “प्रयोजन नहीं कि कुछ लिखा जाए” (देखें </w:t>
       </w:r>
-      <w:hyperlink r:id="rId70">
-        <w:r>
-          <w:rPr>
-            <w:lang w:val="hi_IN" w:bidi="hi_IN"/>
-          </w:rPr>
-          <w:rPr>
-            <w:color w:val="0000EE"/>
-            <w:u w:val="single"/>
-          </w:rPr>
-          <w:t>5:1</w:t>
-        </w:r>
-      </w:hyperlink>
+      <w:r>
+        <w:rPr>
+          <w:lang w:val="hi_IN" w:bidi="hi_IN"/>
+        </w:rPr>
+        <w:t>5:1</w:t>
+      </w:r>
       <w:r>
         <w:rPr>
           <w:lang w:val="hi_IN" w:bidi="hi_IN"/>
@@ -49234,18 +48676,12 @@
         </w:rPr>
         <w:t xml:space="preserve">"इस पद में विषम उपमाओं की सूची दी गई है जो </w:t>
       </w:r>
-      <w:hyperlink r:id="rId71">
-        <w:r>
-          <w:rPr>
-            <w:lang w:val="hi_IN" w:bidi="hi_IN"/>
-          </w:rPr>
-          <w:rPr>
-            <w:color w:val="0000EE"/>
-            <w:u w:val="single"/>
-          </w:rPr>
-          <w:t>5:8</w:t>
-        </w:r>
-      </w:hyperlink>
+      <w:r>
+        <w:rPr>
+          <w:lang w:val="hi_IN" w:bidi="hi_IN"/>
+        </w:rPr>
+        <w:t>5:8</w:t>
+      </w:r>
       <w:r>
         <w:rPr>
           <w:lang w:val="hi_IN" w:bidi="hi_IN"/>
@@ -49983,18 +49419,12 @@
         </w:rPr>
         <w:t xml:space="preserve"> “जैसा रात को चोर आता है”, इस अक्समात होने वाली घटना से उत्पन्न भय के समतुल्य है (देखें </w:t>
       </w:r>
-      <w:hyperlink r:id="rId37">
-        <w:r>
-          <w:rPr>
-            <w:lang w:val="hi_IN" w:bidi="hi_IN"/>
-          </w:rPr>
-          <w:rPr>
-            <w:color w:val="0000EE"/>
-            <w:u w:val="single"/>
-          </w:rPr>
-          <w:t>5:2</w:t>
-        </w:r>
-      </w:hyperlink>
+      <w:r>
+        <w:rPr>
+          <w:lang w:val="hi_IN" w:bidi="hi_IN"/>
+        </w:rPr>
+        <w:t>5:2</w:t>
+      </w:r>
       <w:r>
         <w:rPr>
           <w:lang w:val="hi_IN" w:bidi="hi_IN"/>
@@ -50432,18 +49862,12 @@
         </w:rPr>
         <w:t xml:space="preserve"> एक प्रबल निषेध उक्ति है जिसका अर्थ है, “कदापि नहीं” (देखें </w:t>
       </w:r>
-      <w:hyperlink r:id="rId61">
-        <w:r>
-          <w:rPr>
-            <w:lang w:val="hi_IN" w:bidi="hi_IN"/>
-          </w:rPr>
-          <w:rPr>
-            <w:color w:val="0000EE"/>
-            <w:u w:val="single"/>
-          </w:rPr>
-          <w:t>4:15</w:t>
-        </w:r>
-      </w:hyperlink>
+      <w:r>
+        <w:rPr>
+          <w:lang w:val="hi_IN" w:bidi="hi_IN"/>
+        </w:rPr>
+        <w:t>4:15</w:t>
+      </w:r>
       <w:r>
         <w:rPr>
           <w:lang w:val="hi_IN" w:bidi="hi_IN"/>
@@ -50574,18 +49998,12 @@
         </w:rPr>
         <w:t xml:space="preserve"> से आगे जो आता है वह मनुष्यों के “एकाएक विनाश” </w:t>
       </w:r>
-      <w:hyperlink r:id="rId72">
-        <w:r>
-          <w:rPr>
-            <w:lang w:val="hi_IN" w:bidi="hi_IN"/>
-          </w:rPr>
-          <w:rPr>
-            <w:color w:val="0000EE"/>
-            <w:u w:val="single"/>
-          </w:rPr>
-          <w:t>5:3</w:t>
-        </w:r>
-      </w:hyperlink>
+      <w:r>
+        <w:rPr>
+          <w:lang w:val="hi_IN" w:bidi="hi_IN"/>
+        </w:rPr>
+        <w:t>5:3</w:t>
+      </w:r>
       <w:r>
         <w:rPr>
           <w:lang w:val="hi_IN" w:bidi="hi_IN"/>
@@ -51036,18 +50454,12 @@
         </w:rPr>
         <w:t xml:space="preserve">” उन लोगों के लिए अकस्मात् ही आ जाएगा जो उसके लिए तैयार नहीं हैं (देखें </w:t>
       </w:r>
-      <w:hyperlink r:id="rId72">
-        <w:r>
-          <w:rPr>
-            <w:lang w:val="hi_IN" w:bidi="hi_IN"/>
-          </w:rPr>
-          <w:rPr>
-            <w:color w:val="0000EE"/>
-            <w:u w:val="single"/>
-          </w:rPr>
-          <w:t>5:3</w:t>
-        </w:r>
-      </w:hyperlink>
+      <w:r>
+        <w:rPr>
+          <w:lang w:val="hi_IN" w:bidi="hi_IN"/>
+        </w:rPr>
+        <w:t>5:3</w:t>
+      </w:r>
       <w:r>
         <w:rPr>
           <w:lang w:val="hi_IN" w:bidi="hi_IN"/>
@@ -51165,18 +50577,12 @@
         </w:rPr>
         <w:t xml:space="preserve">” के लिए </w:t>
       </w:r>
-      <w:hyperlink r:id="rId37">
-        <w:r>
-          <w:rPr>
-            <w:lang w:val="hi_IN" w:bidi="hi_IN"/>
-          </w:rPr>
-          <w:rPr>
-            <w:color w:val="0000EE"/>
-            <w:u w:val="single"/>
-          </w:rPr>
-          <w:t>5:2</w:t>
-        </w:r>
-      </w:hyperlink>
+      <w:r>
+        <w:rPr>
+          <w:lang w:val="hi_IN" w:bidi="hi_IN"/>
+        </w:rPr>
+        <w:t>5:2</w:t>
+      </w:r>
       <w:r>
         <w:rPr>
           <w:lang w:val="hi_IN" w:bidi="hi_IN"/>
@@ -51581,18 +50987,12 @@
         </w:rPr>
         <w:t xml:space="preserve">” परमेश्वर के दंड से क्यों बच जाएगी (See </w:t>
       </w:r>
-      <w:hyperlink r:id="rId37">
-        <w:r>
-          <w:rPr>
-            <w:lang w:val="hi_IN" w:bidi="hi_IN"/>
-          </w:rPr>
-          <w:rPr>
-            <w:color w:val="0000EE"/>
-            <w:u w:val="single"/>
-          </w:rPr>
-          <w:t>5:2</w:t>
-        </w:r>
-      </w:hyperlink>
+      <w:r>
+        <w:rPr>
+          <w:lang w:val="hi_IN" w:bidi="hi_IN"/>
+        </w:rPr>
+        <w:t>5:2</w:t>
+      </w:r>
       <w:r>
         <w:rPr>
           <w:lang w:val="hi_IN" w:bidi="hi_IN"/>
@@ -52408,18 +51808,12 @@
         </w:rPr>
         <w:t xml:space="preserve">"पौलुस फिर एक बार इन लोगों के लिए लाक्षणिक भाषा में कहता है कि जैसे वे वास्तव में ऐसे स्थान में रहते हैं जहां प्रकाश न हो| उसके कहने का अर्थ है कि वे प्रभु के आगमन के लिए तैयार नहीं हैं या अनभिज्ञ हैं क्योंकि वे पाप में लिप्त जीवन जी रहे हैं (See </w:t>
       </w:r>
-      <w:hyperlink r:id="rId73">
-        <w:r>
-          <w:rPr>
-            <w:lang w:val="hi_IN" w:bidi="hi_IN"/>
-          </w:rPr>
-          <w:rPr>
-            <w:color w:val="0000EE"/>
-            <w:u w:val="single"/>
-          </w:rPr>
-          <w:t>5:4</w:t>
-        </w:r>
-      </w:hyperlink>
+      <w:r>
+        <w:rPr>
+          <w:lang w:val="hi_IN" w:bidi="hi_IN"/>
+        </w:rPr>
+        <w:t>5:4</w:t>
+      </w:r>
       <w:r>
         <w:rPr>
           <w:lang w:val="hi_IN" w:bidi="hi_IN"/>
@@ -52550,18 +51944,12 @@
         </w:rPr>
         <w:t>"</w:t>
       </w:r>
-      <w:hyperlink r:id="rId74">
-        <w:r>
-          <w:rPr>
-            <w:lang w:val="hi_IN" w:bidi="hi_IN"/>
-          </w:rPr>
-          <w:rPr>
-            <w:color w:val="0000EE"/>
-            <w:u w:val="single"/>
-          </w:rPr>
-          <w:t>5:5–10</w:t>
-        </w:r>
-      </w:hyperlink>
+      <w:r>
+        <w:rPr>
+          <w:lang w:val="hi_IN" w:bidi="hi_IN"/>
+        </w:rPr>
+        <w:t>5:5–10</w:t>
+      </w:r>
       <w:r>
         <w:rPr>
           <w:lang w:val="hi_IN" w:bidi="hi_IN"/>
@@ -53038,18 +52426,12 @@
         </w:rPr>
         <w:t xml:space="preserve"> मनुष्यों के लिए लाक्षणिक भाषा में इस प्रकार कहता है कि जैसे वे सो रहे हों| उसके कहने का अर्थ है कि वे प्रभु के आगमन के लिए न तो तैयार है वरन अनभिज्ञ हैं क्योंकि उनकी जीवन शैली पापी है (देखें, “अन्धकार पर टिप्पणी </w:t>
       </w:r>
-      <w:hyperlink r:id="rId75">
-        <w:r>
-          <w:rPr>
-            <w:lang w:val="hi_IN" w:bidi="hi_IN"/>
-          </w:rPr>
-          <w:rPr>
-            <w:color w:val="0000EE"/>
-            <w:u w:val="single"/>
-          </w:rPr>
-          <w:t>5:4–5</w:t>
-        </w:r>
-      </w:hyperlink>
+      <w:r>
+        <w:rPr>
+          <w:lang w:val="hi_IN" w:bidi="hi_IN"/>
+        </w:rPr>
+        <w:t>5:4–5</w:t>
+      </w:r>
       <w:r>
         <w:rPr>
           <w:lang w:val="hi_IN" w:bidi="hi_IN"/>
@@ -53513,18 +52895,12 @@
         </w:rPr>
         <w:t xml:space="preserve"> कारण गर्भित उपवाक्य का आरम्भ करता है जो वर्णन करता है कि थिस्सलुनीके की कलीसिया को यीशु के आगमन की प्रतीक्षा में क्यों “सोना नहीं” चाहिए या तैयारी से रहित नहीं रहना चाहिए (See </w:t>
       </w:r>
-      <w:hyperlink r:id="rId76">
-        <w:r>
-          <w:rPr>
-            <w:lang w:val="hi_IN" w:bidi="hi_IN"/>
-          </w:rPr>
-          <w:rPr>
-            <w:color w:val="0000EE"/>
-            <w:u w:val="single"/>
-          </w:rPr>
-          <w:t>5:6</w:t>
-        </w:r>
-      </w:hyperlink>
+      <w:r>
+        <w:rPr>
+          <w:lang w:val="hi_IN" w:bidi="hi_IN"/>
+        </w:rPr>
+        <w:t>5:6</w:t>
+      </w:r>
       <w:r>
         <w:rPr>
           <w:lang w:val="hi_IN" w:bidi="hi_IN"/>
@@ -53766,36 +53142,24 @@
         </w:rPr>
         <w:t xml:space="preserve">"यहाँ फिर, </w:t>
       </w:r>
-      <w:hyperlink r:id="rId76">
-        <w:r>
-          <w:rPr>
-            <w:lang w:val="hi_IN" w:bidi="hi_IN"/>
-          </w:rPr>
-          <w:rPr>
-            <w:color w:val="0000EE"/>
-            <w:u w:val="single"/>
-          </w:rPr>
-          <w:t>5:6</w:t>
-        </w:r>
-      </w:hyperlink>
+      <w:r>
+        <w:rPr>
+          <w:lang w:val="hi_IN" w:bidi="hi_IN"/>
+        </w:rPr>
+        <w:t>5:6</w:t>
+      </w:r>
       <w:r>
         <w:rPr>
           <w:lang w:val="hi_IN" w:bidi="hi_IN"/>
         </w:rPr>
         <w:t xml:space="preserve"> के सदृश्य, पौलुस लाक्षणिक भाषा में कहता है कि जैसे वे लोग वास्तव में सो रहे हों या वह रात का समय हो| उसके कहने का अर्थ है कि ये लोग आत्मिक परिप्रेक्ष्य में तैयार नहीं हैं या अनभिज्ञ हैं या पापी हैं (देखें टिप्पणियाँ-</w:t>
       </w:r>
-      <w:hyperlink r:id="rId77">
-        <w:r>
-          <w:rPr>
-            <w:lang w:val="hi_IN" w:bidi="hi_IN"/>
-          </w:rPr>
-          <w:rPr>
-            <w:color w:val="0000EE"/>
-            <w:u w:val="single"/>
-          </w:rPr>
-          <w:t>5:2–4</w:t>
-        </w:r>
-      </w:hyperlink>
+      <w:r>
+        <w:rPr>
+          <w:lang w:val="hi_IN" w:bidi="hi_IN"/>
+        </w:rPr>
+        <w:t>5:2–4</w:t>
+      </w:r>
       <w:r>
         <w:rPr>
           <w:lang w:val="hi_IN" w:bidi="hi_IN"/>
@@ -53939,18 +53303,12 @@
         </w:rPr>
         <w:t xml:space="preserve"> शब्द के बाद जो आता है वह </w:t>
       </w:r>
-      <w:hyperlink r:id="rId78">
-        <w:r>
-          <w:rPr>
-            <w:lang w:val="hi_IN" w:bidi="hi_IN"/>
-          </w:rPr>
-          <w:rPr>
-            <w:color w:val="0000EE"/>
-            <w:u w:val="single"/>
-          </w:rPr>
-          <w:t>5:7</w:t>
-        </w:r>
-      </w:hyperlink>
+      <w:r>
+        <w:rPr>
+          <w:lang w:val="hi_IN" w:bidi="hi_IN"/>
+        </w:rPr>
+        <w:t>5:7</w:t>
+      </w:r>
       <w:r>
         <w:rPr>
           <w:lang w:val="hi_IN" w:bidi="hi_IN"/>
@@ -54009,18 +53367,12 @@
         </w:rPr>
         <w:t xml:space="preserve"> रहना (देखें </w:t>
       </w:r>
-      <w:hyperlink r:id="rId79">
-        <w:r>
-          <w:rPr>
-            <w:lang w:val="hi_IN" w:bidi="hi_IN"/>
-          </w:rPr>
-          <w:rPr>
-            <w:color w:val="0000EE"/>
-            <w:u w:val="single"/>
-          </w:rPr>
-          <w:t>5:5–6</w:t>
-        </w:r>
-      </w:hyperlink>
+      <w:r>
+        <w:rPr>
+          <w:lang w:val="hi_IN" w:bidi="hi_IN"/>
+        </w:rPr>
+        <w:t>5:5–6</w:t>
+      </w:r>
       <w:r>
         <w:rPr>
           <w:lang w:val="hi_IN" w:bidi="hi_IN"/>
@@ -54483,18 +53835,12 @@
         </w:rPr>
         <w:t xml:space="preserve"> पिछले पद (</w:t>
       </w:r>
-      <w:hyperlink r:id="rId78">
-        <w:r>
-          <w:rPr>
-            <w:lang w:val="hi_IN" w:bidi="hi_IN"/>
-          </w:rPr>
-          <w:rPr>
-            <w:color w:val="0000EE"/>
-            <w:u w:val="single"/>
-          </w:rPr>
-          <w:t>5:7</w:t>
-        </w:r>
-      </w:hyperlink>
+      <w:r>
+        <w:rPr>
+          <w:lang w:val="hi_IN" w:bidi="hi_IN"/>
+        </w:rPr>
+        <w:t>5:7</w:t>
+      </w:r>
       <w:r>
         <w:rPr>
           <w:lang w:val="hi_IN" w:bidi="hi_IN"/>
@@ -54662,18 +54008,12 @@
         </w:rPr>
         <w:t xml:space="preserve"> के साथ तैयार रहना है (यह भी देखें </w:t>
       </w:r>
-      <w:hyperlink r:id="rId80">
-        <w:r>
-          <w:rPr>
-            <w:lang w:val="hi_IN" w:bidi="hi_IN"/>
-          </w:rPr>
-          <w:rPr>
-            <w:color w:val="0000EE"/>
-            <w:u w:val="single"/>
-          </w:rPr>
-          <w:t>इफि. 6:10–18</w:t>
-        </w:r>
-      </w:hyperlink>
+      <w:r>
+        <w:rPr>
+          <w:lang w:val="hi_IN" w:bidi="hi_IN"/>
+        </w:rPr>
+        <w:t>इफि. 6:10–18</w:t>
+      </w:r>
       <w:r>
         <w:rPr>
           <w:lang w:val="hi_IN" w:bidi="hi_IN"/>
@@ -55287,18 +54627,12 @@
         </w:rPr>
         <w:t xml:space="preserve"> कारण गर्भित उपवाक्य का आरम्भ करता है जिसमें व्यक्त किया गया है कि थिस्सलुनीके की कलीसिया को “उद्धार की आशा” क्यों थामे रहना है (देखें </w:t>
       </w:r>
-      <w:hyperlink r:id="rId71">
-        <w:r>
-          <w:rPr>
-            <w:lang w:val="hi_IN" w:bidi="hi_IN"/>
-          </w:rPr>
-          <w:rPr>
-            <w:color w:val="0000EE"/>
-            <w:u w:val="single"/>
-          </w:rPr>
-          <w:t>5:8</w:t>
-        </w:r>
-      </w:hyperlink>
+      <w:r>
+        <w:rPr>
+          <w:lang w:val="hi_IN" w:bidi="hi_IN"/>
+        </w:rPr>
+        <w:t>5:8</w:t>
+      </w:r>
       <w:r>
         <w:rPr>
           <w:lang w:val="hi_IN" w:bidi="hi_IN"/>
@@ -55579,18 +54913,12 @@
         </w:rPr>
         <w:t xml:space="preserve"> है जिनका वर्णन </w:t>
       </w:r>
-      <w:hyperlink r:id="rId81">
-        <w:r>
-          <w:rPr>
-            <w:lang w:val="hi_IN" w:bidi="hi_IN"/>
-          </w:rPr>
-          <w:rPr>
-            <w:color w:val="0000EE"/>
-            <w:u w:val="single"/>
-          </w:rPr>
-          <w:t>5:3–8</w:t>
-        </w:r>
-      </w:hyperlink>
+      <w:r>
+        <w:rPr>
+          <w:lang w:val="hi_IN" w:bidi="hi_IN"/>
+        </w:rPr>
+        <w:t>5:3–8</w:t>
+      </w:r>
       <w:r>
         <w:rPr>
           <w:lang w:val="hi_IN" w:bidi="hi_IN"/>
@@ -55734,36 +55062,24 @@
         </w:rPr>
         <w:t xml:space="preserve"> </w:t>
       </w:r>
-      <w:hyperlink r:id="rId82">
-        <w:r>
-          <w:rPr>
-            <w:lang w:val="hi_IN" w:bidi="hi_IN"/>
-          </w:rPr>
-          <w:rPr>
-            <w:color w:val="0000EE"/>
-            <w:u w:val="single"/>
-          </w:rPr>
-          <w:t>1:10</w:t>
-        </w:r>
-      </w:hyperlink>
+      <w:r>
+        <w:rPr>
+          <w:lang w:val="hi_IN" w:bidi="hi_IN"/>
+        </w:rPr>
+        <w:t>1:10</w:t>
+      </w:r>
       <w:r>
         <w:rPr>
           <w:lang w:val="hi_IN" w:bidi="hi_IN"/>
         </w:rPr>
         <w:t xml:space="preserve">, </w:t>
       </w:r>
-      <w:hyperlink r:id="rId83">
-        <w:r>
-          <w:rPr>
-            <w:lang w:val="hi_IN" w:bidi="hi_IN"/>
-          </w:rPr>
-          <w:rPr>
-            <w:color w:val="0000EE"/>
-            <w:u w:val="single"/>
-          </w:rPr>
-          <w:t>2:16</w:t>
-        </w:r>
-      </w:hyperlink>
+      <w:r>
+        <w:rPr>
+          <w:lang w:val="hi_IN" w:bidi="hi_IN"/>
+        </w:rPr>
+        <w:t>2:16</w:t>
+      </w:r>
       <w:r>
         <w:rPr>
           <w:lang w:val="hi_IN" w:bidi="hi_IN"/>
@@ -56253,18 +55569,12 @@
         </w:rPr>
         <w:t xml:space="preserve"> हमें अतिरिक्त जानकारी देता है कि “प्रभु यीशु मसीह के द्वारा उद्धार” क्या है (देखें </w:t>
       </w:r>
-      <w:hyperlink r:id="rId33">
-        <w:r>
-          <w:rPr>
-            <w:lang w:val="hi_IN" w:bidi="hi_IN"/>
-          </w:rPr>
-          <w:rPr>
-            <w:color w:val="0000EE"/>
-            <w:u w:val="single"/>
-          </w:rPr>
-          <w:t>5:9</w:t>
-        </w:r>
-      </w:hyperlink>
+      <w:r>
+        <w:rPr>
+          <w:lang w:val="hi_IN" w:bidi="hi_IN"/>
+        </w:rPr>
+        <w:t>5:9</w:t>
+      </w:r>
       <w:r>
         <w:rPr>
           <w:lang w:val="hi_IN" w:bidi="hi_IN"/>
@@ -56780,18 +56090,12 @@
         </w:rPr>
         <w:t xml:space="preserve"> अर्थात, वे “जीवित है या मृतक हैं” (देखें </w:t>
       </w:r>
-      <w:hyperlink r:id="rId84">
-        <w:r>
-          <w:rPr>
-            <w:lang w:val="hi_IN" w:bidi="hi_IN"/>
-          </w:rPr>
-          <w:rPr>
-            <w:color w:val="0000EE"/>
-            <w:u w:val="single"/>
-          </w:rPr>
-          <w:t>4:14–17</w:t>
-        </w:r>
-      </w:hyperlink>
+      <w:r>
+        <w:rPr>
+          <w:lang w:val="hi_IN" w:bidi="hi_IN"/>
+        </w:rPr>
+        <w:t>4:14–17</w:t>
+      </w:r>
       <w:r>
         <w:rPr>
           <w:lang w:val="hi_IN" w:bidi="hi_IN"/>
@@ -56922,18 +56226,12 @@
         </w:rPr>
         <w:t xml:space="preserve"> इस अंश के समापन का संकेतक है अर्थात, “प्रभु के दिन” के समय की चर्चा का और मसीह के लौट आने की शैली से जोड़ता है </w:t>
       </w:r>
-      <w:hyperlink r:id="rId85">
-        <w:r>
-          <w:rPr>
-            <w:lang w:val="hi_IN" w:bidi="hi_IN"/>
-          </w:rPr>
-          <w:rPr>
-            <w:color w:val="0000EE"/>
-            <w:u w:val="single"/>
-          </w:rPr>
-          <w:t>4:14–18</w:t>
-        </w:r>
-      </w:hyperlink>
+      <w:r>
+        <w:rPr>
+          <w:lang w:val="hi_IN" w:bidi="hi_IN"/>
+        </w:rPr>
+        <w:t>4:14–18</w:t>
+      </w:r>
       <w:r>
         <w:rPr>
           <w:lang w:val="hi_IN" w:bidi="hi_IN"/>
@@ -57880,18 +57178,12 @@
         </w:rPr>
         <w:t xml:space="preserve">* के भीतर स्थान ग्रहण किए हुए हो| यहाँ यह रूपक एक विचार व्यक्त करता है कि ये पुरुष थिस्सलुनीके की कलीसिया में अपनी अगुवाई कि भूमिका में यीशु ही का प्रतिनिधित्व करते हैं यह भी (देखें </w:t>
       </w:r>
-      <w:hyperlink r:id="rId86">
-        <w:r>
-          <w:rPr>
-            <w:lang w:val="hi_IN" w:bidi="hi_IN"/>
-          </w:rPr>
-          <w:rPr>
-            <w:color w:val="0000EE"/>
-            <w:u w:val="single"/>
-          </w:rPr>
-          <w:t>4:1</w:t>
-        </w:r>
-      </w:hyperlink>
+      <w:r>
+        <w:rPr>
+          <w:lang w:val="hi_IN" w:bidi="hi_IN"/>
+        </w:rPr>
+        <w:t>4:1</w:t>
+      </w:r>
       <w:r>
         <w:rPr>
           <w:lang w:val="hi_IN" w:bidi="hi_IN"/>
@@ -58518,18 +57810,12 @@
         </w:rPr>
         <w:t xml:space="preserve">"यहाँ </w:t>
       </w:r>
-      <w:hyperlink r:id="rId87">
-        <w:r>
-          <w:rPr>
-            <w:lang w:val="hi_IN" w:bidi="hi_IN"/>
-          </w:rPr>
-          <w:rPr>
-            <w:color w:val="0000EE"/>
-            <w:u w:val="single"/>
-          </w:rPr>
-          <w:t>5:13–26</w:t>
-        </w:r>
-      </w:hyperlink>
+      <w:r>
+        <w:rPr>
+          <w:lang w:val="hi_IN" w:bidi="hi_IN"/>
+        </w:rPr>
+        <w:t>5:13–26</w:t>
+      </w:r>
       <w:r>
         <w:rPr>
           <w:lang w:val="hi_IN" w:bidi="hi_IN"/>
@@ -58647,18 +57933,12 @@
         </w:rPr>
         <w:t xml:space="preserve">"यह वाक्यांश प्रेरितों द्वारा थिस्सलुनीके की कलीसिया से किए गए अंतिम आग्रहों का संकेत देता है| क्योंकि इस अंश </w:t>
       </w:r>
-      <w:hyperlink r:id="rId88">
-        <w:r>
-          <w:rPr>
-            <w:lang w:val="hi_IN" w:bidi="hi_IN"/>
-          </w:rPr>
-          <w:rPr>
-            <w:color w:val="0000EE"/>
-            <w:u w:val="single"/>
-          </w:rPr>
-          <w:t>5:14–22</w:t>
-        </w:r>
-      </w:hyperlink>
+      <w:r>
+        <w:rPr>
+          <w:lang w:val="hi_IN" w:bidi="hi_IN"/>
+        </w:rPr>
+        <w:t>5:14–22</w:t>
+      </w:r>
       <w:r>
         <w:rPr>
           <w:lang w:val="hi_IN" w:bidi="hi_IN"/>
@@ -59618,18 +58898,12 @@
         </w:rPr>
         <w:t xml:space="preserve"> मनुष्यों के वर्गों पर बलाघात हेतु है| इस प्रकरण में, इस वाक्यांश का सन्दर्भ हो सकता है: (1) थिस्सलुनीके की कलीसिया और मसीह में सब विश्वासियों से| वैकल्पिक अनुवाद (पूर्वोक्त अर्ध विराम हटा कर): “थिस्सलुनीके की तुम्हारी कलीसिया और मसीह में सब विश्वासिय���ं के लिए” (2) थिस्सलुनीके की कलीसिया और सम्पूर्ण मानव जाति से (देखें कि आपने इस वाक्यांश का अनुवाद </w:t>
       </w:r>
-      <w:hyperlink r:id="rId89">
-        <w:r>
-          <w:rPr>
-            <w:lang w:val="hi_IN" w:bidi="hi_IN"/>
-          </w:rPr>
-          <w:rPr>
-            <w:color w:val="0000EE"/>
-            <w:u w:val="single"/>
-          </w:rPr>
-          <w:t>3:12</w:t>
-        </w:r>
-      </w:hyperlink>
+      <w:r>
+        <w:rPr>
+          <w:lang w:val="hi_IN" w:bidi="hi_IN"/>
+        </w:rPr>
+        <w:t>3:12</w:t>
+      </w:r>
       <w:r>
         <w:rPr>
           <w:lang w:val="hi_IN" w:bidi="hi_IN"/>
@@ -60119,18 +59393,12 @@
         </w:rPr>
         <w:t xml:space="preserve"> शब्द कारण सूचक उप-वाक्य का आरम्भ करता है| पौलुस </w:t>
       </w:r>
-      <w:hyperlink r:id="rId90">
-        <w:r>
-          <w:rPr>
-            <w:lang w:val="hi_IN" w:bidi="hi_IN"/>
-          </w:rPr>
-          <w:rPr>
-            <w:color w:val="0000EE"/>
-            <w:u w:val="single"/>
-          </w:rPr>
-          <w:t>5:16–18</w:t>
-        </w:r>
-      </w:hyperlink>
+      <w:r>
+        <w:rPr>
+          <w:lang w:val="hi_IN" w:bidi="hi_IN"/>
+        </w:rPr>
+        <w:t>5:16–18</w:t>
+      </w:r>
       <w:r>
         <w:rPr>
           <w:lang w:val="hi_IN" w:bidi="hi_IN"/>
@@ -60261,18 +59529,12 @@
         </w:rPr>
         <w:t xml:space="preserve"> एकवचन सर्वनाम है जिसका सन्दर्भ हो सकता है: (1) </w:t>
       </w:r>
-      <w:hyperlink r:id="rId91">
-        <w:r>
-          <w:rPr>
-            <w:lang w:val="hi_IN" w:bidi="hi_IN"/>
-          </w:rPr>
-          <w:rPr>
-            <w:color w:val="0000EE"/>
-            <w:u w:val="single"/>
-          </w:rPr>
-          <w:t>5:14–18</w:t>
-        </w:r>
-      </w:hyperlink>
+      <w:r>
+        <w:rPr>
+          <w:lang w:val="hi_IN" w:bidi="hi_IN"/>
+        </w:rPr>
+        <w:t>5:14–18</w:t>
+      </w:r>
       <w:r>
         <w:rPr>
           <w:lang w:val="hi_IN" w:bidi="hi_IN"/>
@@ -60592,18 +59854,12 @@
         </w:rPr>
         <w:t xml:space="preserve"> में एक हो जाने से अविभाज्य है|(यह भी देखें </w:t>
       </w:r>
-      <w:hyperlink r:id="rId64">
-        <w:r>
-          <w:rPr>
-            <w:lang w:val="hi_IN" w:bidi="hi_IN"/>
-          </w:rPr>
-          <w:rPr>
-            <w:color w:val="0000EE"/>
-            <w:u w:val="single"/>
-          </w:rPr>
-          <w:t>2:14</w:t>
-        </w:r>
-      </w:hyperlink>
+      <w:r>
+        <w:rPr>
+          <w:lang w:val="hi_IN" w:bidi="hi_IN"/>
+        </w:rPr>
+        <w:t>2:14</w:t>
+      </w:r>
       <w:r>
         <w:rPr>
           <w:lang w:val="hi_IN" w:bidi="hi_IN"/>
@@ -60734,18 +59990,12 @@
         </w:rPr>
         <w:t xml:space="preserve"> के काम को बाधित न करे, विशेष करके भविष्यद्वानियों को तुच्छ समझ कर (देखें </w:t>
       </w:r>
-      <w:hyperlink r:id="rId92">
-        <w:r>
-          <w:rPr>
-            <w:lang w:val="hi_IN" w:bidi="hi_IN"/>
-          </w:rPr>
-          <w:rPr>
-            <w:color w:val="0000EE"/>
-            <w:u w:val="single"/>
-          </w:rPr>
-          <w:t>5:20</w:t>
-        </w:r>
-      </w:hyperlink>
+      <w:r>
+        <w:rPr>
+          <w:lang w:val="hi_IN" w:bidi="hi_IN"/>
+        </w:rPr>
+        <w:t>5:20</w:t>
+      </w:r>
       <w:r>
         <w:rPr>
           <w:lang w:val="hi_IN" w:bidi="hi_IN"/>
@@ -60863,36 +60113,24 @@
         </w:rPr>
         <w:t>"</w:t>
       </w:r>
-      <w:hyperlink r:id="rId93">
-        <w:r>
-          <w:rPr>
-            <w:lang w:val="hi_IN" w:bidi="hi_IN"/>
-          </w:rPr>
-          <w:rPr>
-            <w:color w:val="0000EE"/>
-            <w:u w:val="single"/>
-          </w:rPr>
-          <w:t>5:19–20</w:t>
-        </w:r>
-      </w:hyperlink>
+      <w:r>
+        <w:rPr>
+          <w:lang w:val="hi_IN" w:bidi="hi_IN"/>
+        </w:rPr>
+        <w:t>5:19–20</w:t>
+      </w:r>
       <w:r>
         <w:rPr>
           <w:lang w:val="hi_IN" w:bidi="hi_IN"/>
         </w:rPr>
         <w:t xml:space="preserve"> में ये दो वाक्यांश एक ही बात के सन्दर्भ में हो सकते हैं| संभवतः पौलुस एक ही बात के दो बार कहता है परन्तु भिन्न रूपों में कि थिस्सलुनीके की कलीसिया द्वारा भविष्यद्वाणी की समझ को सुधारे| उसके कहने का अर्थ है कि सच्ची भविष्यद्वाणी का स्रोत पवित्र आत्मा है (देखें </w:t>
       </w:r>
-      <w:hyperlink r:id="rId94">
-        <w:r>
-          <w:rPr>
-            <w:lang w:val="hi_IN" w:bidi="hi_IN"/>
-          </w:rPr>
-          <w:rPr>
-            <w:color w:val="0000EE"/>
-            <w:u w:val="single"/>
-          </w:rPr>
-          <w:t>2 पत. 1:21</w:t>
-        </w:r>
-      </w:hyperlink>
+      <w:r>
+        <w:rPr>
+          <w:lang w:val="hi_IN" w:bidi="hi_IN"/>
+        </w:rPr>
+        <w:t>2 पत. 1:21</w:t>
+      </w:r>
       <w:r>
         <w:rPr>
           <w:lang w:val="hi_IN" w:bidi="hi_IN"/>
@@ -61493,18 +60731,12 @@
         </w:rPr>
         <w:t>यहाँ, पहले के पद (</w:t>
       </w:r>
-      <w:hyperlink r:id="rId95">
-        <w:r>
-          <w:rPr>
-            <w:lang w:val="hi_IN" w:bidi="hi_IN"/>
-          </w:rPr>
-          <w:rPr>
-            <w:color w:val="0000EE"/>
-            <w:u w:val="single"/>
-          </w:rPr>
-          <w:t>5:22</w:t>
-        </w:r>
-      </w:hyperlink>
+      <w:r>
+        <w:rPr>
+          <w:lang w:val="hi_IN" w:bidi="hi_IN"/>
+        </w:rPr>
+        <w:t>5:22</w:t>
+      </w:r>
       <w:r>
         <w:rPr>
           <w:lang w:val="hi_IN" w:bidi="hi_IN"/>
@@ -61523,18 +60755,12 @@
         </w:rPr>
         <w:t xml:space="preserve">” का जिनका उन्होंने </w:t>
       </w:r>
-      <w:hyperlink r:id="rId92">
-        <w:r>
-          <w:rPr>
-            <w:lang w:val="hi_IN" w:bidi="hi_IN"/>
-          </w:rPr>
-          <w:rPr>
-            <w:color w:val="0000EE"/>
-            <w:u w:val="single"/>
-          </w:rPr>
-          <w:t>5:20</w:t>
-        </w:r>
-      </w:hyperlink>
+      <w:r>
+        <w:rPr>
+          <w:lang w:val="hi_IN" w:bidi="hi_IN"/>
+        </w:rPr>
+        <w:t>5:20</w:t>
+      </w:r>
       <w:r>
         <w:rPr>
           <w:lang w:val="hi_IN" w:bidi="hi_IN"/>
@@ -62036,18 +61262,12 @@
         </w:rPr>
         <w:t xml:space="preserve">"यहाँ क्रिया रूप से संकेत मिलता है कि यह आशीर्वाद या प्रार्थना है (यह भी देखें </w:t>
       </w:r>
-      <w:hyperlink r:id="rId96">
-        <w:r>
-          <w:rPr>
-            <w:lang w:val="hi_IN" w:bidi="hi_IN"/>
-          </w:rPr>
-          <w:rPr>
-            <w:color w:val="0000EE"/>
-            <w:u w:val="single"/>
-          </w:rPr>
-          <w:t>3:11–13</w:t>
-        </w:r>
-      </w:hyperlink>
+      <w:r>
+        <w:rPr>
+          <w:lang w:val="hi_IN" w:bidi="hi_IN"/>
+        </w:rPr>
+        <w:t>3:11–13</w:t>
+      </w:r>
       <w:r>
         <w:rPr>
           <w:lang w:val="hi_IN" w:bidi="hi_IN"/>
@@ -62165,72 +61385,48 @@
         </w:rPr>
         <w:t xml:space="preserve"> काम में लेता है जो नए नियम में परमेश्वर के लिए एक उपनाम है (देखें </w:t>
       </w:r>
-      <w:hyperlink r:id="rId97">
-        <w:r>
-          <w:rPr>
-            <w:lang w:val="hi_IN" w:bidi="hi_IN"/>
-          </w:rPr>
-          <w:rPr>
-            <w:color w:val="0000EE"/>
-            <w:u w:val="single"/>
-          </w:rPr>
-          <w:t>रोमि.15:33</w:t>
-        </w:r>
-      </w:hyperlink>
+      <w:r>
+        <w:rPr>
+          <w:lang w:val="hi_IN" w:bidi="hi_IN"/>
+        </w:rPr>
+        <w:t>रोमि.15:33</w:t>
+      </w:r>
       <w:r>
         <w:rPr>
           <w:lang w:val="hi_IN" w:bidi="hi_IN"/>
         </w:rPr>
         <w:t xml:space="preserve">; </w:t>
       </w:r>
-      <w:hyperlink r:id="rId98">
-        <w:r>
-          <w:rPr>
-            <w:lang w:val="hi_IN" w:bidi="hi_IN"/>
-          </w:rPr>
-          <w:rPr>
-            <w:color w:val="0000EE"/>
-            <w:u w:val="single"/>
-          </w:rPr>
-          <w:t>16:20</w:t>
-        </w:r>
-      </w:hyperlink>
+      <w:r>
+        <w:rPr>
+          <w:lang w:val="hi_IN" w:bidi="hi_IN"/>
+        </w:rPr>
+        <w:t>16:20</w:t>
+      </w:r>
       <w:r>
         <w:rPr>
           <w:lang w:val="hi_IN" w:bidi="hi_IN"/>
         </w:rPr>
         <w:t xml:space="preserve">; </w:t>
       </w:r>
-      <w:hyperlink r:id="rId99">
-        <w:r>
-          <w:rPr>
-            <w:lang w:val="hi_IN" w:bidi="hi_IN"/>
-          </w:rPr>
-          <w:rPr>
-            <w:color w:val="0000EE"/>
-            <w:u w:val="single"/>
-          </w:rPr>
-          <w:t>फ़िलि. 4:9</w:t>
-        </w:r>
-      </w:hyperlink>
+      <w:r>
+        <w:rPr>
+          <w:lang w:val="hi_IN" w:bidi="hi_IN"/>
+        </w:rPr>
+        <w:t>फ़िलि. 4:9</w:t>
+      </w:r>
       <w:r>
         <w:rPr>
           <w:lang w:val="hi_IN" w:bidi="hi_IN"/>
         </w:rPr>
         <w:t xml:space="preserve">; </w:t>
       </w:r>
-      <w:hyperlink r:id="rId100">
-        <w:r>
-          <w:rPr>
-            <w:lang w:val="hi_IN" w:bidi="hi_IN"/>
-          </w:rPr>
-          <w:rPr>
-            <w:color w:val="0000EE"/>
-            <w:u w:val="single"/>
-          </w:rPr>
-          <w:t>इब्रा. 13:20</w:t>
-        </w:r>
-      </w:hyperlink>
+      <w:r>
+        <w:rPr>
+          <w:lang w:val="hi_IN" w:bidi="hi_IN"/>
+        </w:rPr>
+        <w:t>इब्रा. 13:20</w:t>
+      </w:r>
       <w:r>
         <w:rPr>
           <w:lang w:val="hi_IN" w:bidi="hi_IN"/>
@@ -63183,18 +62379,12 @@
         </w:rPr>
         <w:t xml:space="preserve"> 1–2 थिस्सलुनीकियों में मसीह के पुनः आगमन के लिए एक चिर परिचित उक्ति है (See </w:t>
       </w:r>
-      <w:hyperlink r:id="rId61">
-        <w:r>
-          <w:rPr>
-            <w:lang w:val="hi_IN" w:bidi="hi_IN"/>
-          </w:rPr>
-          <w:rPr>
-            <w:color w:val="0000EE"/>
-            <w:u w:val="single"/>
-          </w:rPr>
-          <w:t>4:15</w:t>
-        </w:r>
-      </w:hyperlink>
+      <w:r>
+        <w:rPr>
+          <w:lang w:val="hi_IN" w:bidi="hi_IN"/>
+        </w:rPr>
+        <w:t>4:15</w:t>
+      </w:r>
       <w:r>
         <w:rPr>
           <w:lang w:val="hi_IN" w:bidi="hi_IN"/>
@@ -63214,18 +62404,12 @@
         </w:rPr>
         <w:t xml:space="preserve"> का दिन” </w:t>
       </w:r>
-      <w:hyperlink r:id="rId37">
-        <w:r>
-          <w:rPr>
-            <w:lang w:val="hi_IN" w:bidi="hi_IN"/>
-          </w:rPr>
-          <w:rPr>
-            <w:color w:val="0000EE"/>
-            <w:u w:val="single"/>
-          </w:rPr>
-          <w:t>5:2</w:t>
-        </w:r>
-      </w:hyperlink>
+      <w:r>
+        <w:rPr>
+          <w:lang w:val="hi_IN" w:bidi="hi_IN"/>
+        </w:rPr>
+        <w:t>5:2</w:t>
+      </w:r>
       <w:r>
         <w:rPr>
           <w:lang w:val="hi_IN" w:bidi="hi_IN"/>
@@ -63591,18 +62775,12 @@
         </w:rPr>
         <w:t xml:space="preserve"> </w:t>
       </w:r>
-      <w:hyperlink r:id="rId101">
-        <w:r>
-          <w:rPr>
-            <w:lang w:val="hi_IN" w:bidi="hi_IN"/>
-          </w:rPr>
-          <w:rPr>
-            <w:color w:val="0000EE"/>
-            <w:u w:val="single"/>
-          </w:rPr>
-          <w:t>5:23</w:t>
-        </w:r>
-      </w:hyperlink>
+      <w:r>
+        <w:rPr>
+          <w:lang w:val="hi_IN" w:bidi="hi_IN"/>
+        </w:rPr>
+        <w:t>5:23</w:t>
+      </w:r>
       <w:r>
         <w:rPr>
           <w:lang w:val="hi_IN" w:bidi="hi_IN"/>
@@ -63818,18 +62996,12 @@
         </w:rPr>
         <w:t xml:space="preserve">यहाँ, करो यह इंगित करता है कि थिस्सलुनीकियों को पौलुस, सीलास, और तीमुथियुस के लिए प्रार्थना करनी चाहिए जैसे पौलुस, सीलास, और तीमुथियुस उनके लिए प्रार्थना करते हैं (देखें </w:t>
       </w:r>
-      <w:hyperlink r:id="rId101">
-        <w:r>
-          <w:rPr>
-            <w:lang w:val="hi_IN" w:bidi="hi_IN"/>
-          </w:rPr>
-          <w:rPr>
-            <w:color w:val="0000EE"/>
-            <w:u w:val="single"/>
-          </w:rPr>
-          <w:t>5:23</w:t>
-        </w:r>
-      </w:hyperlink>
+      <w:r>
+        <w:rPr>
+          <w:lang w:val="hi_IN" w:bidi="hi_IN"/>
+        </w:rPr>
+        <w:t>5:23</w:t>
+      </w:r>
       <w:r>
         <w:rPr>
           <w:lang w:val="hi_IN" w:bidi="hi_IN"/>

--- a/hin/docx/52.content.docx
+++ b/hin/docx/52.content.docx
@@ -266,13 +266,7 @@
         <w:rPr>
           <w:lang w:val="hi_IN" w:bidi="hi_IN"/>
         </w:rPr>
-        <w:t xml:space="preserve">देखें: </w:t>
-      </w:r>
-      <w:r>
-        <w:rPr>
-          <w:lang w:val="hi_IN" w:bidi="hi_IN"/>
-        </w:rPr>
-        <w:t>विराम बिंदु</w:t>
+        <w:t>देखें: विराम बिंदु</w:t>
       </w:r>
       <w:r>
         <w:rPr>
@@ -586,13 +580,7 @@
         <w:rPr>
           <w:lang w:val="hi_IN" w:bidi="hi_IN"/>
         </w:rPr>
-        <w:t xml:space="preserve">देखें: </w:t>
-      </w:r>
-      <w:r>
-        <w:rPr>
-          <w:lang w:val="hi_IN" w:bidi="hi_IN"/>
-        </w:rPr>
-        <w:t>रूपक</w:t>
+        <w:t>देखें: रूपक</w:t>
       </w:r>
       <w:r>
         <w:rPr>
@@ -1440,13 +1428,7 @@
         <w:rPr>
           <w:lang w:val="hi_IN" w:bidi="hi_IN"/>
         </w:rPr>
-        <w:t xml:space="preserve">देखें: </w:t>
-      </w:r>
-      <w:r>
-        <w:rPr>
-          <w:lang w:val="hi_IN" w:bidi="hi_IN"/>
-        </w:rPr>
-        <w:t>अतिशयोक्ति</w:t>
+        <w:t>देखें: अतिशयोक्ति</w:t>
       </w:r>
       <w:r>
         <w:rPr>
@@ -1738,13 +1720,7 @@
         <w:rPr>
           <w:lang w:val="hi_IN" w:bidi="hi_IN"/>
         </w:rPr>
-        <w:t xml:space="preserve">देखें: </w:t>
-      </w:r>
-      <w:r>
-        <w:rPr>
-          <w:lang w:val="hi_IN" w:bidi="hi_IN"/>
-        </w:rPr>
-        <w:t>मुहावरा</w:t>
+        <w:t>देखें: मुहावरा</w:t>
       </w:r>
       <w:r>
         <w:rPr>
@@ -1849,13 +1825,7 @@
         <w:rPr>
           <w:lang w:val="hi_IN" w:bidi="hi_IN"/>
         </w:rPr>
-        <w:t xml:space="preserve">देखें: </w:t>
-      </w:r>
-      <w:r>
-        <w:rPr>
-          <w:lang w:val="hi_IN" w:bidi="hi_IN"/>
-        </w:rPr>
-        <w:t>स्वामित्व</w:t>
+        <w:t>देखें: स्वामित्व</w:t>
       </w:r>
       <w:r>
         <w:rPr>
@@ -2410,13 +2380,7 @@
         <w:rPr>
           <w:lang w:val="hi_IN" w:bidi="hi_IN"/>
         </w:rPr>
-        <w:t xml:space="preserve">देखें: </w:t>
-      </w:r>
-      <w:r>
-        <w:rPr>
-          <w:lang w:val="hi_IN" w:bidi="hi_IN"/>
-        </w:rPr>
-        <w:t>स्वामित्व</w:t>
+        <w:t>देखें: स्वामित्व</w:t>
       </w:r>
       <w:r>
         <w:rPr>
@@ -2521,13 +2485,7 @@
         <w:rPr>
           <w:lang w:val="hi_IN" w:bidi="hi_IN"/>
         </w:rPr>
-        <w:t xml:space="preserve">देखें: </w:t>
-      </w:r>
-      <w:r>
-        <w:rPr>
-          <w:lang w:val="hi_IN" w:bidi="hi_IN"/>
-        </w:rPr>
-        <w:t>हेंडियाडिस</w:t>
+        <w:t>देखें: हेंडियाडिस</w:t>
       </w:r>
       <w:r>
         <w:rPr>
@@ -2880,13 +2838,7 @@
         <w:rPr>
           <w:lang w:val="hi_IN" w:bidi="hi_IN"/>
         </w:rPr>
-        <w:t xml:space="preserve">देखें: </w:t>
-      </w:r>
-      <w:r>
-        <w:rPr>
-          <w:lang w:val="hi_IN" w:bidi="hi_IN"/>
-        </w:rPr>
-        <w:t>रूपक</w:t>
+        <w:t>देखें: रूपक</w:t>
       </w:r>
       <w:r>
         <w:rPr>
@@ -4261,13 +4213,7 @@
         <w:rPr>
           <w:lang w:val="hi_IN" w:bidi="hi_IN"/>
         </w:rPr>
-        <w:t xml:space="preserve">देखें: </w:t>
-      </w:r>
-      <w:r>
-        <w:rPr>
-          <w:lang w:val="hi_IN" w:bidi="hi_IN"/>
-        </w:rPr>
-        <w:t>प्रतिन्यास</w:t>
+        <w:t>देखें: प्रतिन्यास</w:t>
       </w:r>
       <w:r>
         <w:rPr>
@@ -4607,13 +4553,7 @@
         <w:rPr>
           <w:lang w:val="hi_IN" w:bidi="hi_IN"/>
         </w:rPr>
-        <w:t xml:space="preserve">देखें: </w:t>
-      </w:r>
-      <w:r>
-        <w:rPr>
-          <w:lang w:val="hi_IN" w:bidi="hi_IN"/>
-        </w:rPr>
-        <w:t>स्वामित्व</w:t>
+        <w:t>देखें: स्वामित्व</w:t>
       </w:r>
       <w:r>
         <w:rPr>
@@ -5266,13 +5206,7 @@
         <w:rPr>
           <w:lang w:val="hi_IN" w:bidi="hi_IN"/>
         </w:rPr>
-        <w:t xml:space="preserve">देखें: </w:t>
-      </w:r>
-      <w:r>
-        <w:rPr>
-          <w:lang w:val="hi_IN" w:bidi="hi_IN"/>
-        </w:rPr>
-        <w:t>प्रतिन्यास</w:t>
+        <w:t>देखें: प्रतिन्यास</w:t>
       </w:r>
       <w:r>
         <w:rPr>
@@ -5377,13 +5311,7 @@
         <w:rPr>
           <w:lang w:val="hi_IN" w:bidi="hi_IN"/>
         </w:rPr>
-        <w:t xml:space="preserve">देखें: </w:t>
-      </w:r>
-      <w:r>
-        <w:rPr>
-          <w:lang w:val="hi_IN" w:bidi="hi_IN"/>
-        </w:rPr>
-        <w:t>रूपक</w:t>
+        <w:t>देखें: रूपक</w:t>
       </w:r>
       <w:r>
         <w:rPr>
@@ -5611,13 +5539,7 @@
         <w:rPr>
           <w:lang w:val="hi_IN" w:bidi="hi_IN"/>
         </w:rPr>
-        <w:t xml:space="preserve">देखें: </w:t>
-      </w:r>
-      <w:r>
-        <w:rPr>
-          <w:lang w:val="hi_IN" w:bidi="hi_IN"/>
-        </w:rPr>
-        <w:t>रूपक</w:t>
+        <w:t>देखें: रूपक</w:t>
       </w:r>
       <w:r>
         <w:rPr>
@@ -5722,13 +5644,7 @@
         <w:rPr>
           <w:lang w:val="hi_IN" w:bidi="hi_IN"/>
         </w:rPr>
-        <w:t xml:space="preserve">देखें: </w:t>
-      </w:r>
-      <w:r>
-        <w:rPr>
-          <w:lang w:val="hi_IN" w:bidi="hi_IN"/>
-        </w:rPr>
-        <w:t>संकेतन</w:t>
+        <w:t>देखें: संकेतन</w:t>
       </w:r>
       <w:r>
         <w:rPr>
@@ -5944,13 +5860,7 @@
         <w:rPr>
           <w:lang w:val="hi_IN" w:bidi="hi_IN"/>
         </w:rPr>
-        <w:t xml:space="preserve">देखें: </w:t>
-      </w:r>
-      <w:r>
-        <w:rPr>
-          <w:lang w:val="hi_IN" w:bidi="hi_IN"/>
-        </w:rPr>
-        <w:t>अतिशयोक्ति</w:t>
+        <w:t>देखें: अतिशयोक्ति</w:t>
       </w:r>
       <w:r>
         <w:rPr>
@@ -6426,13 +6336,7 @@
         <w:rPr>
           <w:lang w:val="hi_IN" w:bidi="hi_IN"/>
         </w:rPr>
-        <w:t xml:space="preserve">देखें: </w:t>
-      </w:r>
-      <w:r>
-        <w:rPr>
-          <w:lang w:val="hi_IN" w:bidi="hi_IN"/>
-        </w:rPr>
-        <w:t>Reflexive सर्वनाम</w:t>
+        <w:t>देखें: Reflexive सर्वनाम</w:t>
       </w:r>
       <w:r>
         <w:rPr>
@@ -6759,13 +6663,7 @@
         <w:rPr>
           <w:lang w:val="hi_IN" w:bidi="hi_IN"/>
         </w:rPr>
-        <w:t xml:space="preserve">देखें: </w:t>
-      </w:r>
-      <w:r>
-        <w:rPr>
-          <w:lang w:val="hi_IN" w:bidi="hi_IN"/>
-        </w:rPr>
-        <w:t>रूपक</w:t>
+        <w:t>देखें: रूपक</w:t>
       </w:r>
       <w:r>
         <w:rPr>
@@ -7444,13 +7342,7 @@
         <w:rPr>
           <w:lang w:val="hi_IN" w:bidi="hi_IN"/>
         </w:rPr>
-        <w:t xml:space="preserve">देखें: </w:t>
-      </w:r>
-      <w:r>
-        <w:rPr>
-          <w:lang w:val="hi_IN" w:bidi="hi_IN"/>
-        </w:rPr>
-        <w:t>मुहावरा</w:t>
+        <w:t>देखें: मुहावरा</w:t>
       </w:r>
       <w:r>
         <w:rPr>
@@ -8038,13 +7930,7 @@
         <w:rPr>
           <w:lang w:val="hi_IN" w:bidi="hi_IN"/>
         </w:rPr>
-        <w:t xml:space="preserve">देखें: </w:t>
-      </w:r>
-      <w:r>
-        <w:rPr>
-          <w:lang w:val="hi_IN" w:bidi="hi_IN"/>
-        </w:rPr>
-        <w:t>रूपक</w:t>
+        <w:t>देखें: रूपक</w:t>
       </w:r>
       <w:r>
         <w:rPr>
@@ -8273,13 +8159,7 @@
         <w:rPr>
           <w:lang w:val="hi_IN" w:bidi="hi_IN"/>
         </w:rPr>
-        <w:t xml:space="preserve">देखें: </w:t>
-      </w:r>
-      <w:r>
-        <w:rPr>
-          <w:lang w:val="hi_IN" w:bidi="hi_IN"/>
-        </w:rPr>
-        <w:t>Reflexive सर्वनाम</w:t>
+        <w:t>देखें: Reflexive सर्वनाम</w:t>
       </w:r>
       <w:r>
         <w:rPr>
@@ -8507,13 +8387,7 @@
         <w:rPr>
           <w:lang w:val="hi_IN" w:bidi="hi_IN"/>
         </w:rPr>
-        <w:t xml:space="preserve">देखें: </w:t>
-      </w:r>
-      <w:r>
-        <w:rPr>
-          <w:lang w:val="hi_IN" w:bidi="hi_IN"/>
-        </w:rPr>
-        <w:t>अल्पोक्ति</w:t>
+        <w:t>देखें: अल्पोक्ति</w:t>
       </w:r>
       <w:r>
         <w:rPr>
@@ -8994,13 +8868,7 @@
         <w:rPr>
           <w:lang w:val="hi_IN" w:bidi="hi_IN"/>
         </w:rPr>
-        <w:t xml:space="preserve">देखें: </w:t>
-      </w:r>
-      <w:r>
-        <w:rPr>
-          <w:lang w:val="hi_IN" w:bidi="hi_IN"/>
-        </w:rPr>
-        <w:t>युग्म</w:t>
+        <w:t>देखें: युग्म</w:t>
       </w:r>
       <w:r>
         <w:rPr>
@@ -9503,13 +9371,7 @@
         <w:rPr>
           <w:lang w:val="hi_IN" w:bidi="hi_IN"/>
         </w:rPr>
-        <w:t xml:space="preserve">देखें: </w:t>
-      </w:r>
-      <w:r>
-        <w:rPr>
-          <w:lang w:val="hi_IN" w:bidi="hi_IN"/>
-        </w:rPr>
-        <w:t>स्वामित्व</w:t>
+        <w:t>देखें: स्वामित्व</w:t>
       </w:r>
       <w:r>
         <w:rPr>
@@ -9737,13 +9599,7 @@
         <w:rPr>
           <w:lang w:val="hi_IN" w:bidi="hi_IN"/>
         </w:rPr>
-        <w:t xml:space="preserve">देखें: </w:t>
-      </w:r>
-      <w:r>
-        <w:rPr>
-          <w:lang w:val="hi_IN" w:bidi="hi_IN"/>
-        </w:rPr>
-        <w:t>सूची</w:t>
+        <w:t>देखें: सूची</w:t>
       </w:r>
       <w:r>
         <w:rPr>
@@ -10755,13 +10611,7 @@
         <w:rPr>
           <w:lang w:val="hi_IN" w:bidi="hi_IN"/>
         </w:rPr>
-        <w:t xml:space="preserve">देखें: </w:t>
-      </w:r>
-      <w:r>
-        <w:rPr>
-          <w:lang w:val="hi_IN" w:bidi="hi_IN"/>
-        </w:rPr>
-        <w:t>प्रतिन्यास</w:t>
+        <w:t>देखें: प्रतिन्यास</w:t>
       </w:r>
       <w:r>
         <w:rPr>
@@ -11472,13 +11322,7 @@
         <w:rPr>
           <w:lang w:val="hi_IN" w:bidi="hi_IN"/>
         </w:rPr>
-        <w:t xml:space="preserve">देखें: </w:t>
-      </w:r>
-      <w:r>
-        <w:rPr>
-          <w:lang w:val="hi_IN" w:bidi="hi_IN"/>
-        </w:rPr>
-        <w:t>रूपक</w:t>
+        <w:t>देखें: रूपक</w:t>
       </w:r>
       <w:r>
         <w:rPr>
@@ -11707,13 +11551,7 @@
         <w:rPr>
           <w:lang w:val="hi_IN" w:bidi="hi_IN"/>
         </w:rPr>
-        <w:t xml:space="preserve">देखें: </w:t>
-      </w:r>
-      <w:r>
-        <w:rPr>
-          <w:lang w:val="hi_IN" w:bidi="hi_IN"/>
-        </w:rPr>
-        <w:t>रूपक</w:t>
+        <w:t>देखें: रूपक</w:t>
       </w:r>
       <w:r>
         <w:rPr>
@@ -11929,13 +11767,7 @@
         <w:rPr>
           <w:lang w:val="hi_IN" w:bidi="hi_IN"/>
         </w:rPr>
-        <w:t xml:space="preserve">देखें: </w:t>
-      </w:r>
-      <w:r>
-        <w:rPr>
-          <w:lang w:val="hi_IN" w:bidi="hi_IN"/>
-        </w:rPr>
-        <w:t>संकेतन</w:t>
+        <w:t>देखें: संकेतन</w:t>
       </w:r>
       <w:r>
         <w:rPr>
@@ -12040,13 +11872,7 @@
         <w:rPr>
           <w:lang w:val="hi_IN" w:bidi="hi_IN"/>
         </w:rPr>
-        <w:t xml:space="preserve">देखें: </w:t>
-      </w:r>
-      <w:r>
-        <w:rPr>
-          <w:lang w:val="hi_IN" w:bidi="hi_IN"/>
-        </w:rPr>
-        <w:t>रूपक</w:t>
+        <w:t>देखें: रूपक</w:t>
       </w:r>
       <w:r>
         <w:rPr>
@@ -12151,13 +11977,7 @@
         <w:rPr>
           <w:lang w:val="hi_IN" w:bidi="hi_IN"/>
         </w:rPr>
-        <w:t xml:space="preserve">देखें: </w:t>
-      </w:r>
-      <w:r>
-        <w:rPr>
-          <w:lang w:val="hi_IN" w:bidi="hi_IN"/>
-        </w:rPr>
-        <w:t>रूपक</w:t>
+        <w:t>देखें: रूपक</w:t>
       </w:r>
       <w:r>
         <w:rPr>
@@ -12386,13 +12206,7 @@
         <w:rPr>
           <w:lang w:val="hi_IN" w:bidi="hi_IN"/>
         </w:rPr>
-        <w:t xml:space="preserve">देखें: </w:t>
-      </w:r>
-      <w:r>
-        <w:rPr>
-          <w:lang w:val="hi_IN" w:bidi="hi_IN"/>
-        </w:rPr>
-        <w:t>मुहावरा</w:t>
+        <w:t>देखें: मुहावरा</w:t>
       </w:r>
       <w:r>
         <w:rPr>
@@ -12535,13 +12349,7 @@
         <w:rPr>
           <w:lang w:val="hi_IN" w:bidi="hi_IN"/>
         </w:rPr>
-        <w:t xml:space="preserve">देखें: </w:t>
-      </w:r>
-      <w:r>
-        <w:rPr>
-          <w:lang w:val="hi_IN" w:bidi="hi_IN"/>
-        </w:rPr>
-        <w:t>उपमा</w:t>
+        <w:t>देखें: उपमा</w:t>
       </w:r>
       <w:r>
         <w:rPr>
@@ -13191,13 +12999,7 @@
         <w:rPr>
           <w:lang w:val="hi_IN" w:bidi="hi_IN"/>
         </w:rPr>
-        <w:t xml:space="preserve">देखें: </w:t>
-      </w:r>
-      <w:r>
-        <w:rPr>
-          <w:lang w:val="hi_IN" w:bidi="hi_IN"/>
-        </w:rPr>
-        <w:t>रूपक</w:t>
+        <w:t>देखें: रूपक</w:t>
       </w:r>
       <w:r>
         <w:rPr>
@@ -13426,13 +13228,7 @@
         <w:rPr>
           <w:lang w:val="hi_IN" w:bidi="hi_IN"/>
         </w:rPr>
-        <w:t xml:space="preserve">देखें: </w:t>
-      </w:r>
-      <w:r>
-        <w:rPr>
-          <w:lang w:val="hi_IN" w:bidi="hi_IN"/>
-        </w:rPr>
-        <w:t>युग्म</w:t>
+        <w:t>देखें: युग्म</w:t>
       </w:r>
       <w:r>
         <w:rPr>
@@ -13550,13 +13346,7 @@
         <w:rPr>
           <w:lang w:val="hi_IN" w:bidi="hi_IN"/>
         </w:rPr>
-        <w:t xml:space="preserve">देखें: </w:t>
-      </w:r>
-      <w:r>
-        <w:rPr>
-          <w:lang w:val="hi_IN" w:bidi="hi_IN"/>
-        </w:rPr>
-        <w:t>मुहावरा</w:t>
+        <w:t>देखें: मुहावरा</w:t>
       </w:r>
       <w:r>
         <w:rPr>
@@ -13660,13 +13450,7 @@
         <w:rPr>
           <w:lang w:val="hi_IN" w:bidi="hi_IN"/>
         </w:rPr>
-        <w:t xml:space="preserve">देखें: </w:t>
-      </w:r>
-      <w:r>
-        <w:rPr>
-          <w:lang w:val="hi_IN" w:bidi="hi_IN"/>
-        </w:rPr>
-        <w:t>रूपक</w:t>
+        <w:t>देखें: रूपक</w:t>
       </w:r>
       <w:r>
         <w:rPr>
@@ -13783,13 +13567,7 @@
         <w:rPr>
           <w:lang w:val="hi_IN" w:bidi="hi_IN"/>
         </w:rPr>
-        <w:t xml:space="preserve">देखें: </w:t>
-      </w:r>
-      <w:r>
-        <w:rPr>
-          <w:lang w:val="hi_IN" w:bidi="hi_IN"/>
-        </w:rPr>
-        <w:t>स्वामित्व</w:t>
+        <w:t>देखें: स्वामित्व</w:t>
       </w:r>
       <w:r>
         <w:rPr>
@@ -13893,13 +13671,7 @@
         <w:rPr>
           <w:lang w:val="hi_IN" w:bidi="hi_IN"/>
         </w:rPr>
-        <w:t xml:space="preserve">देखें: </w:t>
-      </w:r>
-      <w:r>
-        <w:rPr>
-          <w:lang w:val="hi_IN" w:bidi="hi_IN"/>
-        </w:rPr>
-        <w:t>रूपक</w:t>
+        <w:t>देखें: रूपक</w:t>
       </w:r>
       <w:r>
         <w:rPr>
@@ -14003,13 +13775,7 @@
         <w:rPr>
           <w:lang w:val="hi_IN" w:bidi="hi_IN"/>
         </w:rPr>
-        <w:t xml:space="preserve">देखें: </w:t>
-      </w:r>
-      <w:r>
-        <w:rPr>
-          <w:lang w:val="hi_IN" w:bidi="hi_IN"/>
-        </w:rPr>
-        <w:t>सूची</w:t>
+        <w:t>देखें: सूची</w:t>
       </w:r>
       <w:r>
         <w:rPr>
@@ -14241,13 +14007,7 @@
         <w:rPr>
           <w:lang w:val="hi_IN" w:bidi="hi_IN"/>
         </w:rPr>
-        <w:t xml:space="preserve">देखें: </w:t>
-      </w:r>
-      <w:r>
-        <w:rPr>
-          <w:lang w:val="hi_IN" w:bidi="hi_IN"/>
-        </w:rPr>
-        <w:t>उपमा</w:t>
+        <w:t>देखें: उपमा</w:t>
       </w:r>
       <w:r>
         <w:rPr>
@@ -14632,13 +14392,7 @@
         <w:rPr>
           <w:lang w:val="hi_IN" w:bidi="hi_IN"/>
         </w:rPr>
-        <w:t xml:space="preserve">देखें: </w:t>
-      </w:r>
-      <w:r>
-        <w:rPr>
-          <w:lang w:val="hi_IN" w:bidi="hi_IN"/>
-        </w:rPr>
-        <w:t>रूपक</w:t>
+        <w:t>देखें: रूपक</w:t>
       </w:r>
       <w:r>
         <w:rPr>
@@ -14743,13 +14497,7 @@
         <w:rPr>
           <w:lang w:val="hi_IN" w:bidi="hi_IN"/>
         </w:rPr>
-        <w:t xml:space="preserve">देखें: </w:t>
-      </w:r>
-      <w:r>
-        <w:rPr>
-          <w:lang w:val="hi_IN" w:bidi="hi_IN"/>
-        </w:rPr>
-        <w:t>स्वामित्व</w:t>
+        <w:t>देखें: स्वामित्व</w:t>
       </w:r>
       <w:r>
         <w:rPr>
@@ -15030,13 +14778,7 @@
         <w:rPr>
           <w:lang w:val="hi_IN" w:bidi="hi_IN"/>
         </w:rPr>
-        <w:t xml:space="preserve">देखें: </w:t>
-      </w:r>
-      <w:r>
-        <w:rPr>
-          <w:lang w:val="hi_IN" w:bidi="hi_IN"/>
-        </w:rPr>
-        <w:t>हेंडियाडिस</w:t>
+        <w:t>देखें: हेंडियाडिस</w:t>
       </w:r>
       <w:r>
         <w:rPr>
@@ -15400,13 +15142,7 @@
         <w:rPr>
           <w:lang w:val="hi_IN" w:bidi="hi_IN"/>
         </w:rPr>
-        <w:t xml:space="preserve">देखें: </w:t>
-      </w:r>
-      <w:r>
-        <w:rPr>
-          <w:lang w:val="hi_IN" w:bidi="hi_IN"/>
-        </w:rPr>
-        <w:t>अतिशयोक्ति</w:t>
+        <w:t>देखें: अतिशयोक्ति</w:t>
       </w:r>
       <w:r>
         <w:rPr>
@@ -15562,13 +15298,7 @@
         <w:rPr>
           <w:lang w:val="hi_IN" w:bidi="hi_IN"/>
         </w:rPr>
-        <w:t xml:space="preserve">देखें: </w:t>
-      </w:r>
-      <w:r>
-        <w:rPr>
-          <w:lang w:val="hi_IN" w:bidi="hi_IN"/>
-        </w:rPr>
-        <w:t>प्रतिन्यास</w:t>
+        <w:t>देखें: प्रतिन्यास</w:t>
       </w:r>
       <w:r>
         <w:rPr>
@@ -15960,13 +15690,7 @@
         <w:rPr>
           <w:lang w:val="hi_IN" w:bidi="hi_IN"/>
         </w:rPr>
-        <w:t xml:space="preserve">देखें: </w:t>
-      </w:r>
-      <w:r>
-        <w:rPr>
-          <w:lang w:val="hi_IN" w:bidi="hi_IN"/>
-        </w:rPr>
-        <w:t>सर्वनाम — When to Use Them</w:t>
+        <w:t>देखें: सर्वनाम — When to Use Them</w:t>
       </w:r>
       <w:r>
         <w:rPr>
@@ -16071,13 +15795,7 @@
         <w:rPr>
           <w:lang w:val="hi_IN" w:bidi="hi_IN"/>
         </w:rPr>
-        <w:t xml:space="preserve">देखें: </w:t>
-      </w:r>
-      <w:r>
-        <w:rPr>
-          <w:lang w:val="hi_IN" w:bidi="hi_IN"/>
-        </w:rPr>
-        <w:t>व्यक्तित्व</w:t>
+        <w:t>देखें: व्यक्तित्व</w:t>
       </w:r>
       <w:r>
         <w:rPr>
@@ -16434,13 +16152,7 @@
         <w:rPr>
           <w:lang w:val="hi_IN" w:bidi="hi_IN"/>
         </w:rPr>
-        <w:t xml:space="preserve">देखें: </w:t>
-      </w:r>
-      <w:r>
-        <w:rPr>
-          <w:lang w:val="hi_IN" w:bidi="hi_IN"/>
-        </w:rPr>
-        <w:t>रूपक</w:t>
+        <w:t>देखें: रूपक</w:t>
       </w:r>
       <w:r>
         <w:rPr>
@@ -17404,13 +17116,7 @@
         <w:rPr>
           <w:lang w:val="hi_IN" w:bidi="hi_IN"/>
         </w:rPr>
-        <w:t xml:space="preserve">देखें: </w:t>
-      </w:r>
-      <w:r>
-        <w:rPr>
-          <w:lang w:val="hi_IN" w:bidi="hi_IN"/>
-        </w:rPr>
-        <w:t>अतिशयोक्ति</w:t>
+        <w:t>देखें: अतिशयोक्ति</w:t>
       </w:r>
       <w:r>
         <w:rPr>
@@ -18206,13 +17912,7 @@
         <w:rPr>
           <w:lang w:val="hi_IN" w:bidi="hi_IN"/>
         </w:rPr>
-        <w:t xml:space="preserve">देखें: </w:t>
-      </w:r>
-      <w:r>
-        <w:rPr>
-          <w:lang w:val="hi_IN" w:bidi="hi_IN"/>
-        </w:rPr>
-        <w:t>रूपक</w:t>
+        <w:t>देखें: रूपक</w:t>
       </w:r>
       <w:r>
         <w:rPr>
@@ -19189,13 +18889,7 @@
         <w:rPr>
           <w:lang w:val="hi_IN" w:bidi="hi_IN"/>
         </w:rPr>
-        <w:t xml:space="preserve">देखें: </w:t>
-      </w:r>
-      <w:r>
-        <w:rPr>
-          <w:lang w:val="hi_IN" w:bidi="hi_IN"/>
-        </w:rPr>
-        <w:t>मुहावरा</w:t>
+        <w:t>देखें: मुहावरा</w:t>
       </w:r>
       <w:r>
         <w:rPr>
@@ -19313,13 +19007,7 @@
         <w:rPr>
           <w:lang w:val="hi_IN" w:bidi="hi_IN"/>
         </w:rPr>
-        <w:t xml:space="preserve">देखें: </w:t>
-      </w:r>
-      <w:r>
-        <w:rPr>
-          <w:lang w:val="hi_IN" w:bidi="hi_IN"/>
-        </w:rPr>
-        <w:t>प्रतिन्यास</w:t>
+        <w:t>देखें: प्रतिन्यास</w:t>
       </w:r>
       <w:r>
         <w:rPr>
@@ -19424,13 +19112,7 @@
         <w:rPr>
           <w:lang w:val="hi_IN" w:bidi="hi_IN"/>
         </w:rPr>
-        <w:t xml:space="preserve">देखें: </w:t>
-      </w:r>
-      <w:r>
-        <w:rPr>
-          <w:lang w:val="hi_IN" w:bidi="hi_IN"/>
-        </w:rPr>
-        <w:t>समांतरता</w:t>
+        <w:t>देखें: समांतरता</w:t>
       </w:r>
       <w:r>
         <w:rPr>
@@ -19548,13 +19230,7 @@
         <w:rPr>
           <w:lang w:val="hi_IN" w:bidi="hi_IN"/>
         </w:rPr>
-        <w:t xml:space="preserve">देखें: </w:t>
-      </w:r>
-      <w:r>
-        <w:rPr>
-          <w:lang w:val="hi_IN" w:bidi="hi_IN"/>
-        </w:rPr>
-        <w:t>मुहावरा</w:t>
+        <w:t>देखें: मुहावरा</w:t>
       </w:r>
       <w:r>
         <w:rPr>
@@ -19992,13 +19668,7 @@
         <w:rPr>
           <w:lang w:val="hi_IN" w:bidi="hi_IN"/>
         </w:rPr>
-        <w:t xml:space="preserve">देखें: </w:t>
-      </w:r>
-      <w:r>
-        <w:rPr>
-          <w:lang w:val="hi_IN" w:bidi="hi_IN"/>
-        </w:rPr>
-        <w:t>विराम बिंदु</w:t>
+        <w:t>देखें: विराम बिंदु</w:t>
       </w:r>
       <w:r>
         <w:rPr>
@@ -20116,13 +19786,7 @@
         <w:rPr>
           <w:lang w:val="hi_IN" w:bidi="hi_IN"/>
         </w:rPr>
-        <w:t xml:space="preserve">देखें: </w:t>
-      </w:r>
-      <w:r>
-        <w:rPr>
-          <w:lang w:val="hi_IN" w:bidi="hi_IN"/>
-        </w:rPr>
-        <w:t>मुहावरा</w:t>
+        <w:t>देखें: मुहावरा</w:t>
       </w:r>
       <w:r>
         <w:rPr>
@@ -20475,13 +20139,7 @@
         <w:rPr>
           <w:lang w:val="hi_IN" w:bidi="hi_IN"/>
         </w:rPr>
-        <w:t xml:space="preserve">देखें: </w:t>
-      </w:r>
-      <w:r>
-        <w:rPr>
-          <w:lang w:val="hi_IN" w:bidi="hi_IN"/>
-        </w:rPr>
-        <w:t>व्यक्तित्व</w:t>
+        <w:t>देखें: व्यक्तित्व</w:t>
       </w:r>
       <w:r>
         <w:rPr>
@@ -20612,13 +20270,7 @@
         <w:rPr>
           <w:lang w:val="hi_IN" w:bidi="hi_IN"/>
         </w:rPr>
-        <w:t xml:space="preserve">देखें: </w:t>
-      </w:r>
-      <w:r>
-        <w:rPr>
-          <w:lang w:val="hi_IN" w:bidi="hi_IN"/>
-        </w:rPr>
-        <w:t>व्यक्तित्व</w:t>
+        <w:t>देखें: व्यक्तित्व</w:t>
       </w:r>
       <w:r>
         <w:rPr>
@@ -20710,13 +20362,7 @@
         <w:rPr>
           <w:lang w:val="hi_IN" w:bidi="hi_IN"/>
         </w:rPr>
-        <w:t xml:space="preserve">देखें: </w:t>
-      </w:r>
-      <w:r>
-        <w:rPr>
-          <w:lang w:val="hi_IN" w:bidi="hi_IN"/>
-        </w:rPr>
-        <w:t>स्वामित्व</w:t>
+        <w:t>देखें: स्वामित्व</w:t>
       </w:r>
       <w:r>
         <w:rPr>
@@ -20846,13 +20492,7 @@
         <w:rPr>
           <w:lang w:val="hi_IN" w:bidi="hi_IN"/>
         </w:rPr>
-        <w:t xml:space="preserve">देखें: </w:t>
-      </w:r>
-      <w:r>
-        <w:rPr>
-          <w:lang w:val="hi_IN" w:bidi="hi_IN"/>
-        </w:rPr>
-        <w:t>प्रतिन्यास</w:t>
+        <w:t>देखें: प्रतिन्यास</w:t>
       </w:r>
       <w:r>
         <w:rPr>
@@ -21329,13 +20969,7 @@
         <w:rPr>
           <w:lang w:val="hi_IN" w:bidi="hi_IN"/>
         </w:rPr>
-        <w:t xml:space="preserve">देखें: </w:t>
-      </w:r>
-      <w:r>
-        <w:rPr>
-          <w:lang w:val="hi_IN" w:bidi="hi_IN"/>
-        </w:rPr>
-        <w:t>प्रतिन्यास</w:t>
+        <w:t>देखें: प्रतिन्यास</w:t>
       </w:r>
       <w:r>
         <w:rPr>
@@ -21575,13 +21209,7 @@
         <w:rPr>
           <w:lang w:val="hi_IN" w:bidi="hi_IN"/>
         </w:rPr>
-        <w:t xml:space="preserve">देखें: </w:t>
-      </w:r>
-      <w:r>
-        <w:rPr>
-          <w:lang w:val="hi_IN" w:bidi="hi_IN"/>
-        </w:rPr>
-        <w:t>मुहावरा</w:t>
+        <w:t>देखें: मुहावरा</w:t>
       </w:r>
       <w:r>
         <w:rPr>
@@ -21685,13 +21313,7 @@
         <w:rPr>
           <w:lang w:val="hi_IN" w:bidi="hi_IN"/>
         </w:rPr>
-        <w:t xml:space="preserve">देखें: </w:t>
-      </w:r>
-      <w:r>
-        <w:rPr>
-          <w:lang w:val="hi_IN" w:bidi="hi_IN"/>
-        </w:rPr>
-        <w:t>समांतरता</w:t>
+        <w:t>देखें: समांतरता</w:t>
       </w:r>
       <w:r>
         <w:rPr>
@@ -21796,13 +21418,7 @@
         <w:rPr>
           <w:lang w:val="hi_IN" w:bidi="hi_IN"/>
         </w:rPr>
-        <w:t xml:space="preserve">देखें: </w:t>
-      </w:r>
-      <w:r>
-        <w:rPr>
-          <w:lang w:val="hi_IN" w:bidi="hi_IN"/>
-        </w:rPr>
-        <w:t>व्यक्तित्व</w:t>
+        <w:t>देखें: व्यक्तित्व</w:t>
       </w:r>
       <w:r>
         <w:rPr>
@@ -22042,13 +21658,7 @@
         <w:rPr>
           <w:lang w:val="hi_IN" w:bidi="hi_IN"/>
         </w:rPr>
-        <w:t xml:space="preserve">देखें: </w:t>
-      </w:r>
-      <w:r>
-        <w:rPr>
-          <w:lang w:val="hi_IN" w:bidi="hi_IN"/>
-        </w:rPr>
-        <w:t>अतिशयोक्ति</w:t>
+        <w:t>देखें: अतिशयोक्ति</w:t>
       </w:r>
       <w:r>
         <w:rPr>
@@ -22959,13 +22569,7 @@
         <w:rPr>
           <w:lang w:val="hi_IN" w:bidi="hi_IN"/>
         </w:rPr>
-        <w:t xml:space="preserve">देखें: </w:t>
-      </w:r>
-      <w:r>
-        <w:rPr>
-          <w:lang w:val="hi_IN" w:bidi="hi_IN"/>
-        </w:rPr>
-        <w:t>रूपक</w:t>
+        <w:t>देखें: रूपक</w:t>
       </w:r>
       <w:r>
         <w:rPr>
@@ -23070,13 +22674,7 @@
         <w:rPr>
           <w:lang w:val="hi_IN" w:bidi="hi_IN"/>
         </w:rPr>
-        <w:t xml:space="preserve">देखें: </w:t>
-      </w:r>
-      <w:r>
-        <w:rPr>
-          <w:lang w:val="hi_IN" w:bidi="hi_IN"/>
-        </w:rPr>
-        <w:t>स्वामित्व</w:t>
+        <w:t>देखें: स्वामित्व</w:t>
       </w:r>
       <w:r>
         <w:rPr>
@@ -23396,13 +22994,7 @@
         <w:rPr>
           <w:lang w:val="hi_IN" w:bidi="hi_IN"/>
         </w:rPr>
-        <w:t xml:space="preserve">देखें: </w:t>
-      </w:r>
-      <w:r>
-        <w:rPr>
-          <w:lang w:val="hi_IN" w:bidi="hi_IN"/>
-        </w:rPr>
-        <w:t>स्वामित्व</w:t>
+        <w:t>देखें: स्वामित्व</w:t>
       </w:r>
       <w:r>
         <w:rPr>
@@ -24205,13 +23797,7 @@
         <w:rPr>
           <w:lang w:val="hi_IN" w:bidi="hi_IN"/>
         </w:rPr>
-        <w:t xml:space="preserve">देखें: </w:t>
-      </w:r>
-      <w:r>
-        <w:rPr>
-          <w:lang w:val="hi_IN" w:bidi="hi_IN"/>
-        </w:rPr>
-        <w:t>Reflexive सर्वनाम</w:t>
+        <w:t>देखें: Reflexive सर्वनाम</w:t>
       </w:r>
       <w:r>
         <w:rPr>
@@ -25468,13 +25054,7 @@
         <w:rPr>
           <w:lang w:val="hi_IN" w:bidi="hi_IN"/>
         </w:rPr>
-        <w:t xml:space="preserve">देखें: </w:t>
-      </w:r>
-      <w:r>
-        <w:rPr>
-          <w:lang w:val="hi_IN" w:bidi="hi_IN"/>
-        </w:rPr>
-        <w:t>समांतरता</w:t>
+        <w:t>देखें: समांतरता</w:t>
       </w:r>
       <w:r>
         <w:rPr>
@@ -25578,13 +25158,7 @@
         <w:rPr>
           <w:lang w:val="hi_IN" w:bidi="hi_IN"/>
         </w:rPr>
-        <w:t xml:space="preserve">देखें: </w:t>
-      </w:r>
-      <w:r>
-        <w:rPr>
-          <w:lang w:val="hi_IN" w:bidi="hi_IN"/>
-        </w:rPr>
-        <w:t>अतिशयोक्ति</w:t>
+        <w:t>देखें: अतिशयोक्ति</w:t>
       </w:r>
       <w:r>
         <w:rPr>
@@ -26035,13 +25609,7 @@
         <w:rPr>
           <w:lang w:val="hi_IN" w:bidi="hi_IN"/>
         </w:rPr>
-        <w:t xml:space="preserve">देखें: </w:t>
-      </w:r>
-      <w:r>
-        <w:rPr>
-          <w:lang w:val="hi_IN" w:bidi="hi_IN"/>
-        </w:rPr>
-        <w:t>मुहावरा</w:t>
+        <w:t>देखें: मुहावरा</w:t>
       </w:r>
       <w:r>
         <w:rPr>
@@ -26368,13 +25936,7 @@
         <w:rPr>
           <w:lang w:val="hi_IN" w:bidi="hi_IN"/>
         </w:rPr>
-        <w:t xml:space="preserve">देखें: </w:t>
-      </w:r>
-      <w:r>
-        <w:rPr>
-          <w:lang w:val="hi_IN" w:bidi="hi_IN"/>
-        </w:rPr>
-        <w:t>अतिशयोक्ति</w:t>
+        <w:t>देखें: अतिशयोक्ति</w:t>
       </w:r>
       <w:r>
         <w:rPr>
@@ -27038,13 +26600,7 @@
         <w:rPr>
           <w:lang w:val="hi_IN" w:bidi="hi_IN"/>
         </w:rPr>
-        <w:t xml:space="preserve">देखें: </w:t>
-      </w:r>
-      <w:r>
-        <w:rPr>
-          <w:lang w:val="hi_IN" w:bidi="hi_IN"/>
-        </w:rPr>
-        <w:t>हेंडियाडिस</w:t>
+        <w:t>देखें: हेंडियाडिस</w:t>
       </w:r>
       <w:r>
         <w:rPr>
@@ -27768,13 +27324,7 @@
         <w:rPr>
           <w:lang w:val="hi_IN" w:bidi="hi_IN"/>
         </w:rPr>
-        <w:t xml:space="preserve">देखें: </w:t>
-      </w:r>
-      <w:r>
-        <w:rPr>
-          <w:lang w:val="hi_IN" w:bidi="hi_IN"/>
-        </w:rPr>
-        <w:t>हेंडियाडिस</w:t>
+        <w:t>देखें: हेंडियाडिस</w:t>
       </w:r>
       <w:r>
         <w:rPr>
@@ -28399,13 +27949,7 @@
         <w:rPr>
           <w:lang w:val="hi_IN" w:bidi="hi_IN"/>
         </w:rPr>
-        <w:t xml:space="preserve">देखें: </w:t>
-      </w:r>
-      <w:r>
-        <w:rPr>
-          <w:lang w:val="hi_IN" w:bidi="hi_IN"/>
-        </w:rPr>
-        <w:t>अतिशयोक्ति</w:t>
+        <w:t>देखें: अतिशयोक्ति</w:t>
       </w:r>
       <w:r>
         <w:rPr>
@@ -28608,13 +28152,7 @@
         <w:rPr>
           <w:lang w:val="hi_IN" w:bidi="hi_IN"/>
         </w:rPr>
-        <w:t xml:space="preserve">देखें: </w:t>
-      </w:r>
-      <w:r>
-        <w:rPr>
-          <w:lang w:val="hi_IN" w:bidi="hi_IN"/>
-        </w:rPr>
-        <w:t>मुहावरा</w:t>
+        <w:t>देखें: मुहावरा</w:t>
       </w:r>
       <w:r>
         <w:rPr>
@@ -28719,13 +28257,7 @@
         <w:rPr>
           <w:lang w:val="hi_IN" w:bidi="hi_IN"/>
         </w:rPr>
-        <w:t xml:space="preserve">देखें: </w:t>
-      </w:r>
-      <w:r>
-        <w:rPr>
-          <w:lang w:val="hi_IN" w:bidi="hi_IN"/>
-        </w:rPr>
-        <w:t>Reflexive सर्वनाम</w:t>
+        <w:t>देखें: Reflexive सर्वनाम</w:t>
       </w:r>
       <w:r>
         <w:rPr>
@@ -29163,13 +28695,7 @@
         <w:rPr>
           <w:lang w:val="hi_IN" w:bidi="hi_IN"/>
         </w:rPr>
-        <w:t xml:space="preserve">देखें: </w:t>
-      </w:r>
-      <w:r>
-        <w:rPr>
-          <w:lang w:val="hi_IN" w:bidi="hi_IN"/>
-        </w:rPr>
-        <w:t>रूपक</w:t>
+        <w:t>देखें: रूपक</w:t>
       </w:r>
       <w:r>
         <w:rPr>
@@ -29548,13 +29074,7 @@
         <w:rPr>
           <w:lang w:val="hi_IN" w:bidi="hi_IN"/>
         </w:rPr>
-        <w:t xml:space="preserve">देखें: </w:t>
-      </w:r>
-      <w:r>
-        <w:rPr>
-          <w:lang w:val="hi_IN" w:bidi="hi_IN"/>
-        </w:rPr>
-        <w:t>युग्म</w:t>
+        <w:t>देखें: युग्म</w:t>
       </w:r>
       <w:r>
         <w:rPr>
@@ -29685,13 +29205,7 @@
         <w:rPr>
           <w:lang w:val="hi_IN" w:bidi="hi_IN"/>
         </w:rPr>
-        <w:t xml:space="preserve">देखें: </w:t>
-      </w:r>
-      <w:r>
-        <w:rPr>
-          <w:lang w:val="hi_IN" w:bidi="hi_IN"/>
-        </w:rPr>
-        <w:t>मुहावरा</w:t>
+        <w:t>देखें: मुहावरा</w:t>
       </w:r>
       <w:r>
         <w:rPr>
@@ -30154,13 +29668,7 @@
         <w:rPr>
           <w:lang w:val="hi_IN" w:bidi="hi_IN"/>
         </w:rPr>
-        <w:t xml:space="preserve">देखें: </w:t>
-      </w:r>
-      <w:r>
-        <w:rPr>
-          <w:lang w:val="hi_IN" w:bidi="hi_IN"/>
-        </w:rPr>
-        <w:t>मुहावरा</w:t>
+        <w:t>देखें: मुहावरा</w:t>
       </w:r>
       <w:r>
         <w:rPr>
@@ -30265,13 +29773,7 @@
         <w:rPr>
           <w:lang w:val="hi_IN" w:bidi="hi_IN"/>
         </w:rPr>
-        <w:t xml:space="preserve">देखें: </w:t>
-      </w:r>
-      <w:r>
-        <w:rPr>
-          <w:lang w:val="hi_IN" w:bidi="hi_IN"/>
-        </w:rPr>
-        <w:t>संकेतन</w:t>
+        <w:t>देखें: संकेतन</w:t>
       </w:r>
       <w:r>
         <w:rPr>
@@ -30760,13 +30262,7 @@
         <w:rPr>
           <w:lang w:val="hi_IN" w:bidi="hi_IN"/>
         </w:rPr>
-        <w:t xml:space="preserve">देखें: </w:t>
-      </w:r>
-      <w:r>
-        <w:rPr>
-          <w:lang w:val="hi_IN" w:bidi="hi_IN"/>
-        </w:rPr>
-        <w:t>रूपक</w:t>
+        <w:t>देखें: रूपक</w:t>
       </w:r>
       <w:r>
         <w:rPr>
@@ -30883,13 +30379,7 @@
         <w:rPr>
           <w:lang w:val="hi_IN" w:bidi="hi_IN"/>
         </w:rPr>
-        <w:t xml:space="preserve">देखें: </w:t>
-      </w:r>
-      <w:r>
-        <w:rPr>
-          <w:lang w:val="hi_IN" w:bidi="hi_IN"/>
-        </w:rPr>
-        <w:t>हेंडियाडिस</w:t>
+        <w:t>देखें: हेंडियाडिस</w:t>
       </w:r>
       <w:r>
         <w:rPr>
@@ -31020,13 +30510,7 @@
         <w:rPr>
           <w:lang w:val="hi_IN" w:bidi="hi_IN"/>
         </w:rPr>
-        <w:t xml:space="preserve">देखें: </w:t>
-      </w:r>
-      <w:r>
-        <w:rPr>
-          <w:lang w:val="hi_IN" w:bidi="hi_IN"/>
-        </w:rPr>
-        <w:t>Reflexive सर्वनाम</w:t>
+        <w:t>देखें: Reflexive सर्वनाम</w:t>
       </w:r>
       <w:r>
         <w:rPr>
@@ -31592,13 +31076,7 @@
         <w:rPr>
           <w:lang w:val="hi_IN" w:bidi="hi_IN"/>
         </w:rPr>
-        <w:t xml:space="preserve">देखें: </w:t>
-      </w:r>
-      <w:r>
-        <w:rPr>
-          <w:lang w:val="hi_IN" w:bidi="hi_IN"/>
-        </w:rPr>
-        <w:t>युग्म</w:t>
+        <w:t>देखें: युग्म</w:t>
       </w:r>
       <w:r>
         <w:rPr>
@@ -31716,13 +31194,7 @@
         <w:rPr>
           <w:lang w:val="hi_IN" w:bidi="hi_IN"/>
         </w:rPr>
-        <w:t xml:space="preserve">देखें: </w:t>
-      </w:r>
-      <w:r>
-        <w:rPr>
-          <w:lang w:val="hi_IN" w:bidi="hi_IN"/>
-        </w:rPr>
-        <w:t>रूपक</w:t>
+        <w:t>देखें: रूपक</w:t>
       </w:r>
       <w:r>
         <w:rPr>
@@ -32113,13 +31585,7 @@
         <w:rPr>
           <w:lang w:val="hi_IN" w:bidi="hi_IN"/>
         </w:rPr>
-        <w:t xml:space="preserve">देखें: </w:t>
-      </w:r>
-      <w:r>
-        <w:rPr>
-          <w:lang w:val="hi_IN" w:bidi="hi_IN"/>
-        </w:rPr>
-        <w:t>रूपक</w:t>
+        <w:t>देखें: रूपक</w:t>
       </w:r>
       <w:r>
         <w:rPr>
@@ -32471,13 +31937,7 @@
         <w:rPr>
           <w:lang w:val="hi_IN" w:bidi="hi_IN"/>
         </w:rPr>
-        <w:t xml:space="preserve">देखें: </w:t>
-      </w:r>
-      <w:r>
-        <w:rPr>
-          <w:lang w:val="hi_IN" w:bidi="hi_IN"/>
-        </w:rPr>
-        <w:t>मुहावरा</w:t>
+        <w:t>देखें: मुहावरा</w:t>
       </w:r>
       <w:r>
         <w:rPr>
@@ -32608,13 +32068,7 @@
         <w:rPr>
           <w:lang w:val="hi_IN" w:bidi="hi_IN"/>
         </w:rPr>
-        <w:t xml:space="preserve">देखें: </w:t>
-      </w:r>
-      <w:r>
-        <w:rPr>
-          <w:lang w:val="hi_IN" w:bidi="hi_IN"/>
-        </w:rPr>
-        <w:t>युग्म</w:t>
+        <w:t>देखें: युग्म</w:t>
       </w:r>
       <w:r>
         <w:rPr>
@@ -32906,13 +32360,7 @@
         <w:rPr>
           <w:lang w:val="hi_IN" w:bidi="hi_IN"/>
         </w:rPr>
-        <w:t xml:space="preserve">देखें: </w:t>
-      </w:r>
-      <w:r>
-        <w:rPr>
-          <w:lang w:val="hi_IN" w:bidi="hi_IN"/>
-        </w:rPr>
-        <w:t>मुहावरा</w:t>
+        <w:t>देखें: मुहावरा</w:t>
       </w:r>
       <w:r>
         <w:rPr>
@@ -33375,13 +32823,7 @@
         <w:rPr>
           <w:lang w:val="hi_IN" w:bidi="hi_IN"/>
         </w:rPr>
-        <w:t xml:space="preserve">देखें: </w:t>
-      </w:r>
-      <w:r>
-        <w:rPr>
-          <w:lang w:val="hi_IN" w:bidi="hi_IN"/>
-        </w:rPr>
-        <w:t>युग्म</w:t>
+        <w:t>देखें: युग्म</w:t>
       </w:r>
       <w:r>
         <w:rPr>
@@ -33499,13 +32941,7 @@
         <w:rPr>
           <w:lang w:val="hi_IN" w:bidi="hi_IN"/>
         </w:rPr>
-        <w:t xml:space="preserve">देखें: </w:t>
-      </w:r>
-      <w:r>
-        <w:rPr>
-          <w:lang w:val="hi_IN" w:bidi="hi_IN"/>
-        </w:rPr>
-        <w:t>रूपक</w:t>
+        <w:t>देखें: रूपक</w:t>
       </w:r>
       <w:r>
         <w:rPr>
@@ -33635,13 +33071,7 @@
         <w:rPr>
           <w:lang w:val="hi_IN" w:bidi="hi_IN"/>
         </w:rPr>
-        <w:t xml:space="preserve">देखें: </w:t>
-      </w:r>
-      <w:r>
-        <w:rPr>
-          <w:lang w:val="hi_IN" w:bidi="hi_IN"/>
-        </w:rPr>
-        <w:t>रूपक</w:t>
+        <w:t>देखें: रूपक</w:t>
       </w:r>
       <w:r>
         <w:rPr>
@@ -33811,13 +33241,7 @@
         <w:rPr>
           <w:lang w:val="hi_IN" w:bidi="hi_IN"/>
         </w:rPr>
-        <w:t xml:space="preserve">देखें: </w:t>
-      </w:r>
-      <w:r>
-        <w:rPr>
-          <w:lang w:val="hi_IN" w:bidi="hi_IN"/>
-        </w:rPr>
-        <w:t>हेंडियाडिस</w:t>
+        <w:t>देखें: हेंडियाडिस</w:t>
       </w:r>
       <w:r>
         <w:rPr>
@@ -34379,13 +33803,7 @@
         <w:rPr>
           <w:lang w:val="hi_IN" w:bidi="hi_IN"/>
         </w:rPr>
-        <w:t xml:space="preserve">देखें: </w:t>
-      </w:r>
-      <w:r>
-        <w:rPr>
-          <w:lang w:val="hi_IN" w:bidi="hi_IN"/>
-        </w:rPr>
-        <w:t>रूपक</w:t>
+        <w:t>देखें: रूपक</w:t>
       </w:r>
       <w:r>
         <w:rPr>
@@ -35361,13 +34779,7 @@
         <w:rPr>
           <w:lang w:val="hi_IN" w:bidi="hi_IN"/>
         </w:rPr>
-        <w:t xml:space="preserve">देखें: </w:t>
-      </w:r>
-      <w:r>
-        <w:rPr>
-          <w:lang w:val="hi_IN" w:bidi="hi_IN"/>
-        </w:rPr>
-        <w:t>शिष्टता</w:t>
+        <w:t>देखें: शिष्टता</w:t>
       </w:r>
       <w:r>
         <w:rPr>
@@ -35472,13 +34884,7 @@
         <w:rPr>
           <w:lang w:val="hi_IN" w:bidi="hi_IN"/>
         </w:rPr>
-        <w:t xml:space="preserve">देखें: </w:t>
-      </w:r>
-      <w:r>
-        <w:rPr>
-          <w:lang w:val="hi_IN" w:bidi="hi_IN"/>
-        </w:rPr>
-        <w:t>स्वामित्व</w:t>
+        <w:t>देखें: स्वामित्व</w:t>
       </w:r>
       <w:r>
         <w:rPr>
@@ -35583,13 +34989,7 @@
         <w:rPr>
           <w:lang w:val="hi_IN" w:bidi="hi_IN"/>
         </w:rPr>
-        <w:t xml:space="preserve">देखें: </w:t>
-      </w:r>
-      <w:r>
-        <w:rPr>
-          <w:lang w:val="hi_IN" w:bidi="hi_IN"/>
-        </w:rPr>
-        <w:t>रूपक</w:t>
+        <w:t>देखें: रूपक</w:t>
       </w:r>
       <w:r>
         <w:rPr>
@@ -35909,13 +35309,7 @@
         <w:rPr>
           <w:lang w:val="hi_IN" w:bidi="hi_IN"/>
         </w:rPr>
-        <w:t xml:space="preserve">देखें: </w:t>
-      </w:r>
-      <w:r>
-        <w:rPr>
-          <w:lang w:val="hi_IN" w:bidi="hi_IN"/>
-        </w:rPr>
-        <w:t>हेंडियाडिस</w:t>
+        <w:t>देखें: हेंडियाडिस</w:t>
       </w:r>
       <w:r>
         <w:rPr>
@@ -36262,13 +35656,7 @@
         <w:rPr>
           <w:lang w:val="hi_IN" w:bidi="hi_IN"/>
         </w:rPr>
-        <w:t xml:space="preserve">देखें: </w:t>
-      </w:r>
-      <w:r>
-        <w:rPr>
-          <w:lang w:val="hi_IN" w:bidi="hi_IN"/>
-        </w:rPr>
-        <w:t>स्वामित्व</w:t>
+        <w:t>देखें: स्वामित्व</w:t>
       </w:r>
       <w:r>
         <w:rPr>
@@ -36732,13 +36120,7 @@
         <w:rPr>
           <w:lang w:val="hi_IN" w:bidi="hi_IN"/>
         </w:rPr>
-        <w:t xml:space="preserve">देखें: </w:t>
-      </w:r>
-      <w:r>
-        <w:rPr>
-          <w:lang w:val="hi_IN" w:bidi="hi_IN"/>
-        </w:rPr>
-        <w:t>रूपक</w:t>
+        <w:t>देखें: रूपक</w:t>
       </w:r>
       <w:r>
         <w:rPr>
@@ -36882,13 +36264,7 @@
         <w:rPr>
           <w:lang w:val="hi_IN" w:bidi="hi_IN"/>
         </w:rPr>
-        <w:t xml:space="preserve">देखें: </w:t>
-      </w:r>
-      <w:r>
-        <w:rPr>
-          <w:lang w:val="hi_IN" w:bidi="hi_IN"/>
-        </w:rPr>
-        <w:t>हेंडियाडिस</w:t>
+        <w:t>देखें: हेंडियाडिस</w:t>
       </w:r>
       <w:r>
         <w:rPr>
@@ -37241,13 +36617,7 @@
         <w:rPr>
           <w:lang w:val="hi_IN" w:bidi="hi_IN"/>
         </w:rPr>
-        <w:t xml:space="preserve">देखें: </w:t>
-      </w:r>
-      <w:r>
-        <w:rPr>
-          <w:lang w:val="hi_IN" w:bidi="hi_IN"/>
-        </w:rPr>
-        <w:t>रूपक</w:t>
+        <w:t>देखें: रूपक</w:t>
       </w:r>
       <w:r>
         <w:rPr>
@@ -37695,13 +37065,7 @@
         <w:rPr>
           <w:lang w:val="hi_IN" w:bidi="hi_IN"/>
         </w:rPr>
-        <w:t xml:space="preserve">देखें: </w:t>
-      </w:r>
-      <w:r>
-        <w:rPr>
-          <w:lang w:val="hi_IN" w:bidi="hi_IN"/>
-        </w:rPr>
-        <w:t>युग्म</w:t>
+        <w:t>देखें: युग्म</w:t>
       </w:r>
       <w:r>
         <w:rPr>
@@ -37793,13 +37157,7 @@
         <w:rPr>
           <w:lang w:val="hi_IN" w:bidi="hi_IN"/>
         </w:rPr>
-        <w:t xml:space="preserve">देखें: </w:t>
-      </w:r>
-      <w:r>
-        <w:rPr>
-          <w:lang w:val="hi_IN" w:bidi="hi_IN"/>
-        </w:rPr>
-        <w:t>अल्पोक्ति</w:t>
+        <w:t>देखें: अल्पोक्ति</w:t>
       </w:r>
       <w:r>
         <w:rPr>
@@ -39456,13 +38814,7 @@
         <w:rPr>
           <w:lang w:val="hi_IN" w:bidi="hi_IN"/>
         </w:rPr>
-        <w:t xml:space="preserve">देखें: </w:t>
-      </w:r>
-      <w:r>
-        <w:rPr>
-          <w:lang w:val="hi_IN" w:bidi="hi_IN"/>
-        </w:rPr>
-        <w:t>अतिशयोक्ति</w:t>
+        <w:t>देखें: अतिशयोक्ति</w:t>
       </w:r>
       <w:r>
         <w:rPr>
@@ -39567,13 +38919,7 @@
         <w:rPr>
           <w:lang w:val="hi_IN" w:bidi="hi_IN"/>
         </w:rPr>
-        <w:t xml:space="preserve">देखें: </w:t>
-      </w:r>
-      <w:r>
-        <w:rPr>
-          <w:lang w:val="hi_IN" w:bidi="hi_IN"/>
-        </w:rPr>
-        <w:t>विराम बिंदु</w:t>
+        <w:t>देखें: विराम बिंदु</w:t>
       </w:r>
       <w:r>
         <w:rPr>
@@ -39756,13 +39102,7 @@
         <w:rPr>
           <w:lang w:val="hi_IN" w:bidi="hi_IN"/>
         </w:rPr>
-        <w:t xml:space="preserve">देखें: </w:t>
-      </w:r>
-      <w:r>
-        <w:rPr>
-          <w:lang w:val="hi_IN" w:bidi="hi_IN"/>
-        </w:rPr>
-        <w:t>Reflexive सर्वनाम</w:t>
+        <w:t>देखें: Reflexive सर्वनाम</w:t>
       </w:r>
       <w:r>
         <w:rPr>
@@ -40564,13 +39904,7 @@
         <w:rPr>
           <w:lang w:val="hi_IN" w:bidi="hi_IN"/>
         </w:rPr>
-        <w:t xml:space="preserve">देखें: </w:t>
-      </w:r>
-      <w:r>
-        <w:rPr>
-          <w:lang w:val="hi_IN" w:bidi="hi_IN"/>
-        </w:rPr>
-        <w:t>मुहावरा</w:t>
+        <w:t>देखें: मुहावरा</w:t>
       </w:r>
       <w:r>
         <w:rPr>
@@ -40946,13 +40280,7 @@
         <w:rPr>
           <w:lang w:val="hi_IN" w:bidi="hi_IN"/>
         </w:rPr>
-        <w:t xml:space="preserve">देखें: </w:t>
-      </w:r>
-      <w:r>
-        <w:rPr>
-          <w:lang w:val="hi_IN" w:bidi="hi_IN"/>
-        </w:rPr>
-        <w:t>रूपक</w:t>
+        <w:t>देखें: रूपक</w:t>
       </w:r>
       <w:r>
         <w:rPr>
@@ -41057,13 +40385,7 @@
         <w:rPr>
           <w:lang w:val="hi_IN" w:bidi="hi_IN"/>
         </w:rPr>
-        <w:t xml:space="preserve">देखें: </w:t>
-      </w:r>
-      <w:r>
-        <w:rPr>
-          <w:lang w:val="hi_IN" w:bidi="hi_IN"/>
-        </w:rPr>
-        <w:t>रूपक</w:t>
+        <w:t>देखें: रूपक</w:t>
       </w:r>
       <w:r>
         <w:rPr>
@@ -41427,13 +40749,7 @@
         <w:rPr>
           <w:lang w:val="hi_IN" w:bidi="hi_IN"/>
         </w:rPr>
-        <w:t xml:space="preserve">देखें: </w:t>
-      </w:r>
-      <w:r>
-        <w:rPr>
-          <w:lang w:val="hi_IN" w:bidi="hi_IN"/>
-        </w:rPr>
-        <w:t>अल्पोक्ति</w:t>
+        <w:t>देखें: अल्पोक्ति</w:t>
       </w:r>
       <w:r>
         <w:rPr>
@@ -41562,13 +40878,7 @@
         <w:rPr>
           <w:lang w:val="hi_IN" w:bidi="hi_IN"/>
         </w:rPr>
-        <w:t xml:space="preserve">देखें: </w:t>
-      </w:r>
-      <w:r>
-        <w:rPr>
-          <w:lang w:val="hi_IN" w:bidi="hi_IN"/>
-        </w:rPr>
-        <w:t>शिष्टता</w:t>
+        <w:t>देखें: शिष्टता</w:t>
       </w:r>
       <w:r>
         <w:rPr>
@@ -43425,13 +42735,7 @@
         <w:rPr>
           <w:lang w:val="hi_IN" w:bidi="hi_IN"/>
         </w:rPr>
-        <w:t xml:space="preserve">देखें: </w:t>
-      </w:r>
-      <w:r>
-        <w:rPr>
-          <w:lang w:val="hi_IN" w:bidi="hi_IN"/>
-        </w:rPr>
-        <w:t>स्वामित्व</w:t>
+        <w:t>देखें: स्वामित्व</w:t>
       </w:r>
       <w:r>
         <w:rPr>
@@ -44259,13 +43563,7 @@
         <w:rPr>
           <w:lang w:val="hi_IN" w:bidi="hi_IN"/>
         </w:rPr>
-        <w:t xml:space="preserve">देखें: </w:t>
-      </w:r>
-      <w:r>
-        <w:rPr>
-          <w:lang w:val="hi_IN" w:bidi="hi_IN"/>
-        </w:rPr>
-        <w:t>प्रतिन्यास</w:t>
+        <w:t>देखें: प्रतिन्यास</w:t>
       </w:r>
       <w:r>
         <w:rPr>
@@ -44942,13 +44240,7 @@
         <w:rPr>
           <w:lang w:val="hi_IN" w:bidi="hi_IN"/>
         </w:rPr>
-        <w:t xml:space="preserve">देखें: </w:t>
-      </w:r>
-      <w:r>
-        <w:rPr>
-          <w:lang w:val="hi_IN" w:bidi="hi_IN"/>
-        </w:rPr>
-        <w:t>मुहावरा</w:t>
+        <w:t>देखें: मुहावरा</w:t>
       </w:r>
       <w:r>
         <w:rPr>
@@ -45274,13 +44566,7 @@
         <w:rPr>
           <w:lang w:val="hi_IN" w:bidi="hi_IN"/>
         </w:rPr>
-        <w:t xml:space="preserve">देखें: </w:t>
-      </w:r>
-      <w:r>
-        <w:rPr>
-          <w:lang w:val="hi_IN" w:bidi="hi_IN"/>
-        </w:rPr>
-        <w:t>Reflexive सर्वनाम</w:t>
+        <w:t>देखें: Reflexive सर्वनाम</w:t>
       </w:r>
       <w:r>
         <w:rPr>
@@ -45587,13 +44873,7 @@
         <w:rPr>
           <w:lang w:val="hi_IN" w:bidi="hi_IN"/>
         </w:rPr>
-        <w:t xml:space="preserve">देखें: </w:t>
-      </w:r>
-      <w:r>
-        <w:rPr>
-          <w:lang w:val="hi_IN" w:bidi="hi_IN"/>
-        </w:rPr>
-        <w:t>स्वामित्व</w:t>
+        <w:t>देखें: स्वामित्व</w:t>
       </w:r>
       <w:r>
         <w:rPr>
@@ -46021,13 +45301,7 @@
         <w:rPr>
           <w:lang w:val="hi_IN" w:bidi="hi_IN"/>
         </w:rPr>
-        <w:t xml:space="preserve">देखें: </w:t>
-      </w:r>
-      <w:r>
-        <w:rPr>
-          <w:lang w:val="hi_IN" w:bidi="hi_IN"/>
-        </w:rPr>
-        <w:t>रूपक</w:t>
+        <w:t>देखें: रूपक</w:t>
       </w:r>
       <w:r>
         <w:rPr>
@@ -46886,13 +46160,7 @@
         <w:rPr>
           <w:lang w:val="hi_IN" w:bidi="hi_IN"/>
         </w:rPr>
-        <w:t xml:space="preserve">देखें: </w:t>
-      </w:r>
-      <w:r>
-        <w:rPr>
-          <w:lang w:val="hi_IN" w:bidi="hi_IN"/>
-        </w:rPr>
-        <w:t>सर्वनाम — When to Use Them</w:t>
+        <w:t>देखें: सर्वनाम — When to Use Them</w:t>
       </w:r>
       <w:r>
         <w:rPr>
@@ -47613,13 +46881,7 @@
         <w:rPr>
           <w:lang w:val="hi_IN" w:bidi="hi_IN"/>
         </w:rPr>
-        <w:t xml:space="preserve">देखें: </w:t>
-      </w:r>
-      <w:r>
-        <w:rPr>
-          <w:lang w:val="hi_IN" w:bidi="hi_IN"/>
-        </w:rPr>
-        <w:t>संकेतन</w:t>
+        <w:t>देखें: संकेतन</w:t>
       </w:r>
       <w:r>
         <w:rPr>
@@ -47971,13 +47233,7 @@
         <w:rPr>
           <w:lang w:val="hi_IN" w:bidi="hi_IN"/>
         </w:rPr>
-        <w:t xml:space="preserve">देखें: </w:t>
-      </w:r>
-      <w:r>
-        <w:rPr>
-          <w:lang w:val="hi_IN" w:bidi="hi_IN"/>
-        </w:rPr>
-        <w:t>मुहावरा</w:t>
+        <w:t>देखें: मुहावरा</w:t>
       </w:r>
       <w:r>
         <w:rPr>
@@ -48095,13 +47351,7 @@
         <w:rPr>
           <w:lang w:val="hi_IN" w:bidi="hi_IN"/>
         </w:rPr>
-        <w:t xml:space="preserve">देखें: </w:t>
-      </w:r>
-      <w:r>
-        <w:rPr>
-          <w:lang w:val="hi_IN" w:bidi="hi_IN"/>
-        </w:rPr>
-        <w:t>विराम बिंदु</w:t>
+        <w:t>देखें: विराम बिंदु</w:t>
       </w:r>
       <w:r>
         <w:rPr>
@@ -48355,13 +47605,7 @@
         <w:rPr>
           <w:lang w:val="hi_IN" w:bidi="hi_IN"/>
         </w:rPr>
-        <w:t xml:space="preserve">देखें: </w:t>
-      </w:r>
-      <w:r>
-        <w:rPr>
-          <w:lang w:val="hi_IN" w:bidi="hi_IN"/>
-        </w:rPr>
-        <w:t>Reflexive सर्वनाम</w:t>
+        <w:t>देखें: Reflexive सर्वनाम</w:t>
       </w:r>
       <w:r>
         <w:rPr>
@@ -48590,13 +47834,7 @@
         <w:rPr>
           <w:lang w:val="hi_IN" w:bidi="hi_IN"/>
         </w:rPr>
-        <w:t xml:space="preserve">देखें: </w:t>
-      </w:r>
-      <w:r>
-        <w:rPr>
-          <w:lang w:val="hi_IN" w:bidi="hi_IN"/>
-        </w:rPr>
-        <w:t>उपमा</w:t>
+        <w:t>देखें: उपमा</w:t>
       </w:r>
       <w:r>
         <w:rPr>
@@ -48700,13 +47938,7 @@
         <w:rPr>
           <w:lang w:val="hi_IN" w:bidi="hi_IN"/>
         </w:rPr>
-        <w:t xml:space="preserve">देखें: </w:t>
-      </w:r>
-      <w:r>
-        <w:rPr>
-          <w:lang w:val="hi_IN" w:bidi="hi_IN"/>
-        </w:rPr>
-        <w:t>उपमा</w:t>
+        <w:t>देखें: उपमा</w:t>
       </w:r>
       <w:r>
         <w:rPr>
@@ -49443,13 +48675,7 @@
         <w:rPr>
           <w:lang w:val="hi_IN" w:bidi="hi_IN"/>
         </w:rPr>
-        <w:t xml:space="preserve">देखें: </w:t>
-      </w:r>
-      <w:r>
-        <w:rPr>
-          <w:lang w:val="hi_IN" w:bidi="hi_IN"/>
-        </w:rPr>
-        <w:t>समांतरता</w:t>
+        <w:t>देखें: समांतरता</w:t>
       </w:r>
       <w:r>
         <w:rPr>
@@ -49652,13 +48878,7 @@
         <w:rPr>
           <w:lang w:val="hi_IN" w:bidi="hi_IN"/>
         </w:rPr>
-        <w:t xml:space="preserve">देखें: </w:t>
-      </w:r>
-      <w:r>
-        <w:rPr>
-          <w:lang w:val="hi_IN" w:bidi="hi_IN"/>
-        </w:rPr>
-        <w:t>उपमा</w:t>
+        <w:t>देखें: उपमा</w:t>
       </w:r>
       <w:r>
         <w:rPr>
@@ -49763,13 +48983,7 @@
         <w:rPr>
           <w:lang w:val="hi_IN" w:bidi="hi_IN"/>
         </w:rPr>
-        <w:t xml:space="preserve">देखें: </w:t>
-      </w:r>
-      <w:r>
-        <w:rPr>
-          <w:lang w:val="hi_IN" w:bidi="hi_IN"/>
-        </w:rPr>
-        <w:t>मुहावरा</w:t>
+        <w:t>देखें: मुहावरा</w:t>
       </w:r>
       <w:r>
         <w:rPr>
@@ -50133,13 +49347,7 @@
         <w:rPr>
           <w:lang w:val="hi_IN" w:bidi="hi_IN"/>
         </w:rPr>
-        <w:t xml:space="preserve">देखें: </w:t>
-      </w:r>
-      <w:r>
-        <w:rPr>
-          <w:lang w:val="hi_IN" w:bidi="hi_IN"/>
-        </w:rPr>
-        <w:t>रूपक</w:t>
+        <w:t>देखें: रूपक</w:t>
       </w:r>
       <w:r>
         <w:rPr>
@@ -50478,13 +49686,7 @@
         <w:rPr>
           <w:lang w:val="hi_IN" w:bidi="hi_IN"/>
         </w:rPr>
-        <w:t xml:space="preserve">देखें: </w:t>
-      </w:r>
-      <w:r>
-        <w:rPr>
-          <w:lang w:val="hi_IN" w:bidi="hi_IN"/>
-        </w:rPr>
-        <w:t>रूपक</w:t>
+        <w:t>देखें: रूपक</w:t>
       </w:r>
       <w:r>
         <w:rPr>
@@ -50666,13 +49868,7 @@
         <w:rPr>
           <w:lang w:val="hi_IN" w:bidi="hi_IN"/>
         </w:rPr>
-        <w:t xml:space="preserve">देखें: </w:t>
-      </w:r>
-      <w:r>
-        <w:rPr>
-          <w:lang w:val="hi_IN" w:bidi="hi_IN"/>
-        </w:rPr>
-        <w:t>रूपक</w:t>
+        <w:t>देखें: रूपक</w:t>
       </w:r>
       <w:r>
         <w:rPr>
@@ -51213,13 +50409,7 @@
         <w:rPr>
           <w:lang w:val="hi_IN" w:bidi="hi_IN"/>
         </w:rPr>
-        <w:t xml:space="preserve">देखें: </w:t>
-      </w:r>
-      <w:r>
-        <w:rPr>
-          <w:lang w:val="hi_IN" w:bidi="hi_IN"/>
-        </w:rPr>
-        <w:t>युग्म</w:t>
+        <w:t>देखें: युग्म</w:t>
       </w:r>
       <w:r>
         <w:rPr>
@@ -51350,13 +50540,7 @@
         <w:rPr>
           <w:lang w:val="hi_IN" w:bidi="hi_IN"/>
         </w:rPr>
-        <w:t xml:space="preserve">देखें: </w:t>
-      </w:r>
-      <w:r>
-        <w:rPr>
-          <w:lang w:val="hi_IN" w:bidi="hi_IN"/>
-        </w:rPr>
-        <w:t>रूपक</w:t>
+        <w:t>देखें: रूपक</w:t>
       </w:r>
       <w:r>
         <w:rPr>
@@ -51722,13 +50906,7 @@
         <w:rPr>
           <w:lang w:val="hi_IN" w:bidi="hi_IN"/>
         </w:rPr>
-        <w:t xml:space="preserve">देखें: </w:t>
-      </w:r>
-      <w:r>
-        <w:rPr>
-          <w:lang w:val="hi_IN" w:bidi="hi_IN"/>
-        </w:rPr>
-        <w:t>स्वामित्व</w:t>
+        <w:t>देखें: स्वामित्व</w:t>
       </w:r>
       <w:r>
         <w:rPr>
@@ -51858,13 +51036,7 @@
         <w:rPr>
           <w:lang w:val="hi_IN" w:bidi="hi_IN"/>
         </w:rPr>
-        <w:t xml:space="preserve">देखें: </w:t>
-      </w:r>
-      <w:r>
-        <w:rPr>
-          <w:lang w:val="hi_IN" w:bidi="hi_IN"/>
-        </w:rPr>
-        <w:t>रूपक</w:t>
+        <w:t>देखें: रूपक</w:t>
       </w:r>
       <w:r>
         <w:rPr>
@@ -52463,13 +51635,7 @@
         <w:rPr>
           <w:lang w:val="hi_IN" w:bidi="hi_IN"/>
         </w:rPr>
-        <w:t xml:space="preserve">देखें: </w:t>
-      </w:r>
-      <w:r>
-        <w:rPr>
-          <w:lang w:val="hi_IN" w:bidi="hi_IN"/>
-        </w:rPr>
-        <w:t>रूपक</w:t>
+        <w:t>देखें: रूपक</w:t>
       </w:r>
       <w:r>
         <w:rPr>
@@ -52796,13 +51962,7 @@
         <w:rPr>
           <w:lang w:val="hi_IN" w:bidi="hi_IN"/>
         </w:rPr>
-        <w:t xml:space="preserve">देखें: </w:t>
-      </w:r>
-      <w:r>
-        <w:rPr>
-          <w:lang w:val="hi_IN" w:bidi="hi_IN"/>
-        </w:rPr>
-        <w:t>रूपक</w:t>
+        <w:t>देखें: रूपक</w:t>
       </w:r>
       <w:r>
         <w:rPr>
@@ -53043,13 +52203,7 @@
         <w:rPr>
           <w:lang w:val="hi_IN" w:bidi="hi_IN"/>
         </w:rPr>
-        <w:t xml:space="preserve">देखें: </w:t>
-      </w:r>
-      <w:r>
-        <w:rPr>
-          <w:lang w:val="hi_IN" w:bidi="hi_IN"/>
-        </w:rPr>
-        <w:t>समांतरता</w:t>
+        <w:t>देखें: समांतरता</w:t>
       </w:r>
       <w:r>
         <w:rPr>
@@ -53204,13 +52358,7 @@
         <w:rPr>
           <w:lang w:val="hi_IN" w:bidi="hi_IN"/>
         </w:rPr>
-        <w:t xml:space="preserve">देखें: </w:t>
-      </w:r>
-      <w:r>
-        <w:rPr>
-          <w:lang w:val="hi_IN" w:bidi="hi_IN"/>
-        </w:rPr>
-        <w:t>रूपक</w:t>
+        <w:t>देखें: रूपक</w:t>
       </w:r>
       <w:r>
         <w:rPr>
@@ -53736,13 +52884,7 @@
         <w:rPr>
           <w:lang w:val="hi_IN" w:bidi="hi_IN"/>
         </w:rPr>
-        <w:t xml:space="preserve">देखें: </w:t>
-      </w:r>
-      <w:r>
-        <w:rPr>
-          <w:lang w:val="hi_IN" w:bidi="hi_IN"/>
-        </w:rPr>
-        <w:t>रूपक</w:t>
+        <w:t>देखें: रूपक</w:t>
       </w:r>
       <w:r>
         <w:rPr>
@@ -54032,13 +53174,7 @@
         <w:rPr>
           <w:lang w:val="hi_IN" w:bidi="hi_IN"/>
         </w:rPr>
-        <w:t xml:space="preserve">देखें: </w:t>
-      </w:r>
-      <w:r>
-        <w:rPr>
-          <w:lang w:val="hi_IN" w:bidi="hi_IN"/>
-        </w:rPr>
-        <w:t>रूपक</w:t>
+        <w:t>देखें: रूपक</w:t>
       </w:r>
       <w:r>
         <w:rPr>
@@ -55359,13 +54495,7 @@
         <w:rPr>
           <w:lang w:val="hi_IN" w:bidi="hi_IN"/>
         </w:rPr>
-        <w:t xml:space="preserve">देखें: </w:t>
-      </w:r>
-      <w:r>
-        <w:rPr>
-          <w:lang w:val="hi_IN" w:bidi="hi_IN"/>
-        </w:rPr>
-        <w:t>स्वामित्व</w:t>
+        <w:t>देखें: स्वामित्व</w:t>
       </w:r>
       <w:r>
         <w:rPr>
@@ -56127,13 +55257,7 @@
         <w:rPr>
           <w:lang w:val="hi_IN" w:bidi="hi_IN"/>
         </w:rPr>
-        <w:t xml:space="preserve">देखें: </w:t>
-      </w:r>
-      <w:r>
-        <w:rPr>
-          <w:lang w:val="hi_IN" w:bidi="hi_IN"/>
-        </w:rPr>
-        <w:t>रूपक</w:t>
+        <w:t>देखें: रूपक</w:t>
       </w:r>
       <w:r>
         <w:rPr>
@@ -56355,13 +55479,7 @@
         <w:rPr>
           <w:lang w:val="hi_IN" w:bidi="hi_IN"/>
         </w:rPr>
-        <w:t xml:space="preserve">देखें: </w:t>
-      </w:r>
-      <w:r>
-        <w:rPr>
-          <w:lang w:val="hi_IN" w:bidi="hi_IN"/>
-        </w:rPr>
-        <w:t>युग्म</w:t>
+        <w:t>देखें: युग्म</w:t>
       </w:r>
       <w:r>
         <w:rPr>
@@ -56466,13 +55584,7 @@
         <w:rPr>
           <w:lang w:val="hi_IN" w:bidi="hi_IN"/>
         </w:rPr>
-        <w:t xml:space="preserve">देखें: </w:t>
-      </w:r>
-      <w:r>
-        <w:rPr>
-          <w:lang w:val="hi_IN" w:bidi="hi_IN"/>
-        </w:rPr>
-        <w:t>मुहावरा</w:t>
+        <w:t>देखें: मुहावरा</w:t>
       </w:r>
       <w:r>
         <w:rPr>
@@ -56577,13 +55689,7 @@
         <w:rPr>
           <w:lang w:val="hi_IN" w:bidi="hi_IN"/>
         </w:rPr>
-        <w:t xml:space="preserve">देखें: </w:t>
-      </w:r>
-      <w:r>
-        <w:rPr>
-          <w:lang w:val="hi_IN" w:bidi="hi_IN"/>
-        </w:rPr>
-        <w:t>मुहावरा</w:t>
+        <w:t>देखें: मुहावरा</w:t>
       </w:r>
       <w:r>
         <w:rPr>
@@ -57215,13 +56321,7 @@
         <w:rPr>
           <w:lang w:val="hi_IN" w:bidi="hi_IN"/>
         </w:rPr>
-        <w:t xml:space="preserve">देखें: </w:t>
-      </w:r>
-      <w:r>
-        <w:rPr>
-          <w:lang w:val="hi_IN" w:bidi="hi_IN"/>
-        </w:rPr>
-        <w:t>रूपक</w:t>
+        <w:t>देखें: रूपक</w:t>
       </w:r>
       <w:r>
         <w:rPr>
@@ -57724,13 +56824,7 @@
         <w:rPr>
           <w:lang w:val="hi_IN" w:bidi="hi_IN"/>
         </w:rPr>
-        <w:t xml:space="preserve">देखें: </w:t>
-      </w:r>
-      <w:r>
-        <w:rPr>
-          <w:lang w:val="hi_IN" w:bidi="hi_IN"/>
-        </w:rPr>
-        <w:t>रूपक</w:t>
+        <w:t>देखें: रूपक</w:t>
       </w:r>
       <w:r>
         <w:rPr>
@@ -58401,13 +57495,7 @@
         <w:rPr>
           <w:lang w:val="hi_IN" w:bidi="hi_IN"/>
         </w:rPr>
-        <w:t xml:space="preserve">देखें: </w:t>
-      </w:r>
-      <w:r>
-        <w:rPr>
-          <w:lang w:val="hi_IN" w:bidi="hi_IN"/>
-        </w:rPr>
-        <w:t>मुहावरा</w:t>
+        <w:t>देखें: मुहावरा</w:t>
       </w:r>
       <w:r>
         <w:rPr>
@@ -58538,13 +57626,7 @@
         <w:rPr>
           <w:lang w:val="hi_IN" w:bidi="hi_IN"/>
         </w:rPr>
-        <w:t xml:space="preserve">देखें: </w:t>
-      </w:r>
-      <w:r>
-        <w:rPr>
-          <w:lang w:val="hi_IN" w:bidi="hi_IN"/>
-        </w:rPr>
-        <w:t>रूपक</w:t>
+        <w:t>देखें: रूपक</w:t>
       </w:r>
       <w:r>
         <w:rPr>
@@ -58786,13 +57868,7 @@
         <w:rPr>
           <w:lang w:val="hi_IN" w:bidi="hi_IN"/>
         </w:rPr>
-        <w:t xml:space="preserve">देखें: </w:t>
-      </w:r>
-      <w:r>
-        <w:rPr>
-          <w:lang w:val="hi_IN" w:bidi="hi_IN"/>
-        </w:rPr>
-        <w:t>अतिशयोक्ति</w:t>
+        <w:t>देखें: अतिशयोक्ति</w:t>
       </w:r>
       <w:r>
         <w:rPr>
@@ -58922,13 +57998,7 @@
         <w:rPr>
           <w:lang w:val="hi_IN" w:bidi="hi_IN"/>
         </w:rPr>
-        <w:t xml:space="preserve">देखें: </w:t>
-      </w:r>
-      <w:r>
-        <w:rPr>
-          <w:lang w:val="hi_IN" w:bidi="hi_IN"/>
-        </w:rPr>
-        <w:t>मेरिस्म</w:t>
+        <w:t>देखें: मेरिस्म</w:t>
       </w:r>
       <w:r>
         <w:rPr>
@@ -59157,13 +58227,7 @@
         <w:rPr>
           <w:lang w:val="hi_IN" w:bidi="hi_IN"/>
         </w:rPr>
-        <w:t xml:space="preserve">देखें: </w:t>
-      </w:r>
-      <w:r>
-        <w:rPr>
-          <w:lang w:val="hi_IN" w:bidi="hi_IN"/>
-        </w:rPr>
-        <w:t>अतिशयोक्ति</w:t>
+        <w:t>देखें: अतिशयोक्ति</w:t>
       </w:r>
       <w:r>
         <w:rPr>
@@ -59878,13 +58942,7 @@
         <w:rPr>
           <w:lang w:val="hi_IN" w:bidi="hi_IN"/>
         </w:rPr>
-        <w:t xml:space="preserve">देखें: </w:t>
-      </w:r>
-      <w:r>
-        <w:rPr>
-          <w:lang w:val="hi_IN" w:bidi="hi_IN"/>
-        </w:rPr>
-        <w:t>रूपक</w:t>
+        <w:t>देखें: रूपक</w:t>
       </w:r>
       <w:r>
         <w:rPr>
@@ -60027,13 +59085,7 @@
         <w:rPr>
           <w:lang w:val="hi_IN" w:bidi="hi_IN"/>
         </w:rPr>
-        <w:t xml:space="preserve">देखें: </w:t>
-      </w:r>
-      <w:r>
-        <w:rPr>
-          <w:lang w:val="hi_IN" w:bidi="hi_IN"/>
-        </w:rPr>
-        <w:t>रूपक</w:t>
+        <w:t>देखें: रूपक</w:t>
       </w:r>
       <w:r>
         <w:rPr>
@@ -60149,13 +59201,7 @@
         <w:rPr>
           <w:lang w:val="hi_IN" w:bidi="hi_IN"/>
         </w:rPr>
-        <w:t xml:space="preserve">देखें: </w:t>
-      </w:r>
-      <w:r>
-        <w:rPr>
-          <w:lang w:val="hi_IN" w:bidi="hi_IN"/>
-        </w:rPr>
-        <w:t>समांतरता</w:t>
+        <w:t>देखें: समांतरता</w:t>
       </w:r>
       <w:r>
         <w:rPr>
@@ -60247,13 +59293,7 @@
         <w:rPr>
           <w:lang w:val="hi_IN" w:bidi="hi_IN"/>
         </w:rPr>
-        <w:t xml:space="preserve">देखें: </w:t>
-      </w:r>
-      <w:r>
-        <w:rPr>
-          <w:lang w:val="hi_IN" w:bidi="hi_IN"/>
-        </w:rPr>
-        <w:t>अल्पोक्ति</w:t>
+        <w:t>देखें: अल्पोक्ति</w:t>
       </w:r>
       <w:r>
         <w:rPr>
@@ -60521,13 +59561,7 @@
         <w:rPr>
           <w:lang w:val="hi_IN" w:bidi="hi_IN"/>
         </w:rPr>
-        <w:t xml:space="preserve">देखें: </w:t>
-      </w:r>
-      <w:r>
-        <w:rPr>
-          <w:lang w:val="hi_IN" w:bidi="hi_IN"/>
-        </w:rPr>
-        <w:t>रूपक</w:t>
+        <w:t>देखें: रूपक</w:t>
       </w:r>
       <w:r>
         <w:rPr>
@@ -60645,13 +59679,7 @@
         <w:rPr>
           <w:lang w:val="hi_IN" w:bidi="hi_IN"/>
         </w:rPr>
-        <w:t xml:space="preserve">देखें: </w:t>
-      </w:r>
-      <w:r>
-        <w:rPr>
-          <w:lang w:val="hi_IN" w:bidi="hi_IN"/>
-        </w:rPr>
-        <w:t>रूपक</w:t>
+        <w:t>देखें: रूपक</w:t>
       </w:r>
       <w:r>
         <w:rPr>
@@ -61026,13 +60054,7 @@
         <w:rPr>
           <w:lang w:val="hi_IN" w:bidi="hi_IN"/>
         </w:rPr>
-        <w:t xml:space="preserve">देखें: </w:t>
-      </w:r>
-      <w:r>
-        <w:rPr>
-          <w:lang w:val="hi_IN" w:bidi="hi_IN"/>
-        </w:rPr>
-        <w:t>व्यक्तित्व</w:t>
+        <w:t>देखें: व्यक्तित्व</w:t>
       </w:r>
       <w:r>
         <w:rPr>
@@ -61458,13 +60480,7 @@
         <w:rPr>
           <w:lang w:val="hi_IN" w:bidi="hi_IN"/>
         </w:rPr>
-        <w:t xml:space="preserve">देखें: </w:t>
-      </w:r>
-      <w:r>
-        <w:rPr>
-          <w:lang w:val="hi_IN" w:bidi="hi_IN"/>
-        </w:rPr>
-        <w:t>स्वामित्व</w:t>
+        <w:t>देखें: स्वामित्व</w:t>
       </w:r>
       <w:r>
         <w:rPr>
@@ -61719,13 +60735,7 @@
         <w:rPr>
           <w:lang w:val="hi_IN" w:bidi="hi_IN"/>
         </w:rPr>
-        <w:t xml:space="preserve">देखें: </w:t>
-      </w:r>
-      <w:r>
-        <w:rPr>
-          <w:lang w:val="hi_IN" w:bidi="hi_IN"/>
-        </w:rPr>
-        <w:t>Reflexive सर्वनाम</w:t>
+        <w:t>देखें: Reflexive सर्वनाम</w:t>
       </w:r>
       <w:r>
         <w:rPr>
@@ -62065,13 +61075,7 @@
         <w:rPr>
           <w:lang w:val="hi_IN" w:bidi="hi_IN"/>
         </w:rPr>
-        <w:t xml:space="preserve">देखें: </w:t>
-      </w:r>
-      <w:r>
-        <w:rPr>
-          <w:lang w:val="hi_IN" w:bidi="hi_IN"/>
-        </w:rPr>
-        <w:t>मेरिस्म</w:t>
+        <w:t>देखें: मेरिस्म</w:t>
       </w:r>
       <w:r>
         <w:rPr>
@@ -62428,13 +61432,7 @@
         <w:rPr>
           <w:lang w:val="hi_IN" w:bidi="hi_IN"/>
         </w:rPr>
-        <w:t xml:space="preserve">देखें: </w:t>
-      </w:r>
-      <w:r>
-        <w:rPr>
-          <w:lang w:val="hi_IN" w:bidi="hi_IN"/>
-        </w:rPr>
-        <w:t>मुहावरा</w:t>
+        <w:t>देखें: मुहावरा</w:t>
       </w:r>
       <w:r>
         <w:rPr>
@@ -62799,13 +61797,7 @@
         <w:rPr>
           <w:lang w:val="hi_IN" w:bidi="hi_IN"/>
         </w:rPr>
-        <w:t xml:space="preserve">देखें: </w:t>
-      </w:r>
-      <w:r>
-        <w:rPr>
-          <w:lang w:val="hi_IN" w:bidi="hi_IN"/>
-        </w:rPr>
-        <w:t>सर्वनाम — When to Use Them</w:t>
+        <w:t>देखें: सर्वनाम — When to Use Them</w:t>
       </w:r>
       <w:r>
         <w:rPr>
@@ -62910,13 +61902,7 @@
         <w:rPr>
           <w:lang w:val="hi_IN" w:bidi="hi_IN"/>
         </w:rPr>
-        <w:t xml:space="preserve">देखें: </w:t>
-      </w:r>
-      <w:r>
-        <w:rPr>
-          <w:lang w:val="hi_IN" w:bidi="hi_IN"/>
-        </w:rPr>
-        <w:t>विराम बिंदु</w:t>
+        <w:t>देखें: विराम बिंदु</w:t>
       </w:r>
       <w:r>
         <w:rPr>
